--- a/9-交付管理/流程制度规范类文件/TXHS-09-01-运维交付管理制度.docx
+++ b/9-交付管理/流程制度规范类文件/TXHS-09-01-运维交付管理制度.docx
@@ -2109,8 +2109,6 @@
               <w:tab w:val="right" w:leader="dot" w:pos="8306"/>
             </w:tabs>
           </w:pPr>
-          <w:bookmarkStart w:id="25" w:name="_GoBack"/>
-          <w:bookmarkEnd w:id="25"/>
           <w:r>
             <w:rPr>
               <w:rFonts w:hint="eastAsia" w:ascii="宋体" w:hAnsi="宋体" w:eastAsia="宋体" w:cs="宋体"/>
@@ -3768,7 +3766,7 @@
           <w:rFonts w:hint="default"/>
           <w:lang w:val="en-US" w:eastAsia="zh-CN"/>
         </w:rPr>
-        <w:t>为规范公司软件运维服务的交付管理，明确交付内容、方式与质量标准，确保服务按既定协议有效交付，提升客户满意度与交付效率，并为ITSS符合性评估提供依据，特制定本制度。</w:t>
+        <w:t>为规范公司运维服务的交付管理，明确交付内容、方式与质量标准，确保服务按既定协议有效交付，提升客户满意度与交付效率，并为ITSS符合性评估提供依据，特制定本制度。</w:t>
       </w:r>
     </w:p>
     <w:p>
@@ -3804,7 +3802,23 @@
           <w:rFonts w:hint="default"/>
           <w:lang w:val="en-US" w:eastAsia="zh-CN"/>
         </w:rPr>
-        <w:t>本制度适用于公司向客户提供的所有软件运维服务（含基础软件、应用软件）的交付活动全过程管理。</w:t>
+        <w:t>本制度适用于公司向客户提供的所有运维服务（含基础软件、应用软件</w:t>
+      </w:r>
+      <w:r>
+        <w:rPr>
+          <w:rFonts w:hint="eastAsia"/>
+          <w:lang w:val="en-US" w:eastAsia="zh-CN"/>
+        </w:rPr>
+        <w:t>、硬件</w:t>
+      </w:r>
+      <w:bookmarkStart w:id="25" w:name="_GoBack"/>
+      <w:bookmarkEnd w:id="25"/>
+      <w:r>
+        <w:rPr>
+          <w:rFonts w:hint="default"/>
+          <w:lang w:val="en-US" w:eastAsia="zh-CN"/>
+        </w:rPr>
+        <w:t>）的交付活动全过程管理。</w:t>
       </w:r>
     </w:p>
     <w:p>
@@ -4435,7 +4449,7 @@
           <w:rFonts w:hint="default"/>
           <w:lang w:val="en-US" w:eastAsia="zh-CN"/>
         </w:rPr>
-        <w:t>本公司作为纯软件运维服务商，核心交付内容包括但不限于：</w:t>
+        <w:t>本公司作为运维服务商，核心交付内容包括但不限于：</w:t>
       </w:r>
     </w:p>
     <w:p>

--- a/9-交付管理/流程制度规范类文件/TXHS-09-01-运维交付管理制度.docx
+++ b/9-交付管理/流程制度规范类文件/TXHS-09-01-运维交付管理制度.docx
@@ -1,10 +1,11 @@
 
 <file path=word/document.xml><?xml version="1.0" encoding="utf-8"?>
-<w:document xmlns:wpc="http://schemas.microsoft.com/office/word/2010/wordprocessingCanvas" xmlns:mc="http://schemas.openxmlformats.org/markup-compatibility/2006" xmlns:o="urn:schemas-microsoft-com:office:office" xmlns:r="http://schemas.openxmlformats.org/officeDocument/2006/relationships" xmlns:m="http://schemas.openxmlformats.org/officeDocument/2006/math" xmlns:v="urn:schemas-microsoft-com:vml" xmlns:wp14="http://schemas.microsoft.com/office/word/2010/wordprocessingDrawing" xmlns:wp="http://schemas.openxmlformats.org/drawingml/2006/wordprocessingDrawing" xmlns:w="http://schemas.openxmlformats.org/wordprocessingml/2006/main" xmlns:w14="http://schemas.microsoft.com/office/word/2010/wordml" xmlns:w10="urn:schemas-microsoft-com:office:word" xmlns:w15="http://schemas.microsoft.com/office/word/2012/wordml" xmlns:wpg="http://schemas.microsoft.com/office/word/2010/wordprocessingGroup" xmlns:wpi="http://schemas.microsoft.com/office/word/2010/wordprocessingInk" xmlns:wne="http://schemas.microsoft.com/office/word/2006/wordml" xmlns:wps="http://schemas.microsoft.com/office/word/2010/wordprocessingShape" xmlns:wpsCustomData="http://www.wps.cn/officeDocument/2013/wpsCustomData" mc:Ignorable="w14 w15 wp14">
+<w:document xmlns:wpc="http://schemas.microsoft.com/office/word/2010/wordprocessingCanvas" xmlns:mc="http://schemas.openxmlformats.org/markup-compatibility/2006" xmlns:o="urn:schemas-microsoft-com:office:office" xmlns:r="http://schemas.openxmlformats.org/officeDocument/2006/relationships" xmlns:m="http://schemas.openxmlformats.org/officeDocument/2006/math" xmlns:v="urn:schemas-microsoft-com:vml" xmlns:wp14="http://schemas.microsoft.com/office/word/2010/wordprocessingDrawing" xmlns:wp="http://schemas.openxmlformats.org/drawingml/2006/wordprocessingDrawing" xmlns:w10="urn:schemas-microsoft-com:office:word" xmlns:w="http://schemas.openxmlformats.org/wordprocessingml/2006/main" xmlns:w14="http://schemas.microsoft.com/office/word/2010/wordml" xmlns:w15="http://schemas.microsoft.com/office/word/2012/wordml" xmlns:wne="http://schemas.microsoft.com/office/word/2006/wordml" xmlns:wpg="http://schemas.microsoft.com/office/word/2010/wordprocessingGroup" xmlns:wpi="http://schemas.microsoft.com/office/word/2010/wordprocessingInk" xmlns:wps="http://schemas.microsoft.com/office/word/2010/wordprocessingShape" mc:Ignorable="w14 w15 wp14">
+  <!-- Generated by Aspose.Words for .NET 13.3.0.1 -->
   <w:body>
     <w:p>
       <w:pPr>
-        <w:pStyle w:val="24"/>
+        <w:pStyle w:val="a"/>
         <w:keepNext w:val="0"/>
         <w:keepLines w:val="0"/>
         <w:pageBreakBefore w:val="0"/>
@@ -24,7 +25,7 @@
       <w:bookmarkStart w:id="0" w:name="_Toc4767"/>
       <w:r>
         <w:drawing>
-          <wp:anchor distT="0" distB="0" distL="114300" distR="114300" simplePos="0" relativeHeight="251661312" behindDoc="1" locked="0" layoutInCell="1" allowOverlap="1">
+          <wp:anchor distT="0" distB="0" distL="114300" distR="114300" simplePos="0" relativeHeight="251660288" behindDoc="1" locked="0" layoutInCell="1" allowOverlap="1">
             <wp:simplePos x="0" y="0"/>
             <wp:positionH relativeFrom="column">
               <wp:posOffset>-19050</wp:posOffset>
@@ -49,7 +50,7 @@
                     </pic:cNvPicPr>
                   </pic:nvPicPr>
                   <pic:blipFill>
-                    <a:blip r:embed="rId7"/>
+                    <a:blip xmlns:r="http://schemas.openxmlformats.org/officeDocument/2006/relationships" r:embed="rId4"/>
                     <a:stretch>
                       <a:fillRect/>
                     </a:stretch>
@@ -75,7 +76,7 @@
       </w:r>
       <w:r>
         <w:drawing>
-          <wp:anchor distT="0" distB="0" distL="114300" distR="114300" simplePos="0" relativeHeight="251660288" behindDoc="1" locked="0" layoutInCell="1" allowOverlap="1">
+          <wp:anchor distT="0" distB="0" distL="114300" distR="114300" simplePos="0" relativeHeight="251659264" behindDoc="1" locked="0" layoutInCell="1" allowOverlap="1">
             <wp:simplePos x="0" y="0"/>
             <wp:positionH relativeFrom="column">
               <wp:posOffset>0</wp:posOffset>
@@ -100,7 +101,7 @@
                     </pic:cNvPicPr>
                   </pic:nvPicPr>
                   <pic:blipFill>
-                    <a:blip r:embed="rId8"/>
+                    <a:blip xmlns:r="http://schemas.openxmlformats.org/officeDocument/2006/relationships" r:embed="rId5"/>
                     <a:stretch>
                       <a:fillRect/>
                     </a:stretch>
@@ -130,7 +131,7 @@
           <w:lang w:val="en-US" w:eastAsia="zh-CN"/>
         </w:rPr>
         <w:drawing>
-          <wp:anchor distT="0" distB="0" distL="114300" distR="114300" simplePos="0" relativeHeight="251659264" behindDoc="1" locked="0" layoutInCell="1" allowOverlap="1">
+          <wp:anchor distT="0" distB="0" distL="114300" distR="114300" simplePos="0" relativeHeight="251658240" behindDoc="1" locked="0" layoutInCell="1" allowOverlap="1">
             <wp:simplePos x="0" y="0"/>
             <wp:positionH relativeFrom="column">
               <wp:posOffset>635</wp:posOffset>
@@ -155,7 +156,7 @@
                     </pic:cNvPicPr>
                   </pic:nvPicPr>
                   <pic:blipFill>
-                    <a:blip r:embed="rId9">
+                    <a:blip xmlns:r="http://schemas.openxmlformats.org/officeDocument/2006/relationships" r:embed="rId6">
                       <a:alphaModFix amt="58000"/>
                       <a:lum contrast="-52000"/>
                     </a:blip>
@@ -189,7 +190,7 @@
     </w:p>
     <w:p>
       <w:pPr>
-        <w:pStyle w:val="25"/>
+        <w:pStyle w:val="a0"/>
         <w:keepNext w:val="0"/>
         <w:keepLines w:val="0"/>
         <w:pageBreakBefore w:val="0"/>
@@ -236,11 +237,11 @@
         <w:adjustRightInd w:val="0"/>
         <w:snapToGrid w:val="0"/>
         <w:spacing w:after="624" w:afterLines="200" w:line="219" w:lineRule="auto"/>
-        <w:ind w:left="0" w:leftChars="0" w:right="0" w:rightChars="0" w:firstLine="0" w:firstLineChars="0"/>
+        <w:ind w:left="0" w:right="0" w:firstLine="0" w:leftChars="0" w:rightChars="0" w:firstLineChars="0"/>
         <w:jc w:val="center"/>
         <w:textAlignment w:val="baseline"/>
         <w:rPr>
-          <w:rFonts w:hint="default" w:ascii="宋体" w:hAnsi="宋体" w:eastAsia="宋体" w:cs="宋体"/>
+          <w:rFonts w:ascii="宋体" w:eastAsia="宋体" w:hAnsi="宋体" w:cs="宋体" w:hint="default"/>
           <w:sz w:val="24"/>
           <w:szCs w:val="24"/>
           <w:lang w:val="en-US" w:eastAsia="zh-CN"/>
@@ -248,7 +249,7 @@
       </w:pPr>
       <w:r>
         <w:rPr>
-          <w:rFonts w:ascii="宋体" w:hAnsi="宋体" w:eastAsia="宋体" w:cs="宋体"/>
+          <w:rFonts w:ascii="宋体" w:eastAsia="宋体" w:hAnsi="宋体" w:cs="宋体"/>
           <w:b/>
           <w:bCs/>
           <w:spacing w:val="-3"/>
@@ -259,7 +260,7 @@
       </w:r>
       <w:r>
         <w:rPr>
-          <w:rFonts w:hint="eastAsia" w:ascii="宋体" w:hAnsi="宋体" w:eastAsia="宋体" w:cs="宋体"/>
+          <w:rFonts w:ascii="宋体" w:eastAsia="宋体" w:hAnsi="宋体" w:cs="宋体" w:hint="eastAsia"/>
           <w:b/>
           <w:bCs/>
           <w:spacing w:val="-3"/>
@@ -271,7 +272,7 @@
       </w:r>
       <w:r>
         <w:rPr>
-          <w:rFonts w:ascii="宋体" w:hAnsi="宋体" w:eastAsia="宋体" w:cs="宋体"/>
+          <w:rFonts w:ascii="宋体" w:eastAsia="宋体" w:hAnsi="宋体" w:cs="宋体"/>
           <w:b/>
           <w:bCs/>
           <w:spacing w:val="-3"/>
@@ -282,7 +283,7 @@
       </w:r>
       <w:r>
         <w:rPr>
-          <w:rFonts w:hint="eastAsia" w:ascii="宋体" w:hAnsi="宋体" w:cs="宋体"/>
+          <w:rFonts w:ascii="宋体" w:hAnsi="宋体" w:cs="宋体" w:hint="eastAsia"/>
           <w:b/>
           <w:bCs/>
           <w:spacing w:val="-3"/>
@@ -294,7 +295,7 @@
       </w:r>
       <w:r>
         <w:rPr>
-          <w:rFonts w:ascii="宋体" w:hAnsi="宋体" w:eastAsia="宋体" w:cs="宋体"/>
+          <w:rFonts w:ascii="宋体" w:eastAsia="宋体" w:hAnsi="宋体" w:cs="宋体"/>
           <w:b/>
           <w:bCs/>
           <w:spacing w:val="-3"/>
@@ -306,18 +307,17 @@
     </w:p>
     <w:tbl>
       <w:tblPr>
-        <w:tblStyle w:val="21"/>
+        <w:tblStyle w:val="TableGrid"/>
         <w:tblW w:w="0" w:type="auto"/>
         <w:jc w:val="center"/>
         <w:tblBorders>
-          <w:top w:val="none" w:color="auto" w:sz="0" w:space="0"/>
-          <w:left w:val="none" w:color="auto" w:sz="0" w:space="0"/>
-          <w:bottom w:val="none" w:color="auto" w:sz="0" w:space="0"/>
-          <w:right w:val="none" w:color="auto" w:sz="0" w:space="0"/>
-          <w:insideH w:val="none" w:color="auto" w:sz="0" w:space="0"/>
-          <w:insideV w:val="none" w:color="auto" w:sz="0" w:space="0"/>
+          <w:top w:val="nil"/>
+          <w:left w:val="nil"/>
+          <w:bottom w:val="nil"/>
+          <w:right w:val="nil"/>
+          <w:insideH w:val="nil"/>
+          <w:insideV w:val="nil"/>
         </w:tblBorders>
-        <w:tblLayout w:type="autofit"/>
         <w:tblCellMar>
           <w:top w:w="0" w:type="dxa"/>
           <w:left w:w="108" w:type="dxa"/>
@@ -331,13 +331,15 @@
       </w:tblGrid>
       <w:tr>
         <w:tblPrEx>
+          <w:tblW w:w="0" w:type="auto"/>
+          <w:jc w:val="center"/>
           <w:tblBorders>
-            <w:top w:val="none" w:color="auto" w:sz="0" w:space="0"/>
-            <w:left w:val="none" w:color="auto" w:sz="0" w:space="0"/>
-            <w:bottom w:val="none" w:color="auto" w:sz="0" w:space="0"/>
-            <w:right w:val="none" w:color="auto" w:sz="0" w:space="0"/>
-            <w:insideH w:val="none" w:color="auto" w:sz="0" w:space="0"/>
-            <w:insideV w:val="none" w:color="auto" w:sz="0" w:space="0"/>
+            <w:top w:val="nil"/>
+            <w:left w:val="nil"/>
+            <w:bottom w:val="nil"/>
+            <w:right w:val="nil"/>
+            <w:insideH w:val="nil"/>
+            <w:insideV w:val="nil"/>
           </w:tblBorders>
           <w:tblCellMar>
             <w:top w:w="0" w:type="dxa"/>
@@ -347,7 +349,7 @@
           </w:tblCellMar>
         </w:tblPrEx>
         <w:trPr>
-          <w:trHeight w:val="810" w:hRule="atLeast"/>
+          <w:trHeight w:val="810"/>
           <w:jc w:val="center"/>
         </w:trPr>
         <w:tc>
@@ -386,7 +388,7 @@
             </w:r>
             <w:r>
               <w:rPr>
-                <w:rFonts w:hint="default" w:asciiTheme="minorAscii" w:hAnsiTheme="minorAscii" w:eastAsiaTheme="minorEastAsia"/>
+                <w:rFonts w:asciiTheme="minorAscii" w:eastAsiaTheme="minorEastAsia" w:hAnsiTheme="minorAscii" w:hint="default"/>
                 <w:spacing w:val="227"/>
                 <w:sz w:val="21"/>
                 <w:vertAlign w:val="baseline"/>
@@ -441,7 +443,7 @@
             </w:r>
             <w:r>
               <w:rPr>
-                <w:rFonts w:hint="eastAsia" w:asciiTheme="minorAscii" w:hAnsiTheme="minorAscii" w:eastAsiaTheme="minorEastAsia"/>
+                <w:rFonts w:asciiTheme="minorAscii" w:eastAsiaTheme="minorEastAsia" w:hAnsiTheme="minorAscii" w:hint="eastAsia"/>
                 <w:spacing w:val="227"/>
                 <w:sz w:val="21"/>
                 <w:vertAlign w:val="baseline"/>
@@ -463,14 +465,8 @@
       </w:tr>
       <w:tr>
         <w:tblPrEx>
-          <w:tblBorders>
-            <w:top w:val="none" w:color="auto" w:sz="0" w:space="0"/>
-            <w:left w:val="none" w:color="auto" w:sz="0" w:space="0"/>
-            <w:bottom w:val="none" w:color="auto" w:sz="0" w:space="0"/>
-            <w:right w:val="none" w:color="auto" w:sz="0" w:space="0"/>
-            <w:insideH w:val="none" w:color="auto" w:sz="0" w:space="0"/>
-            <w:insideV w:val="none" w:color="auto" w:sz="0" w:space="0"/>
-          </w:tblBorders>
+          <w:tblW w:w="0" w:type="auto"/>
+          <w:jc w:val="center"/>
           <w:tblCellMar>
             <w:top w:w="0" w:type="dxa"/>
             <w:left w:w="108" w:type="dxa"/>
@@ -479,7 +475,7 @@
           </w:tblCellMar>
         </w:tblPrEx>
         <w:trPr>
-          <w:trHeight w:val="810" w:hRule="atLeast"/>
+          <w:trHeight w:val="810"/>
           <w:jc w:val="center"/>
         </w:trPr>
         <w:tc>
@@ -504,7 +500,7 @@
               <w:snapToGrid w:val="0"/>
               <w:textAlignment w:val="baseline"/>
               <w:rPr>
-                <w:rFonts w:hint="default" w:ascii="Arial" w:hAnsi="Arial" w:eastAsia="Arial" w:cs="Arial"/>
+                <w:rFonts w:ascii="Arial" w:eastAsia="Arial" w:hAnsi="Arial" w:cs="Arial" w:hint="default"/>
                 <w:snapToGrid w:val="0"/>
                 <w:color w:val="000000"/>
                 <w:kern w:val="0"/>
@@ -536,7 +532,7 @@
             </w:r>
             <w:r>
               <w:rPr>
-                <w:rFonts w:hint="default" w:asciiTheme="minorAscii" w:hAnsiTheme="minorAscii" w:eastAsiaTheme="minorEastAsia"/>
+                <w:rFonts w:asciiTheme="minorAscii" w:eastAsiaTheme="minorEastAsia" w:hAnsiTheme="minorAscii" w:hint="default"/>
                 <w:spacing w:val="227"/>
                 <w:sz w:val="21"/>
                 <w:vertAlign w:val="baseline"/>
@@ -590,7 +586,7 @@
               <w:snapToGrid w:val="0"/>
               <w:textAlignment w:val="baseline"/>
               <w:rPr>
-                <w:rFonts w:hint="default" w:ascii="Arial" w:hAnsi="Arial" w:eastAsia="Arial" w:cs="Arial"/>
+                <w:rFonts w:ascii="Arial" w:eastAsia="Arial" w:hAnsi="Arial" w:cs="Arial" w:hint="default"/>
                 <w:snapToGrid w:val="0"/>
                 <w:color w:val="000000"/>
                 <w:kern w:val="0"/>
@@ -610,7 +606,7 @@
             </w:r>
             <w:r>
               <w:rPr>
-                <w:rFonts w:hint="eastAsia" w:asciiTheme="minorAscii" w:hAnsiTheme="minorAscii" w:eastAsiaTheme="minorEastAsia"/>
+                <w:rFonts w:asciiTheme="minorAscii" w:eastAsiaTheme="minorEastAsia" w:hAnsiTheme="minorAscii" w:hint="eastAsia"/>
                 <w:spacing w:val="227"/>
                 <w:sz w:val="21"/>
                 <w:vertAlign w:val="baseline"/>
@@ -632,14 +628,8 @@
       </w:tr>
       <w:tr>
         <w:tblPrEx>
-          <w:tblBorders>
-            <w:top w:val="none" w:color="auto" w:sz="0" w:space="0"/>
-            <w:left w:val="none" w:color="auto" w:sz="0" w:space="0"/>
-            <w:bottom w:val="none" w:color="auto" w:sz="0" w:space="0"/>
-            <w:right w:val="none" w:color="auto" w:sz="0" w:space="0"/>
-            <w:insideH w:val="none" w:color="auto" w:sz="0" w:space="0"/>
-            <w:insideV w:val="none" w:color="auto" w:sz="0" w:space="0"/>
-          </w:tblBorders>
+          <w:tblW w:w="0" w:type="auto"/>
+          <w:jc w:val="center"/>
           <w:tblCellMar>
             <w:top w:w="0" w:type="dxa"/>
             <w:left w:w="108" w:type="dxa"/>
@@ -648,7 +638,7 @@
           </w:tblCellMar>
         </w:tblPrEx>
         <w:trPr>
-          <w:trHeight w:val="635" w:hRule="atLeast"/>
+          <w:trHeight w:val="635"/>
           <w:jc w:val="center"/>
         </w:trPr>
         <w:tc>
@@ -699,7 +689,7 @@
             </w:r>
             <w:r>
               <w:rPr>
-                <w:rFonts w:hint="eastAsia" w:asciiTheme="minorAscii" w:hAnsiTheme="minorAscii" w:eastAsiaTheme="minorEastAsia"/>
+                <w:rFonts w:asciiTheme="minorAscii" w:eastAsiaTheme="minorEastAsia" w:hAnsiTheme="minorAscii" w:hint="eastAsia"/>
                 <w:spacing w:val="227"/>
                 <w:sz w:val="21"/>
                 <w:vertAlign w:val="baseline"/>
@@ -753,7 +743,7 @@
             </w:r>
             <w:r>
               <w:rPr>
-                <w:rFonts w:hint="eastAsia" w:asciiTheme="minorAscii" w:hAnsiTheme="minorAscii" w:eastAsiaTheme="minorEastAsia"/>
+                <w:rFonts w:asciiTheme="minorAscii" w:eastAsiaTheme="minorEastAsia" w:hAnsiTheme="minorAscii" w:hint="eastAsia"/>
                 <w:spacing w:val="227"/>
                 <w:sz w:val="21"/>
                 <w:vertAlign w:val="baseline"/>
@@ -814,14 +804,14 @@
         <w:ind w:left="3634"/>
         <w:textAlignment w:val="baseline"/>
         <w:rPr>
-          <w:rFonts w:ascii="宋体" w:hAnsi="宋体" w:eastAsia="宋体" w:cs="宋体"/>
+          <w:rFonts w:ascii="宋体" w:eastAsia="宋体" w:hAnsi="宋体" w:cs="宋体"/>
           <w:sz w:val="31"/>
           <w:szCs w:val="31"/>
         </w:rPr>
       </w:pPr>
       <w:r>
         <w:rPr>
-          <w:rFonts w:ascii="宋体" w:hAnsi="宋体" w:eastAsia="宋体" w:cs="宋体"/>
+          <w:rFonts w:ascii="宋体" w:eastAsia="宋体" w:hAnsi="宋体" w:cs="宋体"/>
           <w:b/>
           <w:bCs/>
           <w:spacing w:val="4"/>
@@ -833,16 +823,16 @@
     </w:p>
     <w:tbl>
       <w:tblPr>
-        <w:tblStyle w:val="26"/>
+        <w:tblStyle w:val="TableNormal0"/>
         <w:tblW w:w="8214" w:type="dxa"/>
         <w:jc w:val="center"/>
         <w:tblBorders>
-          <w:top w:val="single" w:color="000000" w:sz="2" w:space="0"/>
-          <w:left w:val="single" w:color="000000" w:sz="2" w:space="0"/>
-          <w:bottom w:val="single" w:color="000000" w:sz="2" w:space="0"/>
-          <w:right w:val="single" w:color="000000" w:sz="2" w:space="0"/>
-          <w:insideH w:val="single" w:color="000000" w:sz="2" w:space="0"/>
-          <w:insideV w:val="single" w:color="000000" w:sz="2" w:space="0"/>
+          <w:top w:val="single" w:sz="2" w:space="0" w:color="000000"/>
+          <w:left w:val="single" w:sz="2" w:space="0" w:color="000000"/>
+          <w:bottom w:val="single" w:sz="2" w:space="0" w:color="000000"/>
+          <w:right w:val="single" w:sz="2" w:space="0" w:color="000000"/>
+          <w:insideH w:val="single" w:sz="2" w:space="0" w:color="000000"/>
+          <w:insideV w:val="single" w:sz="2" w:space="0" w:color="000000"/>
         </w:tblBorders>
         <w:tblLayout w:type="fixed"/>
         <w:tblCellMar>
@@ -862,14 +852,17 @@
       </w:tblGrid>
       <w:tr>
         <w:tblPrEx>
+          <w:tblW w:w="8214" w:type="dxa"/>
+          <w:jc w:val="center"/>
           <w:tblBorders>
-            <w:top w:val="single" w:color="000000" w:sz="2" w:space="0"/>
-            <w:left w:val="single" w:color="000000" w:sz="2" w:space="0"/>
-            <w:bottom w:val="single" w:color="000000" w:sz="2" w:space="0"/>
-            <w:right w:val="single" w:color="000000" w:sz="2" w:space="0"/>
-            <w:insideH w:val="single" w:color="000000" w:sz="2" w:space="0"/>
-            <w:insideV w:val="single" w:color="000000" w:sz="2" w:space="0"/>
+            <w:top w:val="single" w:sz="2" w:space="0" w:color="000000"/>
+            <w:left w:val="single" w:sz="2" w:space="0" w:color="000000"/>
+            <w:bottom w:val="single" w:sz="2" w:space="0" w:color="000000"/>
+            <w:right w:val="single" w:sz="2" w:space="0" w:color="000000"/>
+            <w:insideH w:val="single" w:sz="2" w:space="0" w:color="000000"/>
+            <w:insideV w:val="single" w:sz="2" w:space="0" w:color="000000"/>
           </w:tblBorders>
+          <w:tblLayout w:type="fixed"/>
           <w:tblCellMar>
             <w:top w:w="0" w:type="dxa"/>
             <w:left w:w="0" w:type="dxa"/>
@@ -878,7 +871,7 @@
           </w:tblCellMar>
         </w:tblPrEx>
         <w:trPr>
-          <w:trHeight w:val="593" w:hRule="atLeast"/>
+          <w:trHeight w:val="593"/>
           <w:jc w:val="center"/>
         </w:trPr>
         <w:tc>
@@ -900,18 +893,18 @@
               <w:adjustRightInd w:val="0"/>
               <w:snapToGrid w:val="0"/>
               <w:spacing w:before="176" w:line="228" w:lineRule="auto"/>
-              <w:ind w:left="0" w:leftChars="0" w:right="0" w:rightChars="0" w:firstLine="0" w:firstLineChars="0"/>
+              <w:ind w:left="0" w:right="0" w:firstLine="0" w:leftChars="0" w:rightChars="0" w:firstLineChars="0"/>
               <w:jc w:val="center"/>
               <w:textAlignment w:val="baseline"/>
               <w:rPr>
-                <w:rFonts w:ascii="宋体" w:hAnsi="宋体" w:eastAsia="宋体" w:cs="宋体"/>
+                <w:rFonts w:ascii="宋体" w:eastAsia="宋体" w:hAnsi="宋体" w:cs="宋体"/>
                 <w:sz w:val="20"/>
                 <w:szCs w:val="20"/>
               </w:rPr>
             </w:pPr>
             <w:r>
               <w:rPr>
-                <w:rFonts w:hint="eastAsia" w:ascii="宋体" w:hAnsi="宋体" w:cs="宋体"/>
+                <w:rFonts w:ascii="宋体" w:hAnsi="宋体" w:cs="宋体" w:hint="eastAsia"/>
                 <w:spacing w:val="-14"/>
                 <w:sz w:val="20"/>
                 <w:szCs w:val="20"/>
@@ -921,7 +914,7 @@
             </w:r>
             <w:r>
               <w:rPr>
-                <w:rFonts w:ascii="宋体" w:hAnsi="宋体" w:eastAsia="宋体" w:cs="宋体"/>
+                <w:rFonts w:ascii="宋体" w:eastAsia="宋体" w:hAnsi="宋体" w:cs="宋体"/>
                 <w:spacing w:val="-14"/>
                 <w:sz w:val="20"/>
                 <w:szCs w:val="20"/>
@@ -949,18 +942,18 @@
               <w:adjustRightInd w:val="0"/>
               <w:snapToGrid w:val="0"/>
               <w:spacing w:before="175" w:line="227" w:lineRule="auto"/>
-              <w:ind w:left="0" w:leftChars="0" w:right="0" w:rightChars="0" w:firstLine="0" w:firstLineChars="0"/>
+              <w:ind w:left="0" w:right="0" w:firstLine="0" w:leftChars="0" w:rightChars="0" w:firstLineChars="0"/>
               <w:jc w:val="center"/>
               <w:textAlignment w:val="baseline"/>
               <w:rPr>
-                <w:rFonts w:ascii="宋体" w:hAnsi="宋体" w:eastAsia="宋体" w:cs="宋体"/>
+                <w:rFonts w:ascii="宋体" w:eastAsia="宋体" w:hAnsi="宋体" w:cs="宋体"/>
                 <w:sz w:val="20"/>
                 <w:szCs w:val="20"/>
               </w:rPr>
             </w:pPr>
             <w:r>
               <w:rPr>
-                <w:rFonts w:ascii="宋体" w:hAnsi="宋体" w:eastAsia="宋体" w:cs="宋体"/>
+                <w:rFonts w:ascii="宋体" w:eastAsia="宋体" w:hAnsi="宋体" w:cs="宋体"/>
                 <w:spacing w:val="4"/>
                 <w:sz w:val="20"/>
                 <w:szCs w:val="20"/>
@@ -988,18 +981,18 @@
               <w:adjustRightInd w:val="0"/>
               <w:snapToGrid w:val="0"/>
               <w:spacing w:before="175" w:line="228" w:lineRule="auto"/>
-              <w:ind w:left="0" w:leftChars="0" w:right="0" w:rightChars="0" w:firstLine="0" w:firstLineChars="0"/>
+              <w:ind w:left="0" w:right="0" w:firstLine="0" w:leftChars="0" w:rightChars="0" w:firstLineChars="0"/>
               <w:jc w:val="center"/>
               <w:textAlignment w:val="baseline"/>
               <w:rPr>
-                <w:rFonts w:ascii="宋体" w:hAnsi="宋体" w:eastAsia="宋体" w:cs="宋体"/>
+                <w:rFonts w:ascii="宋体" w:eastAsia="宋体" w:hAnsi="宋体" w:cs="宋体"/>
                 <w:sz w:val="20"/>
                 <w:szCs w:val="20"/>
               </w:rPr>
             </w:pPr>
             <w:r>
               <w:rPr>
-                <w:rFonts w:ascii="宋体" w:hAnsi="宋体" w:eastAsia="宋体" w:cs="宋体"/>
+                <w:rFonts w:ascii="宋体" w:eastAsia="宋体" w:hAnsi="宋体" w:cs="宋体"/>
                 <w:spacing w:val="7"/>
                 <w:sz w:val="20"/>
                 <w:szCs w:val="20"/>
@@ -1027,11 +1020,11 @@
               <w:adjustRightInd w:val="0"/>
               <w:snapToGrid w:val="0"/>
               <w:spacing w:before="175" w:line="228" w:lineRule="auto"/>
-              <w:ind w:left="0" w:leftChars="0" w:right="0" w:rightChars="0" w:firstLine="0" w:firstLineChars="0"/>
+              <w:ind w:left="0" w:right="0" w:firstLine="0" w:leftChars="0" w:rightChars="0" w:firstLineChars="0"/>
               <w:jc w:val="center"/>
               <w:textAlignment w:val="baseline"/>
               <w:rPr>
-                <w:rFonts w:hint="eastAsia" w:ascii="宋体" w:hAnsi="宋体" w:eastAsia="宋体" w:cs="宋体"/>
+                <w:rFonts w:ascii="宋体" w:eastAsia="宋体" w:hAnsi="宋体" w:cs="宋体" w:hint="eastAsia"/>
                 <w:spacing w:val="7"/>
                 <w:sz w:val="20"/>
                 <w:szCs w:val="20"/>
@@ -1040,7 +1033,7 @@
             </w:pPr>
             <w:r>
               <w:rPr>
-                <w:rFonts w:hint="eastAsia" w:ascii="宋体" w:hAnsi="宋体" w:cs="宋体"/>
+                <w:rFonts w:ascii="宋体" w:hAnsi="宋体" w:cs="宋体" w:hint="eastAsia"/>
                 <w:spacing w:val="7"/>
                 <w:sz w:val="20"/>
                 <w:szCs w:val="20"/>
@@ -1069,11 +1062,11 @@
               <w:adjustRightInd w:val="0"/>
               <w:snapToGrid w:val="0"/>
               <w:spacing w:before="175" w:line="228" w:lineRule="auto"/>
-              <w:ind w:left="0" w:leftChars="0" w:right="0" w:rightChars="0" w:firstLine="0" w:firstLineChars="0"/>
+              <w:ind w:left="0" w:right="0" w:firstLine="0" w:leftChars="0" w:rightChars="0" w:firstLineChars="0"/>
               <w:jc w:val="center"/>
               <w:textAlignment w:val="baseline"/>
               <w:rPr>
-                <w:rFonts w:hint="default" w:ascii="宋体" w:hAnsi="宋体" w:cs="宋体"/>
+                <w:rFonts w:ascii="宋体" w:hAnsi="宋体" w:cs="宋体" w:hint="default"/>
                 <w:spacing w:val="7"/>
                 <w:sz w:val="20"/>
                 <w:szCs w:val="20"/>
@@ -1082,7 +1075,7 @@
             </w:pPr>
             <w:r>
               <w:rPr>
-                <w:rFonts w:hint="eastAsia" w:ascii="宋体" w:hAnsi="宋体" w:cs="宋体"/>
+                <w:rFonts w:ascii="宋体" w:hAnsi="宋体" w:cs="宋体" w:hint="eastAsia"/>
                 <w:spacing w:val="7"/>
                 <w:sz w:val="20"/>
                 <w:szCs w:val="20"/>
@@ -1111,18 +1104,18 @@
               <w:adjustRightInd w:val="0"/>
               <w:snapToGrid w:val="0"/>
               <w:spacing w:before="176" w:line="229" w:lineRule="auto"/>
-              <w:ind w:left="0" w:leftChars="0" w:right="0" w:rightChars="0" w:firstLine="0" w:firstLineChars="0"/>
+              <w:ind w:left="0" w:right="0" w:firstLine="0" w:leftChars="0" w:rightChars="0" w:firstLineChars="0"/>
               <w:jc w:val="center"/>
               <w:textAlignment w:val="baseline"/>
               <w:rPr>
-                <w:rFonts w:ascii="宋体" w:hAnsi="宋体" w:eastAsia="宋体" w:cs="宋体"/>
+                <w:rFonts w:ascii="宋体" w:eastAsia="宋体" w:hAnsi="宋体" w:cs="宋体"/>
                 <w:sz w:val="20"/>
                 <w:szCs w:val="20"/>
               </w:rPr>
             </w:pPr>
             <w:r>
               <w:rPr>
-                <w:rFonts w:ascii="宋体" w:hAnsi="宋体" w:eastAsia="宋体" w:cs="宋体"/>
+                <w:rFonts w:ascii="宋体" w:eastAsia="宋体" w:hAnsi="宋体" w:cs="宋体"/>
                 <w:spacing w:val="7"/>
                 <w:sz w:val="20"/>
                 <w:szCs w:val="20"/>
@@ -1134,14 +1127,9 @@
       </w:tr>
       <w:tr>
         <w:tblPrEx>
-          <w:tblBorders>
-            <w:top w:val="single" w:color="000000" w:sz="2" w:space="0"/>
-            <w:left w:val="single" w:color="000000" w:sz="2" w:space="0"/>
-            <w:bottom w:val="single" w:color="000000" w:sz="2" w:space="0"/>
-            <w:right w:val="single" w:color="000000" w:sz="2" w:space="0"/>
-            <w:insideH w:val="single" w:color="000000" w:sz="2" w:space="0"/>
-            <w:insideV w:val="single" w:color="000000" w:sz="2" w:space="0"/>
-          </w:tblBorders>
+          <w:tblW w:w="8214" w:type="dxa"/>
+          <w:jc w:val="center"/>
+          <w:tblLayout w:type="fixed"/>
           <w:tblCellMar>
             <w:top w:w="0" w:type="dxa"/>
             <w:left w:w="0" w:type="dxa"/>
@@ -1150,13 +1138,12 @@
           </w:tblCellMar>
         </w:tblPrEx>
         <w:trPr>
-          <w:trHeight w:val="516" w:hRule="atLeast"/>
+          <w:trHeight w:val="516"/>
           <w:jc w:val="center"/>
         </w:trPr>
         <w:tc>
           <w:tcPr>
             <w:tcW w:w="1317" w:type="dxa"/>
-            <w:vAlign w:val="top"/>
           </w:tcPr>
           <w:p>
             <w:pPr>
@@ -1173,11 +1160,11 @@
               <w:adjustRightInd w:val="0"/>
               <w:snapToGrid w:val="0"/>
               <w:spacing w:before="173" w:line="267" w:lineRule="exact"/>
-              <w:ind w:left="0" w:leftChars="0" w:right="0" w:rightChars="0" w:firstLine="0" w:firstLineChars="0"/>
+              <w:ind w:left="0" w:right="0" w:firstLine="0" w:leftChars="0" w:rightChars="0" w:firstLineChars="0"/>
               <w:jc w:val="center"/>
               <w:textAlignment w:val="baseline"/>
               <w:rPr>
-                <w:rFonts w:hint="default" w:ascii="宋体" w:hAnsi="宋体" w:eastAsia="宋体" w:cs="宋体"/>
+                <w:rFonts w:ascii="宋体" w:eastAsia="宋体" w:hAnsi="宋体" w:cs="宋体" w:hint="default"/>
                 <w:sz w:val="20"/>
                 <w:szCs w:val="20"/>
                 <w:lang w:val="en-US"/>
@@ -1185,7 +1172,7 @@
             </w:pPr>
             <w:r>
               <w:rPr>
-                <w:rFonts w:ascii="宋体" w:hAnsi="宋体" w:eastAsia="宋体" w:cs="宋体"/>
+                <w:rFonts w:ascii="宋体" w:eastAsia="宋体" w:hAnsi="宋体" w:cs="宋体"/>
                 <w:spacing w:val="3"/>
                 <w:position w:val="1"/>
                 <w:sz w:val="20"/>
@@ -1195,7 +1182,7 @@
             </w:r>
             <w:r>
               <w:rPr>
-                <w:rFonts w:hint="eastAsia" w:ascii="宋体" w:hAnsi="宋体" w:cs="宋体"/>
+                <w:rFonts w:ascii="宋体" w:hAnsi="宋体" w:cs="宋体" w:hint="eastAsia"/>
                 <w:spacing w:val="3"/>
                 <w:position w:val="1"/>
                 <w:sz w:val="20"/>
@@ -1209,7 +1196,6 @@
         <w:tc>
           <w:tcPr>
             <w:tcW w:w="972" w:type="dxa"/>
-            <w:vAlign w:val="top"/>
           </w:tcPr>
           <w:p>
             <w:pPr>
@@ -1226,18 +1212,18 @@
               <w:adjustRightInd w:val="0"/>
               <w:snapToGrid w:val="0"/>
               <w:spacing w:before="173" w:line="267" w:lineRule="exact"/>
-              <w:ind w:left="0" w:leftChars="0" w:right="0" w:rightChars="0" w:firstLine="0" w:firstLineChars="0"/>
+              <w:ind w:left="0" w:right="0" w:firstLine="0" w:leftChars="0" w:rightChars="0" w:firstLineChars="0"/>
               <w:jc w:val="center"/>
               <w:textAlignment w:val="baseline"/>
               <w:rPr>
-                <w:rFonts w:ascii="宋体" w:hAnsi="宋体" w:eastAsia="宋体" w:cs="宋体"/>
+                <w:rFonts w:ascii="宋体" w:eastAsia="宋体" w:hAnsi="宋体" w:cs="宋体"/>
                 <w:sz w:val="20"/>
                 <w:szCs w:val="20"/>
               </w:rPr>
             </w:pPr>
             <w:r>
               <w:rPr>
-                <w:rFonts w:ascii="宋体" w:hAnsi="宋体" w:eastAsia="宋体" w:cs="宋体"/>
+                <w:rFonts w:ascii="宋体" w:eastAsia="宋体" w:hAnsi="宋体" w:cs="宋体"/>
                 <w:spacing w:val="4"/>
                 <w:position w:val="1"/>
                 <w:sz w:val="20"/>
@@ -1247,7 +1233,7 @@
             </w:r>
             <w:r>
               <w:rPr>
-                <w:rFonts w:hint="eastAsia" w:ascii="宋体" w:hAnsi="宋体" w:cs="宋体"/>
+                <w:rFonts w:ascii="宋体" w:hAnsi="宋体" w:cs="宋体" w:hint="eastAsia"/>
                 <w:spacing w:val="4"/>
                 <w:position w:val="1"/>
                 <w:sz w:val="20"/>
@@ -1258,7 +1244,7 @@
             </w:r>
             <w:r>
               <w:rPr>
-                <w:rFonts w:ascii="宋体" w:hAnsi="宋体" w:eastAsia="宋体" w:cs="宋体"/>
+                <w:rFonts w:ascii="宋体" w:eastAsia="宋体" w:hAnsi="宋体" w:cs="宋体"/>
                 <w:spacing w:val="4"/>
                 <w:position w:val="1"/>
                 <w:sz w:val="20"/>
@@ -1271,7 +1257,6 @@
         <w:tc>
           <w:tcPr>
             <w:tcW w:w="1575" w:type="dxa"/>
-            <w:vAlign w:val="top"/>
           </w:tcPr>
           <w:p>
             <w:pPr>
@@ -1288,11 +1273,11 @@
               <w:adjustRightInd w:val="0"/>
               <w:snapToGrid w:val="0"/>
               <w:spacing w:before="173" w:line="229" w:lineRule="auto"/>
-              <w:ind w:left="0" w:leftChars="0" w:right="0" w:rightChars="0" w:firstLine="0" w:firstLineChars="0"/>
+              <w:ind w:left="0" w:right="0" w:firstLine="0" w:leftChars="0" w:rightChars="0" w:firstLineChars="0"/>
               <w:jc w:val="center"/>
               <w:textAlignment w:val="baseline"/>
               <w:rPr>
-                <w:rFonts w:hint="eastAsia" w:ascii="宋体" w:hAnsi="宋体" w:eastAsia="宋体" w:cs="宋体"/>
+                <w:rFonts w:ascii="宋体" w:eastAsia="宋体" w:hAnsi="宋体" w:cs="宋体" w:hint="eastAsia"/>
                 <w:sz w:val="20"/>
                 <w:szCs w:val="20"/>
                 <w:lang w:val="en-US" w:eastAsia="zh-CN"/>
@@ -1300,7 +1285,7 @@
             </w:pPr>
             <w:r>
               <w:rPr>
-                <w:rFonts w:hint="eastAsia" w:ascii="宋体" w:hAnsi="宋体" w:cs="宋体"/>
+                <w:rFonts w:ascii="宋体" w:hAnsi="宋体" w:cs="宋体" w:hint="eastAsia"/>
                 <w:sz w:val="20"/>
                 <w:szCs w:val="20"/>
                 <w:lang w:val="en-US" w:eastAsia="zh-CN"/>
@@ -1312,7 +1297,6 @@
         <w:tc>
           <w:tcPr>
             <w:tcW w:w="1829" w:type="dxa"/>
-            <w:vAlign w:val="top"/>
           </w:tcPr>
           <w:p>
             <w:pPr>
@@ -1329,11 +1313,11 @@
               <w:adjustRightInd w:val="0"/>
               <w:snapToGrid w:val="0"/>
               <w:spacing w:before="173" w:line="229" w:lineRule="auto"/>
-              <w:ind w:left="0" w:leftChars="0" w:right="0" w:rightChars="0" w:firstLine="0" w:firstLineChars="0"/>
+              <w:ind w:left="0" w:right="0" w:firstLine="0" w:leftChars="0" w:rightChars="0" w:firstLineChars="0"/>
               <w:jc w:val="center"/>
               <w:textAlignment w:val="baseline"/>
               <w:rPr>
-                <w:rFonts w:ascii="宋体" w:hAnsi="宋体" w:eastAsia="宋体" w:cs="宋体"/>
+                <w:rFonts w:ascii="宋体" w:eastAsia="宋体" w:hAnsi="宋体" w:cs="宋体"/>
                 <w:spacing w:val="200"/>
                 <w:kern w:val="0"/>
                 <w:sz w:val="20"/>
@@ -1342,21 +1326,20 @@
             </w:pPr>
             <w:r>
               <w:rPr>
-                <w:rFonts w:hint="eastAsia" w:asciiTheme="minorAscii" w:hAnsiTheme="minorAscii" w:eastAsiaTheme="minorEastAsia"/>
+                <w:rFonts w:asciiTheme="minorAscii" w:eastAsiaTheme="minorEastAsia" w:hAnsiTheme="minorAscii" w:hint="eastAsia"/>
                 <w:spacing w:val="0"/>
                 <w:kern w:val="0"/>
                 <w:sz w:val="21"/>
                 <w:vertAlign w:val="baseline"/>
                 <w:lang w:val="en-US" w:eastAsia="zh-CN"/>
               </w:rPr>
-              <w:t>程方</w:t>
+              <w:t>强宇涛</w:t>
             </w:r>
           </w:p>
         </w:tc>
         <w:tc>
           <w:tcPr>
             <w:tcW w:w="1606" w:type="dxa"/>
-            <w:vAlign w:val="top"/>
           </w:tcPr>
           <w:p>
             <w:pPr>
@@ -1373,11 +1356,11 @@
               <w:adjustRightInd w:val="0"/>
               <w:snapToGrid w:val="0"/>
               <w:spacing w:before="173" w:line="229" w:lineRule="auto"/>
-              <w:ind w:left="0" w:leftChars="0" w:right="0" w:rightChars="0" w:firstLine="0" w:firstLineChars="0"/>
+              <w:ind w:left="0" w:right="0" w:firstLine="0" w:leftChars="0" w:rightChars="0" w:firstLineChars="0"/>
               <w:jc w:val="center"/>
               <w:textAlignment w:val="baseline"/>
               <w:rPr>
-                <w:rFonts w:hint="eastAsia" w:asciiTheme="minorAscii" w:hAnsiTheme="minorAscii" w:eastAsiaTheme="minorEastAsia"/>
+                <w:rFonts w:asciiTheme="minorAscii" w:eastAsiaTheme="minorEastAsia" w:hAnsiTheme="minorAscii" w:hint="eastAsia"/>
                 <w:spacing w:val="0"/>
                 <w:kern w:val="0"/>
                 <w:sz w:val="21"/>
@@ -1387,21 +1370,20 @@
             </w:pPr>
             <w:r>
               <w:rPr>
-                <w:rFonts w:hint="eastAsia" w:asciiTheme="minorAscii" w:hAnsiTheme="minorAscii" w:eastAsiaTheme="minorEastAsia"/>
+                <w:rFonts w:asciiTheme="minorAscii" w:eastAsiaTheme="minorEastAsia" w:hAnsiTheme="minorAscii" w:hint="eastAsia"/>
                 <w:spacing w:val="0"/>
                 <w:kern w:val="0"/>
                 <w:sz w:val="21"/>
                 <w:vertAlign w:val="baseline"/>
                 <w:lang w:val="en-US" w:eastAsia="zh-CN"/>
               </w:rPr>
-              <w:t>茅建根</w:t>
+              <w:t>陈凯</w:t>
             </w:r>
           </w:p>
         </w:tc>
         <w:tc>
           <w:tcPr>
             <w:tcW w:w="915" w:type="dxa"/>
-            <w:vAlign w:val="top"/>
           </w:tcPr>
           <w:p>
             <w:pPr>
@@ -1418,18 +1400,18 @@
               <w:adjustRightInd w:val="0"/>
               <w:snapToGrid w:val="0"/>
               <w:spacing w:before="173" w:line="229" w:lineRule="auto"/>
-              <w:ind w:left="0" w:leftChars="0" w:right="0" w:rightChars="0" w:firstLine="0" w:firstLineChars="0"/>
+              <w:ind w:left="0" w:right="0" w:firstLine="0" w:leftChars="0" w:rightChars="0" w:firstLineChars="0"/>
               <w:jc w:val="center"/>
               <w:textAlignment w:val="baseline"/>
               <w:rPr>
-                <w:rFonts w:ascii="宋体" w:hAnsi="宋体" w:eastAsia="宋体" w:cs="宋体"/>
+                <w:rFonts w:ascii="宋体" w:eastAsia="宋体" w:hAnsi="宋体" w:cs="宋体"/>
                 <w:sz w:val="20"/>
                 <w:szCs w:val="20"/>
               </w:rPr>
             </w:pPr>
             <w:r>
               <w:rPr>
-                <w:rFonts w:hint="eastAsia" w:asciiTheme="minorAscii" w:hAnsiTheme="minorAscii" w:eastAsiaTheme="minorEastAsia"/>
+                <w:rFonts w:asciiTheme="minorAscii" w:eastAsiaTheme="minorEastAsia" w:hAnsiTheme="minorAscii" w:hint="eastAsia"/>
                 <w:spacing w:val="0"/>
                 <w:kern w:val="0"/>
                 <w:sz w:val="21"/>
@@ -1443,14 +1425,9 @@
       </w:tr>
       <w:tr>
         <w:tblPrEx>
-          <w:tblBorders>
-            <w:top w:val="single" w:color="000000" w:sz="2" w:space="0"/>
-            <w:left w:val="single" w:color="000000" w:sz="2" w:space="0"/>
-            <w:bottom w:val="single" w:color="000000" w:sz="2" w:space="0"/>
-            <w:right w:val="single" w:color="000000" w:sz="2" w:space="0"/>
-            <w:insideH w:val="single" w:color="000000" w:sz="2" w:space="0"/>
-            <w:insideV w:val="single" w:color="000000" w:sz="2" w:space="0"/>
-          </w:tblBorders>
+          <w:tblW w:w="8214" w:type="dxa"/>
+          <w:jc w:val="center"/>
+          <w:tblLayout w:type="fixed"/>
           <w:tblCellMar>
             <w:top w:w="0" w:type="dxa"/>
             <w:left w:w="0" w:type="dxa"/>
@@ -1459,7 +1436,7 @@
           </w:tblCellMar>
         </w:tblPrEx>
         <w:trPr>
-          <w:trHeight w:val="556" w:hRule="atLeast"/>
+          <w:trHeight w:val="556"/>
           <w:jc w:val="center"/>
         </w:trPr>
         <w:tc>
@@ -1482,11 +1459,11 @@
               <w:adjustRightInd w:val="0"/>
               <w:snapToGrid w:val="0"/>
               <w:spacing w:before="173" w:line="267" w:lineRule="exact"/>
-              <w:ind w:left="0" w:leftChars="0" w:right="0" w:rightChars="0" w:firstLine="0" w:firstLineChars="0"/>
+              <w:ind w:left="0" w:right="0" w:firstLine="0" w:leftChars="0" w:rightChars="0" w:firstLineChars="0"/>
               <w:jc w:val="center"/>
               <w:textAlignment w:val="baseline"/>
               <w:rPr>
-                <w:rFonts w:hint="default" w:ascii="宋体" w:hAnsi="宋体" w:eastAsia="宋体" w:cs="宋体"/>
+                <w:rFonts w:ascii="宋体" w:eastAsia="宋体" w:hAnsi="宋体" w:cs="宋体" w:hint="default"/>
                 <w:snapToGrid w:val="0"/>
                 <w:color w:val="000000"/>
                 <w:kern w:val="0"/>
@@ -1517,11 +1494,11 @@
               <w:adjustRightInd w:val="0"/>
               <w:snapToGrid w:val="0"/>
               <w:spacing w:before="173" w:line="267" w:lineRule="exact"/>
-              <w:ind w:left="0" w:leftChars="0" w:right="0" w:rightChars="0" w:firstLine="0" w:firstLineChars="0"/>
+              <w:ind w:left="0" w:right="0" w:firstLine="0" w:leftChars="0" w:rightChars="0" w:firstLineChars="0"/>
               <w:jc w:val="center"/>
               <w:textAlignment w:val="baseline"/>
               <w:rPr>
-                <w:rFonts w:ascii="宋体" w:hAnsi="宋体" w:eastAsia="宋体" w:cs="宋体"/>
+                <w:rFonts w:ascii="宋体" w:eastAsia="宋体" w:hAnsi="宋体" w:cs="宋体"/>
                 <w:snapToGrid w:val="0"/>
                 <w:color w:val="000000"/>
                 <w:kern w:val="0"/>
@@ -1552,11 +1529,11 @@
               <w:adjustRightInd w:val="0"/>
               <w:snapToGrid w:val="0"/>
               <w:spacing w:before="173" w:line="229" w:lineRule="auto"/>
-              <w:ind w:left="0" w:leftChars="0" w:right="0" w:rightChars="0" w:firstLine="0" w:firstLineChars="0"/>
+              <w:ind w:left="0" w:right="0" w:firstLine="0" w:leftChars="0" w:rightChars="0" w:firstLineChars="0"/>
               <w:jc w:val="center"/>
               <w:textAlignment w:val="baseline"/>
               <w:rPr>
-                <w:rFonts w:hint="default" w:ascii="宋体" w:hAnsi="宋体" w:eastAsia="宋体" w:cs="宋体"/>
+                <w:rFonts w:ascii="宋体" w:eastAsia="宋体" w:hAnsi="宋体" w:cs="宋体" w:hint="default"/>
                 <w:snapToGrid w:val="0"/>
                 <w:color w:val="000000"/>
                 <w:kern w:val="0"/>
@@ -1587,11 +1564,11 @@
               <w:adjustRightInd w:val="0"/>
               <w:snapToGrid w:val="0"/>
               <w:spacing w:before="173" w:line="229" w:lineRule="auto"/>
-              <w:ind w:left="0" w:leftChars="0" w:right="0" w:rightChars="0" w:firstLine="0" w:firstLineChars="0"/>
+              <w:ind w:left="0" w:right="0" w:firstLine="0" w:leftChars="0" w:rightChars="0" w:firstLineChars="0"/>
               <w:jc w:val="center"/>
               <w:textAlignment w:val="baseline"/>
               <w:rPr>
-                <w:rFonts w:ascii="宋体" w:hAnsi="宋体" w:eastAsia="宋体" w:cs="宋体"/>
+                <w:rFonts w:ascii="宋体" w:eastAsia="宋体" w:hAnsi="宋体" w:cs="宋体"/>
                 <w:snapToGrid w:val="0"/>
                 <w:color w:val="000000"/>
                 <w:spacing w:val="200"/>
@@ -1623,11 +1600,11 @@
               <w:adjustRightInd w:val="0"/>
               <w:snapToGrid w:val="0"/>
               <w:spacing w:before="173" w:line="229" w:lineRule="auto"/>
-              <w:ind w:left="0" w:leftChars="0" w:right="0" w:rightChars="0" w:firstLine="0" w:firstLineChars="0"/>
+              <w:ind w:left="0" w:right="0" w:firstLine="0" w:leftChars="0" w:rightChars="0" w:firstLineChars="0"/>
               <w:jc w:val="center"/>
               <w:textAlignment w:val="baseline"/>
               <w:rPr>
-                <w:rFonts w:hint="eastAsia" w:asciiTheme="minorAscii" w:hAnsiTheme="minorAscii" w:eastAsiaTheme="minorEastAsia"/>
+                <w:rFonts w:asciiTheme="minorAscii" w:eastAsiaTheme="minorEastAsia" w:hAnsiTheme="minorAscii" w:hint="eastAsia"/>
                 <w:spacing w:val="0"/>
                 <w:kern w:val="0"/>
                 <w:sz w:val="21"/>
@@ -1657,11 +1634,11 @@
               <w:adjustRightInd w:val="0"/>
               <w:snapToGrid w:val="0"/>
               <w:spacing w:before="173" w:line="229" w:lineRule="auto"/>
-              <w:ind w:left="0" w:leftChars="0" w:right="0" w:rightChars="0" w:firstLine="0" w:firstLineChars="0"/>
+              <w:ind w:left="0" w:right="0" w:firstLine="0" w:leftChars="0" w:rightChars="0" w:firstLineChars="0"/>
               <w:jc w:val="center"/>
               <w:textAlignment w:val="baseline"/>
               <w:rPr>
-                <w:rFonts w:ascii="宋体" w:hAnsi="宋体" w:eastAsia="宋体" w:cs="宋体"/>
+                <w:rFonts w:ascii="宋体" w:eastAsia="宋体" w:hAnsi="宋体" w:cs="宋体"/>
                 <w:snapToGrid w:val="0"/>
                 <w:color w:val="000000"/>
                 <w:kern w:val="0"/>
@@ -1675,14 +1652,9 @@
       </w:tr>
       <w:tr>
         <w:tblPrEx>
-          <w:tblBorders>
-            <w:top w:val="single" w:color="000000" w:sz="2" w:space="0"/>
-            <w:left w:val="single" w:color="000000" w:sz="2" w:space="0"/>
-            <w:bottom w:val="single" w:color="000000" w:sz="2" w:space="0"/>
-            <w:right w:val="single" w:color="000000" w:sz="2" w:space="0"/>
-            <w:insideH w:val="single" w:color="000000" w:sz="2" w:space="0"/>
-            <w:insideV w:val="single" w:color="000000" w:sz="2" w:space="0"/>
-          </w:tblBorders>
+          <w:tblW w:w="8214" w:type="dxa"/>
+          <w:jc w:val="center"/>
+          <w:tblLayout w:type="fixed"/>
           <w:tblCellMar>
             <w:top w:w="0" w:type="dxa"/>
             <w:left w:w="0" w:type="dxa"/>
@@ -1691,7 +1663,7 @@
           </w:tblCellMar>
         </w:tblPrEx>
         <w:trPr>
-          <w:trHeight w:val="556" w:hRule="atLeast"/>
+          <w:trHeight w:val="556"/>
           <w:jc w:val="center"/>
         </w:trPr>
         <w:tc>
@@ -1700,7 +1672,7 @@
           </w:tcPr>
           <w:p>
             <w:pPr>
-              <w:pStyle w:val="27"/>
+              <w:pStyle w:val="TableText"/>
               <w:keepNext w:val="0"/>
               <w:keepLines w:val="0"/>
               <w:pageBreakBefore w:val="0"/>
@@ -1713,7 +1685,7 @@
               <w:bidi w:val="0"/>
               <w:adjustRightInd w:val="0"/>
               <w:snapToGrid w:val="0"/>
-              <w:ind w:left="0" w:leftChars="0" w:right="0" w:rightChars="0" w:firstLine="0" w:firstLineChars="0"/>
+              <w:ind w:left="0" w:right="0" w:firstLine="0" w:leftChars="0" w:rightChars="0" w:firstLineChars="0"/>
               <w:jc w:val="center"/>
               <w:textAlignment w:val="baseline"/>
             </w:pPr>
@@ -1725,7 +1697,7 @@
           </w:tcPr>
           <w:p>
             <w:pPr>
-              <w:pStyle w:val="27"/>
+              <w:pStyle w:val="TableText"/>
               <w:keepNext w:val="0"/>
               <w:keepLines w:val="0"/>
               <w:pageBreakBefore w:val="0"/>
@@ -1738,7 +1710,7 @@
               <w:bidi w:val="0"/>
               <w:adjustRightInd w:val="0"/>
               <w:snapToGrid w:val="0"/>
-              <w:ind w:left="0" w:leftChars="0" w:right="0" w:rightChars="0" w:firstLine="0" w:firstLineChars="0"/>
+              <w:ind w:left="0" w:right="0" w:firstLine="0" w:leftChars="0" w:rightChars="0" w:firstLineChars="0"/>
               <w:jc w:val="center"/>
               <w:textAlignment w:val="baseline"/>
             </w:pPr>
@@ -1750,7 +1722,7 @@
           </w:tcPr>
           <w:p>
             <w:pPr>
-              <w:pStyle w:val="27"/>
+              <w:pStyle w:val="TableText"/>
               <w:keepNext w:val="0"/>
               <w:keepLines w:val="0"/>
               <w:pageBreakBefore w:val="0"/>
@@ -1763,7 +1735,7 @@
               <w:bidi w:val="0"/>
               <w:adjustRightInd w:val="0"/>
               <w:snapToGrid w:val="0"/>
-              <w:ind w:left="0" w:leftChars="0" w:right="0" w:rightChars="0" w:firstLine="0" w:firstLineChars="0"/>
+              <w:ind w:left="0" w:right="0" w:firstLine="0" w:leftChars="0" w:rightChars="0" w:firstLineChars="0"/>
               <w:jc w:val="center"/>
               <w:textAlignment w:val="baseline"/>
             </w:pPr>
@@ -1775,7 +1747,7 @@
           </w:tcPr>
           <w:p>
             <w:pPr>
-              <w:pStyle w:val="27"/>
+              <w:pStyle w:val="TableText"/>
               <w:keepNext w:val="0"/>
               <w:keepLines w:val="0"/>
               <w:pageBreakBefore w:val="0"/>
@@ -1788,7 +1760,7 @@
               <w:bidi w:val="0"/>
               <w:adjustRightInd w:val="0"/>
               <w:snapToGrid w:val="0"/>
-              <w:ind w:left="0" w:leftChars="0" w:right="0" w:rightChars="0" w:firstLine="0" w:firstLineChars="0"/>
+              <w:ind w:left="0" w:right="0" w:firstLine="0" w:leftChars="0" w:rightChars="0" w:firstLineChars="0"/>
               <w:jc w:val="center"/>
               <w:textAlignment w:val="baseline"/>
             </w:pPr>
@@ -1800,7 +1772,7 @@
           </w:tcPr>
           <w:p>
             <w:pPr>
-              <w:pStyle w:val="27"/>
+              <w:pStyle w:val="TableText"/>
               <w:keepNext w:val="0"/>
               <w:keepLines w:val="0"/>
               <w:pageBreakBefore w:val="0"/>
@@ -1813,7 +1785,7 @@
               <w:bidi w:val="0"/>
               <w:adjustRightInd w:val="0"/>
               <w:snapToGrid w:val="0"/>
-              <w:ind w:left="0" w:leftChars="0" w:right="0" w:rightChars="0" w:firstLine="0" w:firstLineChars="0"/>
+              <w:ind w:left="0" w:right="0" w:firstLine="0" w:leftChars="0" w:rightChars="0" w:firstLineChars="0"/>
               <w:jc w:val="center"/>
               <w:textAlignment w:val="baseline"/>
             </w:pPr>
@@ -1825,7 +1797,7 @@
           </w:tcPr>
           <w:p>
             <w:pPr>
-              <w:pStyle w:val="27"/>
+              <w:pStyle w:val="TableText"/>
               <w:keepNext w:val="0"/>
               <w:keepLines w:val="0"/>
               <w:pageBreakBefore w:val="0"/>
@@ -1838,7 +1810,7 @@
               <w:bidi w:val="0"/>
               <w:adjustRightInd w:val="0"/>
               <w:snapToGrid w:val="0"/>
-              <w:ind w:left="0" w:leftChars="0" w:right="0" w:rightChars="0" w:firstLine="0" w:firstLineChars="0"/>
+              <w:ind w:left="0" w:right="0" w:firstLine="0" w:leftChars="0" w:rightChars="0" w:firstLineChars="0"/>
               <w:jc w:val="center"/>
               <w:textAlignment w:val="baseline"/>
             </w:pPr>
@@ -1847,14 +1819,9 @@
       </w:tr>
       <w:tr>
         <w:tblPrEx>
-          <w:tblBorders>
-            <w:top w:val="single" w:color="000000" w:sz="2" w:space="0"/>
-            <w:left w:val="single" w:color="000000" w:sz="2" w:space="0"/>
-            <w:bottom w:val="single" w:color="000000" w:sz="2" w:space="0"/>
-            <w:right w:val="single" w:color="000000" w:sz="2" w:space="0"/>
-            <w:insideH w:val="single" w:color="000000" w:sz="2" w:space="0"/>
-            <w:insideV w:val="single" w:color="000000" w:sz="2" w:space="0"/>
-          </w:tblBorders>
+          <w:tblW w:w="8214" w:type="dxa"/>
+          <w:jc w:val="center"/>
+          <w:tblLayout w:type="fixed"/>
           <w:tblCellMar>
             <w:top w:w="0" w:type="dxa"/>
             <w:left w:w="0" w:type="dxa"/>
@@ -1863,7 +1830,7 @@
           </w:tblCellMar>
         </w:tblPrEx>
         <w:trPr>
-          <w:trHeight w:val="557" w:hRule="atLeast"/>
+          <w:trHeight w:val="557"/>
           <w:jc w:val="center"/>
         </w:trPr>
         <w:tc>
@@ -1872,7 +1839,7 @@
           </w:tcPr>
           <w:p>
             <w:pPr>
-              <w:pStyle w:val="27"/>
+              <w:pStyle w:val="TableText"/>
               <w:keepNext w:val="0"/>
               <w:keepLines w:val="0"/>
               <w:pageBreakBefore w:val="0"/>
@@ -1885,7 +1852,7 @@
               <w:bidi w:val="0"/>
               <w:adjustRightInd w:val="0"/>
               <w:snapToGrid w:val="0"/>
-              <w:ind w:left="0" w:leftChars="0" w:right="0" w:rightChars="0" w:firstLine="0" w:firstLineChars="0"/>
+              <w:ind w:left="0" w:right="0" w:firstLine="0" w:leftChars="0" w:rightChars="0" w:firstLineChars="0"/>
               <w:jc w:val="center"/>
               <w:textAlignment w:val="baseline"/>
             </w:pPr>
@@ -1897,7 +1864,7 @@
           </w:tcPr>
           <w:p>
             <w:pPr>
-              <w:pStyle w:val="27"/>
+              <w:pStyle w:val="TableText"/>
               <w:keepNext w:val="0"/>
               <w:keepLines w:val="0"/>
               <w:pageBreakBefore w:val="0"/>
@@ -1910,7 +1877,7 @@
               <w:bidi w:val="0"/>
               <w:adjustRightInd w:val="0"/>
               <w:snapToGrid w:val="0"/>
-              <w:ind w:left="0" w:leftChars="0" w:right="0" w:rightChars="0" w:firstLine="0" w:firstLineChars="0"/>
+              <w:ind w:left="0" w:right="0" w:firstLine="0" w:leftChars="0" w:rightChars="0" w:firstLineChars="0"/>
               <w:jc w:val="center"/>
               <w:textAlignment w:val="baseline"/>
             </w:pPr>
@@ -1922,7 +1889,7 @@
           </w:tcPr>
           <w:p>
             <w:pPr>
-              <w:pStyle w:val="27"/>
+              <w:pStyle w:val="TableText"/>
               <w:keepNext w:val="0"/>
               <w:keepLines w:val="0"/>
               <w:pageBreakBefore w:val="0"/>
@@ -1935,7 +1902,7 @@
               <w:bidi w:val="0"/>
               <w:adjustRightInd w:val="0"/>
               <w:snapToGrid w:val="0"/>
-              <w:ind w:left="0" w:leftChars="0" w:right="0" w:rightChars="0" w:firstLine="0" w:firstLineChars="0"/>
+              <w:ind w:left="0" w:right="0" w:firstLine="0" w:leftChars="0" w:rightChars="0" w:firstLineChars="0"/>
               <w:jc w:val="center"/>
               <w:textAlignment w:val="baseline"/>
             </w:pPr>
@@ -1947,7 +1914,7 @@
           </w:tcPr>
           <w:p>
             <w:pPr>
-              <w:pStyle w:val="27"/>
+              <w:pStyle w:val="TableText"/>
               <w:keepNext w:val="0"/>
               <w:keepLines w:val="0"/>
               <w:pageBreakBefore w:val="0"/>
@@ -1960,7 +1927,7 @@
               <w:bidi w:val="0"/>
               <w:adjustRightInd w:val="0"/>
               <w:snapToGrid w:val="0"/>
-              <w:ind w:left="0" w:leftChars="0" w:right="0" w:rightChars="0" w:firstLine="0" w:firstLineChars="0"/>
+              <w:ind w:left="0" w:right="0" w:firstLine="0" w:leftChars="0" w:rightChars="0" w:firstLineChars="0"/>
               <w:jc w:val="center"/>
               <w:textAlignment w:val="baseline"/>
             </w:pPr>
@@ -1972,7 +1939,7 @@
           </w:tcPr>
           <w:p>
             <w:pPr>
-              <w:pStyle w:val="27"/>
+              <w:pStyle w:val="TableText"/>
               <w:keepNext w:val="0"/>
               <w:keepLines w:val="0"/>
               <w:pageBreakBefore w:val="0"/>
@@ -1985,7 +1952,7 @@
               <w:bidi w:val="0"/>
               <w:adjustRightInd w:val="0"/>
               <w:snapToGrid w:val="0"/>
-              <w:ind w:left="0" w:leftChars="0" w:right="0" w:rightChars="0" w:firstLine="0" w:firstLineChars="0"/>
+              <w:ind w:left="0" w:right="0" w:firstLine="0" w:leftChars="0" w:rightChars="0" w:firstLineChars="0"/>
               <w:jc w:val="center"/>
               <w:textAlignment w:val="baseline"/>
             </w:pPr>
@@ -1997,7 +1964,7 @@
           </w:tcPr>
           <w:p>
             <w:pPr>
-              <w:pStyle w:val="27"/>
+              <w:pStyle w:val="TableText"/>
               <w:keepNext w:val="0"/>
               <w:keepLines w:val="0"/>
               <w:pageBreakBefore w:val="0"/>
@@ -2010,7 +1977,7 @@
               <w:bidi w:val="0"/>
               <w:adjustRightInd w:val="0"/>
               <w:snapToGrid w:val="0"/>
-              <w:ind w:left="0" w:leftChars="0" w:right="0" w:rightChars="0" w:firstLine="0" w:firstLineChars="0"/>
+              <w:ind w:left="0" w:right="0" w:firstLine="0" w:leftChars="0" w:rightChars="0" w:firstLineChars="0"/>
               <w:jc w:val="center"/>
               <w:textAlignment w:val="baseline"/>
             </w:pPr>
@@ -2042,7 +2009,7 @@
     <w:sdt>
       <w:sdtPr>
         <w:rPr>
-          <w:rFonts w:ascii="宋体" w:hAnsi="宋体" w:eastAsia="宋体" w:cs="Arial"/>
+          <w:rFonts w:ascii="宋体" w:eastAsia="宋体" w:hAnsi="宋体" w:cs="Arial"/>
           <w:snapToGrid w:val="0"/>
           <w:color w:val="000000"/>
           <w:kern w:val="0"/>
@@ -2058,7 +2025,7 @@
       </w:sdtPr>
       <w:sdtEndPr>
         <w:rPr>
-          <w:rFonts w:hint="eastAsia" w:ascii="宋体" w:hAnsi="宋体" w:eastAsia="宋体" w:cs="宋体"/>
+          <w:rFonts w:ascii="宋体" w:eastAsia="宋体" w:hAnsi="宋体" w:cs="宋体" w:hint="eastAsia"/>
           <w:snapToGrid w:val="0"/>
           <w:color w:val="000000"/>
           <w:kern w:val="0"/>
@@ -2084,18 +2051,18 @@
             <w:adjustRightInd w:val="0"/>
             <w:snapToGrid w:val="0"/>
             <w:spacing w:before="0" w:beforeLines="0" w:after="0" w:afterLines="0" w:line="240" w:lineRule="auto"/>
-            <w:ind w:left="0" w:leftChars="0" w:right="0" w:rightChars="0" w:firstLine="0" w:firstLineChars="0"/>
+            <w:ind w:left="0" w:right="0" w:firstLine="0" w:leftChars="0" w:rightChars="0" w:firstLineChars="0"/>
             <w:jc w:val="center"/>
             <w:textAlignment w:val="baseline"/>
             <w:rPr>
-              <w:rFonts w:hint="eastAsia" w:ascii="宋体" w:hAnsi="宋体" w:eastAsia="宋体" w:cs="宋体"/>
+              <w:rFonts w:ascii="宋体" w:eastAsia="宋体" w:hAnsi="宋体" w:cs="宋体" w:hint="eastAsia"/>
               <w:sz w:val="24"/>
               <w:szCs w:val="24"/>
             </w:rPr>
           </w:pPr>
           <w:r>
             <w:rPr>
-              <w:rFonts w:hint="eastAsia" w:ascii="宋体" w:hAnsi="宋体" w:eastAsia="宋体" w:cs="宋体"/>
+              <w:rFonts w:ascii="宋体" w:eastAsia="宋体" w:hAnsi="宋体" w:cs="宋体" w:hint="eastAsia"/>
               <w:sz w:val="24"/>
               <w:szCs w:val="24"/>
             </w:rPr>
@@ -2104,14 +2071,14 @@
         </w:p>
         <w:p>
           <w:pPr>
-            <w:pStyle w:val="16"/>
+            <w:pStyle w:val="TOC1"/>
             <w:tabs>
               <w:tab w:val="right" w:leader="dot" w:pos="8306"/>
             </w:tabs>
           </w:pPr>
           <w:r>
             <w:rPr>
-              <w:rFonts w:hint="eastAsia" w:ascii="宋体" w:hAnsi="宋体" w:eastAsia="宋体" w:cs="宋体"/>
+              <w:rFonts w:ascii="宋体" w:eastAsia="宋体" w:hAnsi="宋体" w:cs="宋体" w:hint="eastAsia"/>
               <w:sz w:val="24"/>
               <w:szCs w:val="24"/>
             </w:rPr>
@@ -2119,7 +2086,7 @@
           </w:r>
           <w:r>
             <w:rPr>
-              <w:rFonts w:hint="eastAsia" w:ascii="宋体" w:hAnsi="宋体" w:eastAsia="宋体" w:cs="宋体"/>
+              <w:rFonts w:ascii="宋体" w:eastAsia="宋体" w:hAnsi="宋体" w:cs="宋体" w:hint="eastAsia"/>
               <w:sz w:val="24"/>
               <w:szCs w:val="24"/>
             </w:rPr>
@@ -2127,7 +2094,7 @@
           </w:r>
           <w:r>
             <w:rPr>
-              <w:rFonts w:hint="eastAsia" w:ascii="宋体" w:hAnsi="宋体" w:eastAsia="宋体" w:cs="宋体"/>
+              <w:rFonts w:ascii="宋体" w:eastAsia="宋体" w:hAnsi="宋体" w:cs="宋体" w:hint="eastAsia"/>
               <w:sz w:val="24"/>
               <w:szCs w:val="24"/>
             </w:rPr>
@@ -2135,21 +2102,21 @@
           </w:r>
           <w:r>
             <w:rPr>
-              <w:rFonts w:hint="eastAsia" w:ascii="宋体" w:hAnsi="宋体" w:eastAsia="宋体" w:cs="宋体"/>
+              <w:rFonts w:ascii="宋体" w:eastAsia="宋体" w:hAnsi="宋体" w:cs="宋体" w:hint="eastAsia"/>
               <w:szCs w:val="24"/>
             </w:rPr>
             <w:fldChar w:fldCharType="begin"/>
           </w:r>
           <w:r>
             <w:rPr>
-              <w:rFonts w:hint="eastAsia" w:ascii="宋体" w:hAnsi="宋体" w:eastAsia="宋体" w:cs="宋体"/>
+              <w:rFonts w:ascii="宋体" w:eastAsia="宋体" w:hAnsi="宋体" w:cs="宋体" w:hint="eastAsia"/>
               <w:szCs w:val="24"/>
             </w:rPr>
             <w:instrText xml:space="preserve"> HYPERLINK \l _Toc4767 </w:instrText>
           </w:r>
           <w:r>
             <w:rPr>
-              <w:rFonts w:hint="eastAsia" w:ascii="宋体" w:hAnsi="宋体" w:eastAsia="宋体" w:cs="宋体"/>
+              <w:rFonts w:ascii="宋体" w:eastAsia="宋体" w:hAnsi="宋体" w:cs="宋体" w:hint="eastAsia"/>
               <w:szCs w:val="24"/>
             </w:rPr>
             <w:fldChar w:fldCharType="separate"/>
@@ -2181,7 +2148,7 @@
           </w:r>
           <w:r>
             <w:rPr>
-              <w:rFonts w:hint="eastAsia" w:ascii="宋体" w:hAnsi="宋体" w:eastAsia="宋体" w:cs="宋体"/>
+              <w:rFonts w:ascii="宋体" w:eastAsia="宋体" w:hAnsi="宋体" w:cs="宋体" w:hint="eastAsia"/>
               <w:szCs w:val="24"/>
             </w:rPr>
             <w:fldChar w:fldCharType="end"/>
@@ -2189,28 +2156,28 @@
         </w:p>
         <w:p>
           <w:pPr>
-            <w:pStyle w:val="16"/>
+            <w:pStyle w:val="TOC1"/>
             <w:tabs>
               <w:tab w:val="right" w:leader="dot" w:pos="8306"/>
             </w:tabs>
           </w:pPr>
           <w:r>
             <w:rPr>
-              <w:rFonts w:hint="eastAsia" w:ascii="宋体" w:hAnsi="宋体" w:eastAsia="宋体" w:cs="宋体"/>
+              <w:rFonts w:ascii="宋体" w:eastAsia="宋体" w:hAnsi="宋体" w:cs="宋体" w:hint="eastAsia"/>
               <w:szCs w:val="24"/>
             </w:rPr>
             <w:fldChar w:fldCharType="begin"/>
           </w:r>
           <w:r>
             <w:rPr>
-              <w:rFonts w:hint="eastAsia" w:ascii="宋体" w:hAnsi="宋体" w:eastAsia="宋体" w:cs="宋体"/>
+              <w:rFonts w:ascii="宋体" w:eastAsia="宋体" w:hAnsi="宋体" w:cs="宋体" w:hint="eastAsia"/>
               <w:szCs w:val="24"/>
             </w:rPr>
             <w:instrText xml:space="preserve"> HYPERLINK \l _Toc6429 </w:instrText>
           </w:r>
           <w:r>
             <w:rPr>
-              <w:rFonts w:hint="eastAsia" w:ascii="宋体" w:hAnsi="宋体" w:eastAsia="宋体" w:cs="宋体"/>
+              <w:rFonts w:ascii="宋体" w:eastAsia="宋体" w:hAnsi="宋体" w:cs="宋体" w:hint="eastAsia"/>
               <w:szCs w:val="24"/>
             </w:rPr>
             <w:fldChar w:fldCharType="separate"/>
@@ -2242,7 +2209,7 @@
           </w:r>
           <w:r>
             <w:rPr>
-              <w:rFonts w:hint="eastAsia" w:ascii="宋体" w:hAnsi="宋体" w:eastAsia="宋体" w:cs="宋体"/>
+              <w:rFonts w:ascii="宋体" w:eastAsia="宋体" w:hAnsi="宋体" w:cs="宋体" w:hint="eastAsia"/>
               <w:szCs w:val="24"/>
             </w:rPr>
             <w:fldChar w:fldCharType="end"/>
@@ -2250,28 +2217,28 @@
         </w:p>
         <w:p>
           <w:pPr>
-            <w:pStyle w:val="16"/>
+            <w:pStyle w:val="TOC1"/>
             <w:tabs>
               <w:tab w:val="right" w:leader="dot" w:pos="8306"/>
             </w:tabs>
           </w:pPr>
           <w:r>
             <w:rPr>
-              <w:rFonts w:hint="eastAsia" w:ascii="宋体" w:hAnsi="宋体" w:eastAsia="宋体" w:cs="宋体"/>
+              <w:rFonts w:ascii="宋体" w:eastAsia="宋体" w:hAnsi="宋体" w:cs="宋体" w:hint="eastAsia"/>
               <w:szCs w:val="24"/>
             </w:rPr>
             <w:fldChar w:fldCharType="begin"/>
           </w:r>
           <w:r>
             <w:rPr>
-              <w:rFonts w:hint="eastAsia" w:ascii="宋体" w:hAnsi="宋体" w:eastAsia="宋体" w:cs="宋体"/>
+              <w:rFonts w:ascii="宋体" w:eastAsia="宋体" w:hAnsi="宋体" w:cs="宋体" w:hint="eastAsia"/>
               <w:szCs w:val="24"/>
             </w:rPr>
             <w:instrText xml:space="preserve"> HYPERLINK \l _Toc28589 </w:instrText>
           </w:r>
           <w:r>
             <w:rPr>
-              <w:rFonts w:hint="eastAsia" w:ascii="宋体" w:hAnsi="宋体" w:eastAsia="宋体" w:cs="宋体"/>
+              <w:rFonts w:ascii="宋体" w:eastAsia="宋体" w:hAnsi="宋体" w:cs="宋体" w:hint="eastAsia"/>
               <w:szCs w:val="24"/>
             </w:rPr>
             <w:fldChar w:fldCharType="separate"/>
@@ -2303,7 +2270,7 @@
           </w:r>
           <w:r>
             <w:rPr>
-              <w:rFonts w:hint="eastAsia" w:ascii="宋体" w:hAnsi="宋体" w:eastAsia="宋体" w:cs="宋体"/>
+              <w:rFonts w:ascii="宋体" w:eastAsia="宋体" w:hAnsi="宋体" w:cs="宋体" w:hint="eastAsia"/>
               <w:szCs w:val="24"/>
             </w:rPr>
             <w:fldChar w:fldCharType="end"/>
@@ -2311,28 +2278,28 @@
         </w:p>
         <w:p>
           <w:pPr>
-            <w:pStyle w:val="16"/>
+            <w:pStyle w:val="TOC1"/>
             <w:tabs>
               <w:tab w:val="right" w:leader="dot" w:pos="8306"/>
             </w:tabs>
           </w:pPr>
           <w:r>
             <w:rPr>
-              <w:rFonts w:hint="eastAsia" w:ascii="宋体" w:hAnsi="宋体" w:eastAsia="宋体" w:cs="宋体"/>
+              <w:rFonts w:ascii="宋体" w:eastAsia="宋体" w:hAnsi="宋体" w:cs="宋体" w:hint="eastAsia"/>
               <w:szCs w:val="24"/>
             </w:rPr>
             <w:fldChar w:fldCharType="begin"/>
           </w:r>
           <w:r>
             <w:rPr>
-              <w:rFonts w:hint="eastAsia" w:ascii="宋体" w:hAnsi="宋体" w:eastAsia="宋体" w:cs="宋体"/>
+              <w:rFonts w:ascii="宋体" w:eastAsia="宋体" w:hAnsi="宋体" w:cs="宋体" w:hint="eastAsia"/>
               <w:szCs w:val="24"/>
             </w:rPr>
             <w:instrText xml:space="preserve"> HYPERLINK \l _Toc7252 </w:instrText>
           </w:r>
           <w:r>
             <w:rPr>
-              <w:rFonts w:hint="eastAsia" w:ascii="宋体" w:hAnsi="宋体" w:eastAsia="宋体" w:cs="宋体"/>
+              <w:rFonts w:ascii="宋体" w:eastAsia="宋体" w:hAnsi="宋体" w:cs="宋体" w:hint="eastAsia"/>
               <w:szCs w:val="24"/>
             </w:rPr>
             <w:fldChar w:fldCharType="separate"/>
@@ -2364,7 +2331,7 @@
           </w:r>
           <w:r>
             <w:rPr>
-              <w:rFonts w:hint="eastAsia" w:ascii="宋体" w:hAnsi="宋体" w:eastAsia="宋体" w:cs="宋体"/>
+              <w:rFonts w:ascii="宋体" w:eastAsia="宋体" w:hAnsi="宋体" w:cs="宋体" w:hint="eastAsia"/>
               <w:szCs w:val="24"/>
             </w:rPr>
             <w:fldChar w:fldCharType="end"/>
@@ -2372,28 +2339,28 @@
         </w:p>
         <w:p>
           <w:pPr>
-            <w:pStyle w:val="16"/>
+            <w:pStyle w:val="TOC1"/>
             <w:tabs>
               <w:tab w:val="right" w:leader="dot" w:pos="8306"/>
             </w:tabs>
           </w:pPr>
           <w:r>
             <w:rPr>
-              <w:rFonts w:hint="eastAsia" w:ascii="宋体" w:hAnsi="宋体" w:eastAsia="宋体" w:cs="宋体"/>
+              <w:rFonts w:ascii="宋体" w:eastAsia="宋体" w:hAnsi="宋体" w:cs="宋体" w:hint="eastAsia"/>
               <w:szCs w:val="24"/>
             </w:rPr>
             <w:fldChar w:fldCharType="begin"/>
           </w:r>
           <w:r>
             <w:rPr>
-              <w:rFonts w:hint="eastAsia" w:ascii="宋体" w:hAnsi="宋体" w:eastAsia="宋体" w:cs="宋体"/>
+              <w:rFonts w:ascii="宋体" w:eastAsia="宋体" w:hAnsi="宋体" w:cs="宋体" w:hint="eastAsia"/>
               <w:szCs w:val="24"/>
             </w:rPr>
             <w:instrText xml:space="preserve"> HYPERLINK \l _Toc31246 </w:instrText>
           </w:r>
           <w:r>
             <w:rPr>
-              <w:rFonts w:hint="eastAsia" w:ascii="宋体" w:hAnsi="宋体" w:eastAsia="宋体" w:cs="宋体"/>
+              <w:rFonts w:ascii="宋体" w:eastAsia="宋体" w:hAnsi="宋体" w:cs="宋体" w:hint="eastAsia"/>
               <w:szCs w:val="24"/>
             </w:rPr>
             <w:fldChar w:fldCharType="separate"/>
@@ -2425,7 +2392,7 @@
           </w:r>
           <w:r>
             <w:rPr>
-              <w:rFonts w:hint="eastAsia" w:ascii="宋体" w:hAnsi="宋体" w:eastAsia="宋体" w:cs="宋体"/>
+              <w:rFonts w:ascii="宋体" w:eastAsia="宋体" w:hAnsi="宋体" w:cs="宋体" w:hint="eastAsia"/>
               <w:szCs w:val="24"/>
             </w:rPr>
             <w:fldChar w:fldCharType="end"/>
@@ -2433,28 +2400,28 @@
         </w:p>
         <w:p>
           <w:pPr>
-            <w:pStyle w:val="17"/>
+            <w:pStyle w:val="TOC2"/>
             <w:tabs>
               <w:tab w:val="right" w:leader="dot" w:pos="8306"/>
             </w:tabs>
           </w:pPr>
           <w:r>
             <w:rPr>
-              <w:rFonts w:hint="eastAsia" w:ascii="宋体" w:hAnsi="宋体" w:eastAsia="宋体" w:cs="宋体"/>
+              <w:rFonts w:ascii="宋体" w:eastAsia="宋体" w:hAnsi="宋体" w:cs="宋体" w:hint="eastAsia"/>
               <w:szCs w:val="24"/>
             </w:rPr>
             <w:fldChar w:fldCharType="begin"/>
           </w:r>
           <w:r>
             <w:rPr>
-              <w:rFonts w:hint="eastAsia" w:ascii="宋体" w:hAnsi="宋体" w:eastAsia="宋体" w:cs="宋体"/>
+              <w:rFonts w:ascii="宋体" w:eastAsia="宋体" w:hAnsi="宋体" w:cs="宋体" w:hint="eastAsia"/>
               <w:szCs w:val="24"/>
             </w:rPr>
             <w:instrText xml:space="preserve"> HYPERLINK \l _Toc6081 </w:instrText>
           </w:r>
           <w:r>
             <w:rPr>
-              <w:rFonts w:hint="eastAsia" w:ascii="宋体" w:hAnsi="宋体" w:eastAsia="宋体" w:cs="宋体"/>
+              <w:rFonts w:ascii="宋体" w:eastAsia="宋体" w:hAnsi="宋体" w:cs="宋体" w:hint="eastAsia"/>
               <w:szCs w:val="24"/>
             </w:rPr>
             <w:fldChar w:fldCharType="separate"/>
@@ -2486,7 +2453,7 @@
           </w:r>
           <w:r>
             <w:rPr>
-              <w:rFonts w:hint="eastAsia" w:ascii="宋体" w:hAnsi="宋体" w:eastAsia="宋体" w:cs="宋体"/>
+              <w:rFonts w:ascii="宋体" w:eastAsia="宋体" w:hAnsi="宋体" w:cs="宋体" w:hint="eastAsia"/>
               <w:szCs w:val="24"/>
             </w:rPr>
             <w:fldChar w:fldCharType="end"/>
@@ -2494,28 +2461,28 @@
         </w:p>
         <w:p>
           <w:pPr>
-            <w:pStyle w:val="17"/>
+            <w:pStyle w:val="TOC2"/>
             <w:tabs>
               <w:tab w:val="right" w:leader="dot" w:pos="8306"/>
             </w:tabs>
           </w:pPr>
           <w:r>
             <w:rPr>
-              <w:rFonts w:hint="eastAsia" w:ascii="宋体" w:hAnsi="宋体" w:eastAsia="宋体" w:cs="宋体"/>
+              <w:rFonts w:ascii="宋体" w:eastAsia="宋体" w:hAnsi="宋体" w:cs="宋体" w:hint="eastAsia"/>
               <w:szCs w:val="24"/>
             </w:rPr>
             <w:fldChar w:fldCharType="begin"/>
           </w:r>
           <w:r>
             <w:rPr>
-              <w:rFonts w:hint="eastAsia" w:ascii="宋体" w:hAnsi="宋体" w:eastAsia="宋体" w:cs="宋体"/>
+              <w:rFonts w:ascii="宋体" w:eastAsia="宋体" w:hAnsi="宋体" w:cs="宋体" w:hint="eastAsia"/>
               <w:szCs w:val="24"/>
             </w:rPr>
             <w:instrText xml:space="preserve"> HYPERLINK \l _Toc13364 </w:instrText>
           </w:r>
           <w:r>
             <w:rPr>
-              <w:rFonts w:hint="eastAsia" w:ascii="宋体" w:hAnsi="宋体" w:eastAsia="宋体" w:cs="宋体"/>
+              <w:rFonts w:ascii="宋体" w:eastAsia="宋体" w:hAnsi="宋体" w:cs="宋体" w:hint="eastAsia"/>
               <w:szCs w:val="24"/>
             </w:rPr>
             <w:fldChar w:fldCharType="separate"/>
@@ -2547,7 +2514,7 @@
           </w:r>
           <w:r>
             <w:rPr>
-              <w:rFonts w:hint="eastAsia" w:ascii="宋体" w:hAnsi="宋体" w:eastAsia="宋体" w:cs="宋体"/>
+              <w:rFonts w:ascii="宋体" w:eastAsia="宋体" w:hAnsi="宋体" w:cs="宋体" w:hint="eastAsia"/>
               <w:szCs w:val="24"/>
             </w:rPr>
             <w:fldChar w:fldCharType="end"/>
@@ -2555,28 +2522,28 @@
         </w:p>
         <w:p>
           <w:pPr>
-            <w:pStyle w:val="17"/>
+            <w:pStyle w:val="TOC2"/>
             <w:tabs>
               <w:tab w:val="right" w:leader="dot" w:pos="8306"/>
             </w:tabs>
           </w:pPr>
           <w:r>
             <w:rPr>
-              <w:rFonts w:hint="eastAsia" w:ascii="宋体" w:hAnsi="宋体" w:eastAsia="宋体" w:cs="宋体"/>
+              <w:rFonts w:ascii="宋体" w:eastAsia="宋体" w:hAnsi="宋体" w:cs="宋体" w:hint="eastAsia"/>
               <w:szCs w:val="24"/>
             </w:rPr>
             <w:fldChar w:fldCharType="begin"/>
           </w:r>
           <w:r>
             <w:rPr>
-              <w:rFonts w:hint="eastAsia" w:ascii="宋体" w:hAnsi="宋体" w:eastAsia="宋体" w:cs="宋体"/>
+              <w:rFonts w:ascii="宋体" w:eastAsia="宋体" w:hAnsi="宋体" w:cs="宋体" w:hint="eastAsia"/>
               <w:szCs w:val="24"/>
             </w:rPr>
             <w:instrText xml:space="preserve"> HYPERLINK \l _Toc28578 </w:instrText>
           </w:r>
           <w:r>
             <w:rPr>
-              <w:rFonts w:hint="eastAsia" w:ascii="宋体" w:hAnsi="宋体" w:eastAsia="宋体" w:cs="宋体"/>
+              <w:rFonts w:ascii="宋体" w:eastAsia="宋体" w:hAnsi="宋体" w:cs="宋体" w:hint="eastAsia"/>
               <w:szCs w:val="24"/>
             </w:rPr>
             <w:fldChar w:fldCharType="separate"/>
@@ -2608,7 +2575,7 @@
           </w:r>
           <w:r>
             <w:rPr>
-              <w:rFonts w:hint="eastAsia" w:ascii="宋体" w:hAnsi="宋体" w:eastAsia="宋体" w:cs="宋体"/>
+              <w:rFonts w:ascii="宋体" w:eastAsia="宋体" w:hAnsi="宋体" w:cs="宋体" w:hint="eastAsia"/>
               <w:szCs w:val="24"/>
             </w:rPr>
             <w:fldChar w:fldCharType="end"/>
@@ -2616,28 +2583,28 @@
         </w:p>
         <w:p>
           <w:pPr>
-            <w:pStyle w:val="16"/>
+            <w:pStyle w:val="TOC1"/>
             <w:tabs>
               <w:tab w:val="right" w:leader="dot" w:pos="8306"/>
             </w:tabs>
           </w:pPr>
           <w:r>
             <w:rPr>
-              <w:rFonts w:hint="eastAsia" w:ascii="宋体" w:hAnsi="宋体" w:eastAsia="宋体" w:cs="宋体"/>
+              <w:rFonts w:ascii="宋体" w:eastAsia="宋体" w:hAnsi="宋体" w:cs="宋体" w:hint="eastAsia"/>
               <w:szCs w:val="24"/>
             </w:rPr>
             <w:fldChar w:fldCharType="begin"/>
           </w:r>
           <w:r>
             <w:rPr>
-              <w:rFonts w:hint="eastAsia" w:ascii="宋体" w:hAnsi="宋体" w:eastAsia="宋体" w:cs="宋体"/>
+              <w:rFonts w:ascii="宋体" w:eastAsia="宋体" w:hAnsi="宋体" w:cs="宋体" w:hint="eastAsia"/>
               <w:szCs w:val="24"/>
             </w:rPr>
             <w:instrText xml:space="preserve"> HYPERLINK \l _Toc30389 </w:instrText>
           </w:r>
           <w:r>
             <w:rPr>
-              <w:rFonts w:hint="eastAsia" w:ascii="宋体" w:hAnsi="宋体" w:eastAsia="宋体" w:cs="宋体"/>
+              <w:rFonts w:ascii="宋体" w:eastAsia="宋体" w:hAnsi="宋体" w:cs="宋体" w:hint="eastAsia"/>
               <w:szCs w:val="24"/>
             </w:rPr>
             <w:fldChar w:fldCharType="separate"/>
@@ -2669,7 +2636,7 @@
           </w:r>
           <w:r>
             <w:rPr>
-              <w:rFonts w:hint="eastAsia" w:ascii="宋体" w:hAnsi="宋体" w:eastAsia="宋体" w:cs="宋体"/>
+              <w:rFonts w:ascii="宋体" w:eastAsia="宋体" w:hAnsi="宋体" w:cs="宋体" w:hint="eastAsia"/>
               <w:szCs w:val="24"/>
             </w:rPr>
             <w:fldChar w:fldCharType="end"/>
@@ -2677,28 +2644,28 @@
         </w:p>
         <w:p>
           <w:pPr>
-            <w:pStyle w:val="16"/>
+            <w:pStyle w:val="TOC1"/>
             <w:tabs>
               <w:tab w:val="right" w:leader="dot" w:pos="8306"/>
             </w:tabs>
           </w:pPr>
           <w:r>
             <w:rPr>
-              <w:rFonts w:hint="eastAsia" w:ascii="宋体" w:hAnsi="宋体" w:eastAsia="宋体" w:cs="宋体"/>
+              <w:rFonts w:ascii="宋体" w:eastAsia="宋体" w:hAnsi="宋体" w:cs="宋体" w:hint="eastAsia"/>
               <w:szCs w:val="24"/>
             </w:rPr>
             <w:fldChar w:fldCharType="begin"/>
           </w:r>
           <w:r>
             <w:rPr>
-              <w:rFonts w:hint="eastAsia" w:ascii="宋体" w:hAnsi="宋体" w:eastAsia="宋体" w:cs="宋体"/>
+              <w:rFonts w:ascii="宋体" w:eastAsia="宋体" w:hAnsi="宋体" w:cs="宋体" w:hint="eastAsia"/>
               <w:szCs w:val="24"/>
             </w:rPr>
             <w:instrText xml:space="preserve"> HYPERLINK \l _Toc12893 </w:instrText>
           </w:r>
           <w:r>
             <w:rPr>
-              <w:rFonts w:hint="eastAsia" w:ascii="宋体" w:hAnsi="宋体" w:eastAsia="宋体" w:cs="宋体"/>
+              <w:rFonts w:ascii="宋体" w:eastAsia="宋体" w:hAnsi="宋体" w:cs="宋体" w:hint="eastAsia"/>
               <w:szCs w:val="24"/>
             </w:rPr>
             <w:fldChar w:fldCharType="separate"/>
@@ -2730,7 +2697,7 @@
           </w:r>
           <w:r>
             <w:rPr>
-              <w:rFonts w:hint="eastAsia" w:ascii="宋体" w:hAnsi="宋体" w:eastAsia="宋体" w:cs="宋体"/>
+              <w:rFonts w:ascii="宋体" w:eastAsia="宋体" w:hAnsi="宋体" w:cs="宋体" w:hint="eastAsia"/>
               <w:szCs w:val="24"/>
             </w:rPr>
             <w:fldChar w:fldCharType="end"/>
@@ -2738,28 +2705,28 @@
         </w:p>
         <w:p>
           <w:pPr>
-            <w:pStyle w:val="17"/>
+            <w:pStyle w:val="TOC2"/>
             <w:tabs>
               <w:tab w:val="right" w:leader="dot" w:pos="8306"/>
             </w:tabs>
           </w:pPr>
           <w:r>
             <w:rPr>
-              <w:rFonts w:hint="eastAsia" w:ascii="宋体" w:hAnsi="宋体" w:eastAsia="宋体" w:cs="宋体"/>
+              <w:rFonts w:ascii="宋体" w:eastAsia="宋体" w:hAnsi="宋体" w:cs="宋体" w:hint="eastAsia"/>
               <w:szCs w:val="24"/>
             </w:rPr>
             <w:fldChar w:fldCharType="begin"/>
           </w:r>
           <w:r>
             <w:rPr>
-              <w:rFonts w:hint="eastAsia" w:ascii="宋体" w:hAnsi="宋体" w:eastAsia="宋体" w:cs="宋体"/>
+              <w:rFonts w:ascii="宋体" w:eastAsia="宋体" w:hAnsi="宋体" w:cs="宋体" w:hint="eastAsia"/>
               <w:szCs w:val="24"/>
             </w:rPr>
             <w:instrText xml:space="preserve"> HYPERLINK \l _Toc22002 </w:instrText>
           </w:r>
           <w:r>
             <w:rPr>
-              <w:rFonts w:hint="eastAsia" w:ascii="宋体" w:hAnsi="宋体" w:eastAsia="宋体" w:cs="宋体"/>
+              <w:rFonts w:ascii="宋体" w:eastAsia="宋体" w:hAnsi="宋体" w:cs="宋体" w:hint="eastAsia"/>
               <w:szCs w:val="24"/>
             </w:rPr>
             <w:fldChar w:fldCharType="separate"/>
@@ -2791,7 +2758,7 @@
           </w:r>
           <w:r>
             <w:rPr>
-              <w:rFonts w:hint="eastAsia" w:ascii="宋体" w:hAnsi="宋体" w:eastAsia="宋体" w:cs="宋体"/>
+              <w:rFonts w:ascii="宋体" w:eastAsia="宋体" w:hAnsi="宋体" w:cs="宋体" w:hint="eastAsia"/>
               <w:szCs w:val="24"/>
             </w:rPr>
             <w:fldChar w:fldCharType="end"/>
@@ -2799,28 +2766,28 @@
         </w:p>
         <w:p>
           <w:pPr>
-            <w:pStyle w:val="17"/>
+            <w:pStyle w:val="TOC2"/>
             <w:tabs>
               <w:tab w:val="right" w:leader="dot" w:pos="8306"/>
             </w:tabs>
           </w:pPr>
           <w:r>
             <w:rPr>
-              <w:rFonts w:hint="eastAsia" w:ascii="宋体" w:hAnsi="宋体" w:eastAsia="宋体" w:cs="宋体"/>
+              <w:rFonts w:ascii="宋体" w:eastAsia="宋体" w:hAnsi="宋体" w:cs="宋体" w:hint="eastAsia"/>
               <w:szCs w:val="24"/>
             </w:rPr>
             <w:fldChar w:fldCharType="begin"/>
           </w:r>
           <w:r>
             <w:rPr>
-              <w:rFonts w:hint="eastAsia" w:ascii="宋体" w:hAnsi="宋体" w:eastAsia="宋体" w:cs="宋体"/>
+              <w:rFonts w:ascii="宋体" w:eastAsia="宋体" w:hAnsi="宋体" w:cs="宋体" w:hint="eastAsia"/>
               <w:szCs w:val="24"/>
             </w:rPr>
             <w:instrText xml:space="preserve"> HYPERLINK \l _Toc19446 </w:instrText>
           </w:r>
           <w:r>
             <w:rPr>
-              <w:rFonts w:hint="eastAsia" w:ascii="宋体" w:hAnsi="宋体" w:eastAsia="宋体" w:cs="宋体"/>
+              <w:rFonts w:ascii="宋体" w:eastAsia="宋体" w:hAnsi="宋体" w:cs="宋体" w:hint="eastAsia"/>
               <w:szCs w:val="24"/>
             </w:rPr>
             <w:fldChar w:fldCharType="separate"/>
@@ -2852,7 +2819,7 @@
           </w:r>
           <w:r>
             <w:rPr>
-              <w:rFonts w:hint="eastAsia" w:ascii="宋体" w:hAnsi="宋体" w:eastAsia="宋体" w:cs="宋体"/>
+              <w:rFonts w:ascii="宋体" w:eastAsia="宋体" w:hAnsi="宋体" w:cs="宋体" w:hint="eastAsia"/>
               <w:szCs w:val="24"/>
             </w:rPr>
             <w:fldChar w:fldCharType="end"/>
@@ -2860,28 +2827,28 @@
         </w:p>
         <w:p>
           <w:pPr>
-            <w:pStyle w:val="17"/>
+            <w:pStyle w:val="TOC2"/>
             <w:tabs>
               <w:tab w:val="right" w:leader="dot" w:pos="8306"/>
             </w:tabs>
           </w:pPr>
           <w:r>
             <w:rPr>
-              <w:rFonts w:hint="eastAsia" w:ascii="宋体" w:hAnsi="宋体" w:eastAsia="宋体" w:cs="宋体"/>
+              <w:rFonts w:ascii="宋体" w:eastAsia="宋体" w:hAnsi="宋体" w:cs="宋体" w:hint="eastAsia"/>
               <w:szCs w:val="24"/>
             </w:rPr>
             <w:fldChar w:fldCharType="begin"/>
           </w:r>
           <w:r>
             <w:rPr>
-              <w:rFonts w:hint="eastAsia" w:ascii="宋体" w:hAnsi="宋体" w:eastAsia="宋体" w:cs="宋体"/>
+              <w:rFonts w:ascii="宋体" w:eastAsia="宋体" w:hAnsi="宋体" w:cs="宋体" w:hint="eastAsia"/>
               <w:szCs w:val="24"/>
             </w:rPr>
             <w:instrText xml:space="preserve"> HYPERLINK \l _Toc23116 </w:instrText>
           </w:r>
           <w:r>
             <w:rPr>
-              <w:rFonts w:hint="eastAsia" w:ascii="宋体" w:hAnsi="宋体" w:eastAsia="宋体" w:cs="宋体"/>
+              <w:rFonts w:ascii="宋体" w:eastAsia="宋体" w:hAnsi="宋体" w:cs="宋体" w:hint="eastAsia"/>
               <w:szCs w:val="24"/>
             </w:rPr>
             <w:fldChar w:fldCharType="separate"/>
@@ -2913,7 +2880,7 @@
           </w:r>
           <w:r>
             <w:rPr>
-              <w:rFonts w:hint="eastAsia" w:ascii="宋体" w:hAnsi="宋体" w:eastAsia="宋体" w:cs="宋体"/>
+              <w:rFonts w:ascii="宋体" w:eastAsia="宋体" w:hAnsi="宋体" w:cs="宋体" w:hint="eastAsia"/>
               <w:szCs w:val="24"/>
             </w:rPr>
             <w:fldChar w:fldCharType="end"/>
@@ -2921,28 +2888,28 @@
         </w:p>
         <w:p>
           <w:pPr>
-            <w:pStyle w:val="17"/>
+            <w:pStyle w:val="TOC2"/>
             <w:tabs>
               <w:tab w:val="right" w:leader="dot" w:pos="8306"/>
             </w:tabs>
           </w:pPr>
           <w:r>
             <w:rPr>
-              <w:rFonts w:hint="eastAsia" w:ascii="宋体" w:hAnsi="宋体" w:eastAsia="宋体" w:cs="宋体"/>
+              <w:rFonts w:ascii="宋体" w:eastAsia="宋体" w:hAnsi="宋体" w:cs="宋体" w:hint="eastAsia"/>
               <w:szCs w:val="24"/>
             </w:rPr>
             <w:fldChar w:fldCharType="begin"/>
           </w:r>
           <w:r>
             <w:rPr>
-              <w:rFonts w:hint="eastAsia" w:ascii="宋体" w:hAnsi="宋体" w:eastAsia="宋体" w:cs="宋体"/>
+              <w:rFonts w:ascii="宋体" w:eastAsia="宋体" w:hAnsi="宋体" w:cs="宋体" w:hint="eastAsia"/>
               <w:szCs w:val="24"/>
             </w:rPr>
             <w:instrText xml:space="preserve"> HYPERLINK \l _Toc26135 </w:instrText>
           </w:r>
           <w:r>
             <w:rPr>
-              <w:rFonts w:hint="eastAsia" w:ascii="宋体" w:hAnsi="宋体" w:eastAsia="宋体" w:cs="宋体"/>
+              <w:rFonts w:ascii="宋体" w:eastAsia="宋体" w:hAnsi="宋体" w:cs="宋体" w:hint="eastAsia"/>
               <w:szCs w:val="24"/>
             </w:rPr>
             <w:fldChar w:fldCharType="separate"/>
@@ -2974,7 +2941,7 @@
           </w:r>
           <w:r>
             <w:rPr>
-              <w:rFonts w:hint="eastAsia" w:ascii="宋体" w:hAnsi="宋体" w:eastAsia="宋体" w:cs="宋体"/>
+              <w:rFonts w:ascii="宋体" w:eastAsia="宋体" w:hAnsi="宋体" w:cs="宋体" w:hint="eastAsia"/>
               <w:szCs w:val="24"/>
             </w:rPr>
             <w:fldChar w:fldCharType="end"/>
@@ -2982,28 +2949,28 @@
         </w:p>
         <w:p>
           <w:pPr>
-            <w:pStyle w:val="16"/>
+            <w:pStyle w:val="TOC1"/>
             <w:tabs>
               <w:tab w:val="right" w:leader="dot" w:pos="8306"/>
             </w:tabs>
           </w:pPr>
           <w:r>
             <w:rPr>
-              <w:rFonts w:hint="eastAsia" w:ascii="宋体" w:hAnsi="宋体" w:eastAsia="宋体" w:cs="宋体"/>
+              <w:rFonts w:ascii="宋体" w:eastAsia="宋体" w:hAnsi="宋体" w:cs="宋体" w:hint="eastAsia"/>
               <w:szCs w:val="24"/>
             </w:rPr>
             <w:fldChar w:fldCharType="begin"/>
           </w:r>
           <w:r>
             <w:rPr>
-              <w:rFonts w:hint="eastAsia" w:ascii="宋体" w:hAnsi="宋体" w:eastAsia="宋体" w:cs="宋体"/>
+              <w:rFonts w:ascii="宋体" w:eastAsia="宋体" w:hAnsi="宋体" w:cs="宋体" w:hint="eastAsia"/>
               <w:szCs w:val="24"/>
             </w:rPr>
             <w:instrText xml:space="preserve"> HYPERLINK \l _Toc18049 </w:instrText>
           </w:r>
           <w:r>
             <w:rPr>
-              <w:rFonts w:hint="eastAsia" w:ascii="宋体" w:hAnsi="宋体" w:eastAsia="宋体" w:cs="宋体"/>
+              <w:rFonts w:ascii="宋体" w:eastAsia="宋体" w:hAnsi="宋体" w:cs="宋体" w:hint="eastAsia"/>
               <w:szCs w:val="24"/>
             </w:rPr>
             <w:fldChar w:fldCharType="separate"/>
@@ -3035,7 +3002,7 @@
           </w:r>
           <w:r>
             <w:rPr>
-              <w:rFonts w:hint="eastAsia" w:ascii="宋体" w:hAnsi="宋体" w:eastAsia="宋体" w:cs="宋体"/>
+              <w:rFonts w:ascii="宋体" w:eastAsia="宋体" w:hAnsi="宋体" w:cs="宋体" w:hint="eastAsia"/>
               <w:szCs w:val="24"/>
             </w:rPr>
             <w:fldChar w:fldCharType="end"/>
@@ -3043,28 +3010,28 @@
         </w:p>
         <w:p>
           <w:pPr>
-            <w:pStyle w:val="17"/>
+            <w:pStyle w:val="TOC2"/>
             <w:tabs>
               <w:tab w:val="right" w:leader="dot" w:pos="8306"/>
             </w:tabs>
           </w:pPr>
           <w:r>
             <w:rPr>
-              <w:rFonts w:hint="eastAsia" w:ascii="宋体" w:hAnsi="宋体" w:eastAsia="宋体" w:cs="宋体"/>
+              <w:rFonts w:ascii="宋体" w:eastAsia="宋体" w:hAnsi="宋体" w:cs="宋体" w:hint="eastAsia"/>
               <w:szCs w:val="24"/>
             </w:rPr>
             <w:fldChar w:fldCharType="begin"/>
           </w:r>
           <w:r>
             <w:rPr>
-              <w:rFonts w:hint="eastAsia" w:ascii="宋体" w:hAnsi="宋体" w:eastAsia="宋体" w:cs="宋体"/>
+              <w:rFonts w:ascii="宋体" w:eastAsia="宋体" w:hAnsi="宋体" w:cs="宋体" w:hint="eastAsia"/>
               <w:szCs w:val="24"/>
             </w:rPr>
             <w:instrText xml:space="preserve"> HYPERLINK \l _Toc24913 </w:instrText>
           </w:r>
           <w:r>
             <w:rPr>
-              <w:rFonts w:hint="eastAsia" w:ascii="宋体" w:hAnsi="宋体" w:eastAsia="宋体" w:cs="宋体"/>
+              <w:rFonts w:ascii="宋体" w:eastAsia="宋体" w:hAnsi="宋体" w:cs="宋体" w:hint="eastAsia"/>
               <w:szCs w:val="24"/>
             </w:rPr>
             <w:fldChar w:fldCharType="separate"/>
@@ -3096,7 +3063,7 @@
           </w:r>
           <w:r>
             <w:rPr>
-              <w:rFonts w:hint="eastAsia" w:ascii="宋体" w:hAnsi="宋体" w:eastAsia="宋体" w:cs="宋体"/>
+              <w:rFonts w:ascii="宋体" w:eastAsia="宋体" w:hAnsi="宋体" w:cs="宋体" w:hint="eastAsia"/>
               <w:szCs w:val="24"/>
             </w:rPr>
             <w:fldChar w:fldCharType="end"/>
@@ -3104,28 +3071,28 @@
         </w:p>
         <w:p>
           <w:pPr>
-            <w:pStyle w:val="17"/>
+            <w:pStyle w:val="TOC2"/>
             <w:tabs>
               <w:tab w:val="right" w:leader="dot" w:pos="8306"/>
             </w:tabs>
           </w:pPr>
           <w:r>
             <w:rPr>
-              <w:rFonts w:hint="eastAsia" w:ascii="宋体" w:hAnsi="宋体" w:eastAsia="宋体" w:cs="宋体"/>
+              <w:rFonts w:ascii="宋体" w:eastAsia="宋体" w:hAnsi="宋体" w:cs="宋体" w:hint="eastAsia"/>
               <w:szCs w:val="24"/>
             </w:rPr>
             <w:fldChar w:fldCharType="begin"/>
           </w:r>
           <w:r>
             <w:rPr>
-              <w:rFonts w:hint="eastAsia" w:ascii="宋体" w:hAnsi="宋体" w:eastAsia="宋体" w:cs="宋体"/>
+              <w:rFonts w:ascii="宋体" w:eastAsia="宋体" w:hAnsi="宋体" w:cs="宋体" w:hint="eastAsia"/>
               <w:szCs w:val="24"/>
             </w:rPr>
             <w:instrText xml:space="preserve"> HYPERLINK \l _Toc18023 </w:instrText>
           </w:r>
           <w:r>
             <w:rPr>
-              <w:rFonts w:hint="eastAsia" w:ascii="宋体" w:hAnsi="宋体" w:eastAsia="宋体" w:cs="宋体"/>
+              <w:rFonts w:ascii="宋体" w:eastAsia="宋体" w:hAnsi="宋体" w:cs="宋体" w:hint="eastAsia"/>
               <w:szCs w:val="24"/>
             </w:rPr>
             <w:fldChar w:fldCharType="separate"/>
@@ -3157,7 +3124,7 @@
           </w:r>
           <w:r>
             <w:rPr>
-              <w:rFonts w:hint="eastAsia" w:ascii="宋体" w:hAnsi="宋体" w:eastAsia="宋体" w:cs="宋体"/>
+              <w:rFonts w:ascii="宋体" w:eastAsia="宋体" w:hAnsi="宋体" w:cs="宋体" w:hint="eastAsia"/>
               <w:szCs w:val="24"/>
             </w:rPr>
             <w:fldChar w:fldCharType="end"/>
@@ -3165,28 +3132,28 @@
         </w:p>
         <w:p>
           <w:pPr>
-            <w:pStyle w:val="16"/>
+            <w:pStyle w:val="TOC1"/>
             <w:tabs>
               <w:tab w:val="right" w:leader="dot" w:pos="8306"/>
             </w:tabs>
           </w:pPr>
           <w:r>
             <w:rPr>
-              <w:rFonts w:hint="eastAsia" w:ascii="宋体" w:hAnsi="宋体" w:eastAsia="宋体" w:cs="宋体"/>
+              <w:rFonts w:ascii="宋体" w:eastAsia="宋体" w:hAnsi="宋体" w:cs="宋体" w:hint="eastAsia"/>
               <w:szCs w:val="24"/>
             </w:rPr>
             <w:fldChar w:fldCharType="begin"/>
           </w:r>
           <w:r>
             <w:rPr>
-              <w:rFonts w:hint="eastAsia" w:ascii="宋体" w:hAnsi="宋体" w:eastAsia="宋体" w:cs="宋体"/>
+              <w:rFonts w:ascii="宋体" w:eastAsia="宋体" w:hAnsi="宋体" w:cs="宋体" w:hint="eastAsia"/>
               <w:szCs w:val="24"/>
             </w:rPr>
             <w:instrText xml:space="preserve"> HYPERLINK \l _Toc31112 </w:instrText>
           </w:r>
           <w:r>
             <w:rPr>
-              <w:rFonts w:hint="eastAsia" w:ascii="宋体" w:hAnsi="宋体" w:eastAsia="宋体" w:cs="宋体"/>
+              <w:rFonts w:ascii="宋体" w:eastAsia="宋体" w:hAnsi="宋体" w:cs="宋体" w:hint="eastAsia"/>
               <w:szCs w:val="24"/>
             </w:rPr>
             <w:fldChar w:fldCharType="separate"/>
@@ -3218,7 +3185,7 @@
           </w:r>
           <w:r>
             <w:rPr>
-              <w:rFonts w:hint="eastAsia" w:ascii="宋体" w:hAnsi="宋体" w:eastAsia="宋体" w:cs="宋体"/>
+              <w:rFonts w:ascii="宋体" w:eastAsia="宋体" w:hAnsi="宋体" w:cs="宋体" w:hint="eastAsia"/>
               <w:szCs w:val="24"/>
             </w:rPr>
             <w:fldChar w:fldCharType="end"/>
@@ -3226,28 +3193,28 @@
         </w:p>
         <w:p>
           <w:pPr>
-            <w:pStyle w:val="17"/>
+            <w:pStyle w:val="TOC2"/>
             <w:tabs>
               <w:tab w:val="right" w:leader="dot" w:pos="8306"/>
             </w:tabs>
           </w:pPr>
           <w:r>
             <w:rPr>
-              <w:rFonts w:hint="eastAsia" w:ascii="宋体" w:hAnsi="宋体" w:eastAsia="宋体" w:cs="宋体"/>
+              <w:rFonts w:ascii="宋体" w:eastAsia="宋体" w:hAnsi="宋体" w:cs="宋体" w:hint="eastAsia"/>
               <w:szCs w:val="24"/>
             </w:rPr>
             <w:fldChar w:fldCharType="begin"/>
           </w:r>
           <w:r>
             <w:rPr>
-              <w:rFonts w:hint="eastAsia" w:ascii="宋体" w:hAnsi="宋体" w:eastAsia="宋体" w:cs="宋体"/>
+              <w:rFonts w:ascii="宋体" w:eastAsia="宋体" w:hAnsi="宋体" w:cs="宋体" w:hint="eastAsia"/>
               <w:szCs w:val="24"/>
             </w:rPr>
             <w:instrText xml:space="preserve"> HYPERLINK \l _Toc28713 </w:instrText>
           </w:r>
           <w:r>
             <w:rPr>
-              <w:rFonts w:hint="eastAsia" w:ascii="宋体" w:hAnsi="宋体" w:eastAsia="宋体" w:cs="宋体"/>
+              <w:rFonts w:ascii="宋体" w:eastAsia="宋体" w:hAnsi="宋体" w:cs="宋体" w:hint="eastAsia"/>
               <w:szCs w:val="24"/>
             </w:rPr>
             <w:fldChar w:fldCharType="separate"/>
@@ -3279,7 +3246,7 @@
           </w:r>
           <w:r>
             <w:rPr>
-              <w:rFonts w:hint="eastAsia" w:ascii="宋体" w:hAnsi="宋体" w:eastAsia="宋体" w:cs="宋体"/>
+              <w:rFonts w:ascii="宋体" w:eastAsia="宋体" w:hAnsi="宋体" w:cs="宋体" w:hint="eastAsia"/>
               <w:szCs w:val="24"/>
             </w:rPr>
             <w:fldChar w:fldCharType="end"/>
@@ -3287,28 +3254,28 @@
         </w:p>
         <w:p>
           <w:pPr>
-            <w:pStyle w:val="17"/>
+            <w:pStyle w:val="TOC2"/>
             <w:tabs>
               <w:tab w:val="right" w:leader="dot" w:pos="8306"/>
             </w:tabs>
           </w:pPr>
           <w:r>
             <w:rPr>
-              <w:rFonts w:hint="eastAsia" w:ascii="宋体" w:hAnsi="宋体" w:eastAsia="宋体" w:cs="宋体"/>
+              <w:rFonts w:ascii="宋体" w:eastAsia="宋体" w:hAnsi="宋体" w:cs="宋体" w:hint="eastAsia"/>
               <w:szCs w:val="24"/>
             </w:rPr>
             <w:fldChar w:fldCharType="begin"/>
           </w:r>
           <w:r>
             <w:rPr>
-              <w:rFonts w:hint="eastAsia" w:ascii="宋体" w:hAnsi="宋体" w:eastAsia="宋体" w:cs="宋体"/>
+              <w:rFonts w:ascii="宋体" w:eastAsia="宋体" w:hAnsi="宋体" w:cs="宋体" w:hint="eastAsia"/>
               <w:szCs w:val="24"/>
             </w:rPr>
             <w:instrText xml:space="preserve"> HYPERLINK \l _Toc30379 </w:instrText>
           </w:r>
           <w:r>
             <w:rPr>
-              <w:rFonts w:hint="eastAsia" w:ascii="宋体" w:hAnsi="宋体" w:eastAsia="宋体" w:cs="宋体"/>
+              <w:rFonts w:ascii="宋体" w:eastAsia="宋体" w:hAnsi="宋体" w:cs="宋体" w:hint="eastAsia"/>
               <w:szCs w:val="24"/>
             </w:rPr>
             <w:fldChar w:fldCharType="separate"/>
@@ -3340,7 +3307,7 @@
           </w:r>
           <w:r>
             <w:rPr>
-              <w:rFonts w:hint="eastAsia" w:ascii="宋体" w:hAnsi="宋体" w:eastAsia="宋体" w:cs="宋体"/>
+              <w:rFonts w:ascii="宋体" w:eastAsia="宋体" w:hAnsi="宋体" w:cs="宋体" w:hint="eastAsia"/>
               <w:szCs w:val="24"/>
             </w:rPr>
             <w:fldChar w:fldCharType="end"/>
@@ -3348,28 +3315,28 @@
         </w:p>
         <w:p>
           <w:pPr>
-            <w:pStyle w:val="17"/>
+            <w:pStyle w:val="TOC2"/>
             <w:tabs>
               <w:tab w:val="right" w:leader="dot" w:pos="8306"/>
             </w:tabs>
           </w:pPr>
           <w:r>
             <w:rPr>
-              <w:rFonts w:hint="eastAsia" w:ascii="宋体" w:hAnsi="宋体" w:eastAsia="宋体" w:cs="宋体"/>
+              <w:rFonts w:ascii="宋体" w:eastAsia="宋体" w:hAnsi="宋体" w:cs="宋体" w:hint="eastAsia"/>
               <w:szCs w:val="24"/>
             </w:rPr>
             <w:fldChar w:fldCharType="begin"/>
           </w:r>
           <w:r>
             <w:rPr>
-              <w:rFonts w:hint="eastAsia" w:ascii="宋体" w:hAnsi="宋体" w:eastAsia="宋体" w:cs="宋体"/>
+              <w:rFonts w:ascii="宋体" w:eastAsia="宋体" w:hAnsi="宋体" w:cs="宋体" w:hint="eastAsia"/>
               <w:szCs w:val="24"/>
             </w:rPr>
             <w:instrText xml:space="preserve"> HYPERLINK \l _Toc5286 </w:instrText>
           </w:r>
           <w:r>
             <w:rPr>
-              <w:rFonts w:hint="eastAsia" w:ascii="宋体" w:hAnsi="宋体" w:eastAsia="宋体" w:cs="宋体"/>
+              <w:rFonts w:ascii="宋体" w:eastAsia="宋体" w:hAnsi="宋体" w:cs="宋体" w:hint="eastAsia"/>
               <w:szCs w:val="24"/>
             </w:rPr>
             <w:fldChar w:fldCharType="separate"/>
@@ -3401,7 +3368,7 @@
           </w:r>
           <w:r>
             <w:rPr>
-              <w:rFonts w:hint="eastAsia" w:ascii="宋体" w:hAnsi="宋体" w:eastAsia="宋体" w:cs="宋体"/>
+              <w:rFonts w:ascii="宋体" w:eastAsia="宋体" w:hAnsi="宋体" w:cs="宋体" w:hint="eastAsia"/>
               <w:szCs w:val="24"/>
             </w:rPr>
             <w:fldChar w:fldCharType="end"/>
@@ -3409,28 +3376,28 @@
         </w:p>
         <w:p>
           <w:pPr>
-            <w:pStyle w:val="17"/>
+            <w:pStyle w:val="TOC2"/>
             <w:tabs>
               <w:tab w:val="right" w:leader="dot" w:pos="8306"/>
             </w:tabs>
           </w:pPr>
           <w:r>
             <w:rPr>
-              <w:rFonts w:hint="eastAsia" w:ascii="宋体" w:hAnsi="宋体" w:eastAsia="宋体" w:cs="宋体"/>
+              <w:rFonts w:ascii="宋体" w:eastAsia="宋体" w:hAnsi="宋体" w:cs="宋体" w:hint="eastAsia"/>
               <w:szCs w:val="24"/>
             </w:rPr>
             <w:fldChar w:fldCharType="begin"/>
           </w:r>
           <w:r>
             <w:rPr>
-              <w:rFonts w:hint="eastAsia" w:ascii="宋体" w:hAnsi="宋体" w:eastAsia="宋体" w:cs="宋体"/>
+              <w:rFonts w:ascii="宋体" w:eastAsia="宋体" w:hAnsi="宋体" w:cs="宋体" w:hint="eastAsia"/>
               <w:szCs w:val="24"/>
             </w:rPr>
             <w:instrText xml:space="preserve"> HYPERLINK \l _Toc5150 </w:instrText>
           </w:r>
           <w:r>
             <w:rPr>
-              <w:rFonts w:hint="eastAsia" w:ascii="宋体" w:hAnsi="宋体" w:eastAsia="宋体" w:cs="宋体"/>
+              <w:rFonts w:ascii="宋体" w:eastAsia="宋体" w:hAnsi="宋体" w:cs="宋体" w:hint="eastAsia"/>
               <w:szCs w:val="24"/>
             </w:rPr>
             <w:fldChar w:fldCharType="separate"/>
@@ -3462,7 +3429,7 @@
           </w:r>
           <w:r>
             <w:rPr>
-              <w:rFonts w:hint="eastAsia" w:ascii="宋体" w:hAnsi="宋体" w:eastAsia="宋体" w:cs="宋体"/>
+              <w:rFonts w:ascii="宋体" w:eastAsia="宋体" w:hAnsi="宋体" w:cs="宋体" w:hint="eastAsia"/>
               <w:szCs w:val="24"/>
             </w:rPr>
             <w:fldChar w:fldCharType="end"/>
@@ -3470,28 +3437,28 @@
         </w:p>
         <w:p>
           <w:pPr>
-            <w:pStyle w:val="16"/>
+            <w:pStyle w:val="TOC1"/>
             <w:tabs>
               <w:tab w:val="right" w:leader="dot" w:pos="8306"/>
             </w:tabs>
           </w:pPr>
           <w:r>
             <w:rPr>
-              <w:rFonts w:hint="eastAsia" w:ascii="宋体" w:hAnsi="宋体" w:eastAsia="宋体" w:cs="宋体"/>
+              <w:rFonts w:ascii="宋体" w:eastAsia="宋体" w:hAnsi="宋体" w:cs="宋体" w:hint="eastAsia"/>
               <w:szCs w:val="24"/>
             </w:rPr>
             <w:fldChar w:fldCharType="begin"/>
           </w:r>
           <w:r>
             <w:rPr>
-              <w:rFonts w:hint="eastAsia" w:ascii="宋体" w:hAnsi="宋体" w:eastAsia="宋体" w:cs="宋体"/>
+              <w:rFonts w:ascii="宋体" w:eastAsia="宋体" w:hAnsi="宋体" w:cs="宋体" w:hint="eastAsia"/>
               <w:szCs w:val="24"/>
             </w:rPr>
             <w:instrText xml:space="preserve"> HYPERLINK \l _Toc32688 </w:instrText>
           </w:r>
           <w:r>
             <w:rPr>
-              <w:rFonts w:hint="eastAsia" w:ascii="宋体" w:hAnsi="宋体" w:eastAsia="宋体" w:cs="宋体"/>
+              <w:rFonts w:ascii="宋体" w:eastAsia="宋体" w:hAnsi="宋体" w:cs="宋体" w:hint="eastAsia"/>
               <w:szCs w:val="24"/>
             </w:rPr>
             <w:fldChar w:fldCharType="separate"/>
@@ -3523,7 +3490,7 @@
           </w:r>
           <w:r>
             <w:rPr>
-              <w:rFonts w:hint="eastAsia" w:ascii="宋体" w:hAnsi="宋体" w:eastAsia="宋体" w:cs="宋体"/>
+              <w:rFonts w:ascii="宋体" w:eastAsia="宋体" w:hAnsi="宋体" w:cs="宋体" w:hint="eastAsia"/>
               <w:szCs w:val="24"/>
             </w:rPr>
             <w:fldChar w:fldCharType="end"/>
@@ -3531,28 +3498,28 @@
         </w:p>
         <w:p>
           <w:pPr>
-            <w:pStyle w:val="16"/>
+            <w:pStyle w:val="TOC1"/>
             <w:tabs>
               <w:tab w:val="right" w:leader="dot" w:pos="8306"/>
             </w:tabs>
           </w:pPr>
           <w:r>
             <w:rPr>
-              <w:rFonts w:hint="eastAsia" w:ascii="宋体" w:hAnsi="宋体" w:eastAsia="宋体" w:cs="宋体"/>
+              <w:rFonts w:ascii="宋体" w:eastAsia="宋体" w:hAnsi="宋体" w:cs="宋体" w:hint="eastAsia"/>
               <w:szCs w:val="24"/>
             </w:rPr>
             <w:fldChar w:fldCharType="begin"/>
           </w:r>
           <w:r>
             <w:rPr>
-              <w:rFonts w:hint="eastAsia" w:ascii="宋体" w:hAnsi="宋体" w:eastAsia="宋体" w:cs="宋体"/>
+              <w:rFonts w:ascii="宋体" w:eastAsia="宋体" w:hAnsi="宋体" w:cs="宋体" w:hint="eastAsia"/>
               <w:szCs w:val="24"/>
             </w:rPr>
             <w:instrText xml:space="preserve"> HYPERLINK \l _Toc23680 </w:instrText>
           </w:r>
           <w:r>
             <w:rPr>
-              <w:rFonts w:hint="eastAsia" w:ascii="宋体" w:hAnsi="宋体" w:eastAsia="宋体" w:cs="宋体"/>
+              <w:rFonts w:ascii="宋体" w:eastAsia="宋体" w:hAnsi="宋体" w:cs="宋体" w:hint="eastAsia"/>
               <w:szCs w:val="24"/>
             </w:rPr>
             <w:fldChar w:fldCharType="separate"/>
@@ -3591,7 +3558,7 @@
           </w:r>
           <w:r>
             <w:rPr>
-              <w:rFonts w:hint="eastAsia" w:ascii="宋体" w:hAnsi="宋体" w:eastAsia="宋体" w:cs="宋体"/>
+              <w:rFonts w:ascii="宋体" w:eastAsia="宋体" w:hAnsi="宋体" w:cs="宋体" w:hint="eastAsia"/>
               <w:szCs w:val="24"/>
             </w:rPr>
             <w:fldChar w:fldCharType="end"/>
@@ -3599,28 +3566,28 @@
         </w:p>
         <w:p>
           <w:pPr>
-            <w:pStyle w:val="16"/>
+            <w:pStyle w:val="TOC1"/>
             <w:tabs>
               <w:tab w:val="right" w:leader="dot" w:pos="8306"/>
             </w:tabs>
           </w:pPr>
           <w:r>
             <w:rPr>
-              <w:rFonts w:hint="eastAsia" w:ascii="宋体" w:hAnsi="宋体" w:eastAsia="宋体" w:cs="宋体"/>
+              <w:rFonts w:ascii="宋体" w:eastAsia="宋体" w:hAnsi="宋体" w:cs="宋体" w:hint="eastAsia"/>
               <w:szCs w:val="24"/>
             </w:rPr>
             <w:fldChar w:fldCharType="begin"/>
           </w:r>
           <w:r>
             <w:rPr>
-              <w:rFonts w:hint="eastAsia" w:ascii="宋体" w:hAnsi="宋体" w:eastAsia="宋体" w:cs="宋体"/>
+              <w:rFonts w:ascii="宋体" w:eastAsia="宋体" w:hAnsi="宋体" w:cs="宋体" w:hint="eastAsia"/>
               <w:szCs w:val="24"/>
             </w:rPr>
             <w:instrText xml:space="preserve"> HYPERLINK \l _Toc3884 </w:instrText>
           </w:r>
           <w:r>
             <w:rPr>
-              <w:rFonts w:hint="eastAsia" w:ascii="宋体" w:hAnsi="宋体" w:eastAsia="宋体" w:cs="宋体"/>
+              <w:rFonts w:ascii="宋体" w:eastAsia="宋体" w:hAnsi="宋体" w:cs="宋体" w:hint="eastAsia"/>
               <w:szCs w:val="24"/>
             </w:rPr>
             <w:fldChar w:fldCharType="separate"/>
@@ -3652,7 +3619,7 @@
           </w:r>
           <w:r>
             <w:rPr>
-              <w:rFonts w:hint="eastAsia" w:ascii="宋体" w:hAnsi="宋体" w:eastAsia="宋体" w:cs="宋体"/>
+              <w:rFonts w:ascii="宋体" w:eastAsia="宋体" w:hAnsi="宋体" w:cs="宋体" w:hint="eastAsia"/>
               <w:szCs w:val="24"/>
             </w:rPr>
             <w:fldChar w:fldCharType="end"/>
@@ -3675,7 +3642,7 @@
             <w:snapToGrid w:val="0"/>
             <w:textAlignment w:val="baseline"/>
             <w:rPr>
-              <w:rFonts w:hint="eastAsia" w:ascii="宋体" w:hAnsi="宋体" w:eastAsia="宋体" w:cs="宋体"/>
+              <w:rFonts w:ascii="宋体" w:eastAsia="宋体" w:hAnsi="宋体" w:cs="宋体" w:hint="eastAsia"/>
               <w:snapToGrid w:val="0"/>
               <w:color w:val="000000"/>
               <w:kern w:val="0"/>
@@ -3686,7 +3653,7 @@
           </w:pPr>
           <w:r>
             <w:rPr>
-              <w:rFonts w:hint="eastAsia" w:ascii="宋体" w:hAnsi="宋体" w:eastAsia="宋体" w:cs="宋体"/>
+              <w:rFonts w:ascii="宋体" w:eastAsia="宋体" w:hAnsi="宋体" w:cs="宋体" w:hint="eastAsia"/>
               <w:szCs w:val="24"/>
             </w:rPr>
             <w:fldChar w:fldCharType="end"/>
@@ -3711,7 +3678,7 @@
         <w:snapToGrid w:val="0"/>
         <w:textAlignment w:val="baseline"/>
         <w:rPr>
-          <w:rFonts w:ascii="Arial" w:hAnsi="Arial" w:eastAsia="Arial" w:cs="Arial"/>
+          <w:rFonts w:ascii="Arial" w:eastAsia="Arial" w:hAnsi="Arial" w:cs="Arial"/>
           <w:snapToGrid w:val="0"/>
           <w:color w:val="000000"/>
           <w:kern w:val="0"/>
@@ -3722,7 +3689,7 @@
       </w:pPr>
       <w:r>
         <w:rPr>
-          <w:rFonts w:ascii="Arial" w:hAnsi="Arial" w:eastAsia="Arial" w:cs="Arial"/>
+          <w:rFonts w:ascii="Arial" w:eastAsia="Arial" w:hAnsi="Arial" w:cs="Arial"/>
           <w:snapToGrid w:val="0"/>
           <w:color w:val="000000"/>
           <w:kern w:val="0"/>
@@ -3735,7 +3702,7 @@
     </w:p>
     <w:p>
       <w:pPr>
-        <w:pStyle w:val="28"/>
+        <w:pStyle w:val="1"/>
         <w:bidi w:val="0"/>
         <w:rPr>
           <w:rFonts w:hint="default"/>
@@ -3754,7 +3721,7 @@
     </w:p>
     <w:p>
       <w:pPr>
-        <w:pStyle w:val="29"/>
+        <w:pStyle w:val="a1"/>
         <w:bidi w:val="0"/>
         <w:rPr>
           <w:rFonts w:hint="default"/>
@@ -3771,7 +3738,7 @@
     </w:p>
     <w:p>
       <w:pPr>
-        <w:pStyle w:val="28"/>
+        <w:pStyle w:val="1"/>
         <w:bidi w:val="0"/>
         <w:rPr>
           <w:rFonts w:hint="default"/>
@@ -3790,7 +3757,7 @@
     </w:p>
     <w:p>
       <w:pPr>
-        <w:pStyle w:val="29"/>
+        <w:pStyle w:val="a1"/>
         <w:bidi w:val="0"/>
         <w:rPr>
           <w:rFonts w:hint="default"/>
@@ -3811,8 +3778,8 @@
         </w:rPr>
         <w:t>、硬件</w:t>
       </w:r>
-      <w:bookmarkStart w:id="25" w:name="_GoBack"/>
-      <w:bookmarkEnd w:id="25"/>
+      <w:bookmarkStart w:id="4" w:name="_GoBack"/>
+      <w:bookmarkEnd w:id="4"/>
       <w:r>
         <w:rPr>
           <w:rFonts w:hint="default"/>
@@ -3823,14 +3790,14 @@
     </w:p>
     <w:p>
       <w:pPr>
-        <w:pStyle w:val="28"/>
+        <w:pStyle w:val="1"/>
         <w:bidi w:val="0"/>
         <w:rPr>
           <w:rFonts w:hint="default"/>
           <w:lang w:val="en-US" w:eastAsia="zh-CN"/>
         </w:rPr>
       </w:pPr>
-      <w:bookmarkStart w:id="4" w:name="_Toc31246"/>
+      <w:bookmarkStart w:id="5" w:name="_Toc31246"/>
       <w:r>
         <w:rPr>
           <w:rFonts w:hint="default"/>
@@ -3838,18 +3805,18 @@
         </w:rPr>
         <w:t>定义与术语</w:t>
       </w:r>
-      <w:bookmarkEnd w:id="4"/>
-    </w:p>
-    <w:p>
-      <w:pPr>
-        <w:pStyle w:val="30"/>
+      <w:bookmarkEnd w:id="5"/>
+    </w:p>
+    <w:p>
+      <w:pPr>
+        <w:pStyle w:val="2"/>
         <w:bidi w:val="0"/>
         <w:rPr>
           <w:rFonts w:hint="default"/>
           <w:lang w:val="en-US" w:eastAsia="zh-CN"/>
         </w:rPr>
       </w:pPr>
-      <w:bookmarkStart w:id="5" w:name="_Toc6081"/>
+      <w:bookmarkStart w:id="6" w:name="_Toc6081"/>
       <w:r>
         <w:rPr>
           <w:rFonts w:hint="default"/>
@@ -3857,11 +3824,11 @@
         </w:rPr>
         <w:t>服务交付</w:t>
       </w:r>
-      <w:bookmarkEnd w:id="5"/>
-    </w:p>
-    <w:p>
-      <w:pPr>
-        <w:pStyle w:val="29"/>
+      <w:bookmarkEnd w:id="6"/>
+    </w:p>
+    <w:p>
+      <w:pPr>
+        <w:pStyle w:val="a1"/>
         <w:keepNext w:val="0"/>
         <w:keepLines w:val="0"/>
         <w:pageBreakBefore w:val="0"/>
@@ -3896,14 +3863,14 @@
     </w:p>
     <w:p>
       <w:pPr>
-        <w:pStyle w:val="30"/>
+        <w:pStyle w:val="2"/>
         <w:bidi w:val="0"/>
         <w:rPr>
           <w:rFonts w:hint="default"/>
           <w:lang w:val="en-US" w:eastAsia="zh-CN"/>
         </w:rPr>
       </w:pPr>
-      <w:bookmarkStart w:id="6" w:name="_Toc13364"/>
+      <w:bookmarkStart w:id="7" w:name="_Toc13364"/>
       <w:r>
         <w:rPr>
           <w:rFonts w:hint="default"/>
@@ -3911,11 +3878,11 @@
         </w:rPr>
         <w:t>交付物</w:t>
       </w:r>
-      <w:bookmarkEnd w:id="6"/>
-    </w:p>
-    <w:p>
-      <w:pPr>
-        <w:pStyle w:val="29"/>
+      <w:bookmarkEnd w:id="7"/>
+    </w:p>
+    <w:p>
+      <w:pPr>
+        <w:pStyle w:val="a1"/>
         <w:keepNext w:val="0"/>
         <w:keepLines w:val="0"/>
         <w:pageBreakBefore w:val="0"/>
@@ -3950,14 +3917,14 @@
     </w:p>
     <w:p>
       <w:pPr>
-        <w:pStyle w:val="30"/>
+        <w:pStyle w:val="2"/>
         <w:bidi w:val="0"/>
         <w:rPr>
           <w:rFonts w:hint="default"/>
           <w:lang w:val="en-US" w:eastAsia="zh-CN"/>
         </w:rPr>
       </w:pPr>
-      <w:bookmarkStart w:id="7" w:name="_Toc28578"/>
+      <w:bookmarkStart w:id="8" w:name="_Toc28578"/>
       <w:r>
         <w:rPr>
           <w:rFonts w:hint="default"/>
@@ -3965,11 +3932,11 @@
         </w:rPr>
         <w:t>交付经理</w:t>
       </w:r>
-      <w:bookmarkEnd w:id="7"/>
-    </w:p>
-    <w:p>
-      <w:pPr>
-        <w:pStyle w:val="29"/>
+      <w:bookmarkEnd w:id="8"/>
+    </w:p>
+    <w:p>
+      <w:pPr>
+        <w:pStyle w:val="a1"/>
         <w:keepNext w:val="0"/>
         <w:keepLines w:val="0"/>
         <w:pageBreakBefore w:val="0"/>
@@ -4004,14 +3971,14 @@
     </w:p>
     <w:p>
       <w:pPr>
-        <w:pStyle w:val="28"/>
+        <w:pStyle w:val="1"/>
         <w:bidi w:val="0"/>
         <w:rPr>
           <w:rFonts w:hint="default"/>
           <w:lang w:val="en-US" w:eastAsia="zh-CN"/>
         </w:rPr>
       </w:pPr>
-      <w:bookmarkStart w:id="8" w:name="_Toc30389"/>
+      <w:bookmarkStart w:id="9" w:name="_Toc30389"/>
       <w:r>
         <w:rPr>
           <w:rFonts w:hint="default"/>
@@ -4019,11 +3986,11 @@
         </w:rPr>
         <w:t>管理原则</w:t>
       </w:r>
-      <w:bookmarkEnd w:id="8"/>
-    </w:p>
-    <w:p>
-      <w:pPr>
-        <w:pStyle w:val="29"/>
+      <w:bookmarkEnd w:id="9"/>
+    </w:p>
+    <w:p>
+      <w:pPr>
+        <w:pStyle w:val="a1"/>
         <w:keepNext w:val="0"/>
         <w:keepLines w:val="0"/>
         <w:pageBreakBefore w:val="0"/>
@@ -4058,7 +4025,7 @@
     </w:p>
     <w:p>
       <w:pPr>
-        <w:pStyle w:val="29"/>
+        <w:pStyle w:val="a1"/>
         <w:keepNext w:val="0"/>
         <w:keepLines w:val="0"/>
         <w:pageBreakBefore w:val="0"/>
@@ -4093,7 +4060,7 @@
     </w:p>
     <w:p>
       <w:pPr>
-        <w:pStyle w:val="29"/>
+        <w:pStyle w:val="a1"/>
         <w:keepNext w:val="0"/>
         <w:keepLines w:val="0"/>
         <w:pageBreakBefore w:val="0"/>
@@ -4128,14 +4095,14 @@
     </w:p>
     <w:p>
       <w:pPr>
-        <w:pStyle w:val="28"/>
+        <w:pStyle w:val="1"/>
         <w:bidi w:val="0"/>
         <w:rPr>
           <w:rFonts w:hint="default"/>
           <w:lang w:val="en-US" w:eastAsia="zh-CN"/>
         </w:rPr>
       </w:pPr>
-      <w:bookmarkStart w:id="9" w:name="_Toc12893"/>
+      <w:bookmarkStart w:id="10" w:name="_Toc12893"/>
       <w:r>
         <w:rPr>
           <w:rFonts w:hint="default"/>
@@ -4143,18 +4110,18 @@
         </w:rPr>
         <w:t>组织与职责</w:t>
       </w:r>
-      <w:bookmarkEnd w:id="9"/>
-    </w:p>
-    <w:p>
-      <w:pPr>
-        <w:pStyle w:val="30"/>
+      <w:bookmarkEnd w:id="10"/>
+    </w:p>
+    <w:p>
+      <w:pPr>
+        <w:pStyle w:val="2"/>
         <w:bidi w:val="0"/>
         <w:rPr>
           <w:rFonts w:hint="default"/>
           <w:lang w:val="en-US" w:eastAsia="zh-CN"/>
         </w:rPr>
       </w:pPr>
-      <w:bookmarkStart w:id="10" w:name="_Toc22002"/>
+      <w:bookmarkStart w:id="11" w:name="_Toc22002"/>
       <w:r>
         <w:rPr>
           <w:rFonts w:hint="default"/>
@@ -4162,11 +4129,11 @@
         </w:rPr>
         <w:t>运维部</w:t>
       </w:r>
-      <w:bookmarkEnd w:id="10"/>
-    </w:p>
-    <w:p>
-      <w:pPr>
-        <w:pStyle w:val="29"/>
+      <w:bookmarkEnd w:id="11"/>
+    </w:p>
+    <w:p>
+      <w:pPr>
+        <w:pStyle w:val="a1"/>
         <w:rPr>
           <w:rFonts w:hint="default"/>
           <w:lang w:val="en-US" w:eastAsia="zh-CN"/>
@@ -4182,7 +4149,7 @@
     </w:p>
     <w:p>
       <w:pPr>
-        <w:pStyle w:val="29"/>
+        <w:pStyle w:val="a1"/>
         <w:rPr>
           <w:rFonts w:hint="default"/>
           <w:lang w:val="en-US" w:eastAsia="zh-CN"/>
@@ -4198,7 +4165,7 @@
     </w:p>
     <w:p>
       <w:pPr>
-        <w:pStyle w:val="29"/>
+        <w:pStyle w:val="a1"/>
         <w:rPr>
           <w:rFonts w:hint="default"/>
           <w:lang w:val="en-US" w:eastAsia="zh-CN"/>
@@ -4214,7 +4181,7 @@
     </w:p>
     <w:p>
       <w:pPr>
-        <w:pStyle w:val="29"/>
+        <w:pStyle w:val="a1"/>
         <w:rPr>
           <w:rFonts w:hint="default"/>
           <w:lang w:val="en-US" w:eastAsia="zh-CN"/>
@@ -4230,14 +4197,14 @@
     </w:p>
     <w:p>
       <w:pPr>
-        <w:pStyle w:val="30"/>
+        <w:pStyle w:val="2"/>
         <w:bidi w:val="0"/>
         <w:rPr>
           <w:rFonts w:hint="default"/>
           <w:lang w:val="en-US" w:eastAsia="zh-CN"/>
         </w:rPr>
       </w:pPr>
-      <w:bookmarkStart w:id="11" w:name="_Toc19446"/>
+      <w:bookmarkStart w:id="12" w:name="_Toc19446"/>
       <w:r>
         <w:rPr>
           <w:rFonts w:hint="default"/>
@@ -4245,11 +4212,11 @@
         </w:rPr>
         <w:t>质量管理部</w:t>
       </w:r>
-      <w:bookmarkEnd w:id="11"/>
-    </w:p>
-    <w:p>
-      <w:pPr>
-        <w:pStyle w:val="29"/>
+      <w:bookmarkEnd w:id="12"/>
+    </w:p>
+    <w:p>
+      <w:pPr>
+        <w:pStyle w:val="a1"/>
         <w:rPr>
           <w:rFonts w:hint="default"/>
           <w:lang w:val="en-US" w:eastAsia="zh-CN"/>
@@ -4265,7 +4232,7 @@
     </w:p>
     <w:p>
       <w:pPr>
-        <w:pStyle w:val="29"/>
+        <w:pStyle w:val="a1"/>
         <w:rPr>
           <w:rFonts w:hint="default"/>
           <w:lang w:val="en-US" w:eastAsia="zh-CN"/>
@@ -4281,7 +4248,7 @@
     </w:p>
     <w:p>
       <w:pPr>
-        <w:pStyle w:val="29"/>
+        <w:pStyle w:val="a1"/>
         <w:rPr>
           <w:rFonts w:hint="default"/>
           <w:lang w:val="en-US" w:eastAsia="zh-CN"/>
@@ -4297,14 +4264,14 @@
     </w:p>
     <w:p>
       <w:pPr>
-        <w:pStyle w:val="30"/>
+        <w:pStyle w:val="2"/>
         <w:bidi w:val="0"/>
         <w:rPr>
           <w:rFonts w:hint="default"/>
           <w:lang w:val="en-US" w:eastAsia="zh-CN"/>
         </w:rPr>
       </w:pPr>
-      <w:bookmarkStart w:id="12" w:name="_Toc23116"/>
+      <w:bookmarkStart w:id="13" w:name="_Toc23116"/>
       <w:r>
         <w:rPr>
           <w:rFonts w:hint="default"/>
@@ -4312,11 +4279,11 @@
         </w:rPr>
         <w:t>研发部</w:t>
       </w:r>
-      <w:bookmarkEnd w:id="12"/>
-    </w:p>
-    <w:p>
-      <w:pPr>
-        <w:pStyle w:val="29"/>
+      <w:bookmarkEnd w:id="13"/>
+    </w:p>
+    <w:p>
+      <w:pPr>
+        <w:pStyle w:val="a1"/>
         <w:rPr>
           <w:rFonts w:hint="default"/>
           <w:lang w:val="en-US" w:eastAsia="zh-CN"/>
@@ -4332,7 +4299,7 @@
     </w:p>
     <w:p>
       <w:pPr>
-        <w:pStyle w:val="29"/>
+        <w:pStyle w:val="a1"/>
         <w:rPr>
           <w:rFonts w:hint="default"/>
           <w:lang w:val="en-US" w:eastAsia="zh-CN"/>
@@ -4348,14 +4315,14 @@
     </w:p>
     <w:p>
       <w:pPr>
-        <w:pStyle w:val="30"/>
+        <w:pStyle w:val="2"/>
         <w:bidi w:val="0"/>
         <w:rPr>
           <w:rFonts w:hint="default"/>
           <w:lang w:val="en-US" w:eastAsia="zh-CN"/>
         </w:rPr>
       </w:pPr>
-      <w:bookmarkStart w:id="13" w:name="_Toc26135"/>
+      <w:bookmarkStart w:id="14" w:name="_Toc26135"/>
       <w:r>
         <w:rPr>
           <w:rFonts w:hint="default"/>
@@ -4363,11 +4330,11 @@
         </w:rPr>
         <w:t>服务知识专员</w:t>
       </w:r>
-      <w:bookmarkEnd w:id="13"/>
-    </w:p>
-    <w:p>
-      <w:pPr>
-        <w:pStyle w:val="29"/>
+      <w:bookmarkEnd w:id="14"/>
+    </w:p>
+    <w:p>
+      <w:pPr>
+        <w:pStyle w:val="a1"/>
         <w:rPr>
           <w:rFonts w:hint="default"/>
           <w:lang w:val="en-US" w:eastAsia="zh-CN"/>
@@ -4383,7 +4350,7 @@
     </w:p>
     <w:p>
       <w:pPr>
-        <w:pStyle w:val="29"/>
+        <w:pStyle w:val="a1"/>
         <w:rPr>
           <w:rFonts w:hint="default"/>
           <w:lang w:val="en-US" w:eastAsia="zh-CN"/>
@@ -4399,14 +4366,14 @@
     </w:p>
     <w:p>
       <w:pPr>
-        <w:pStyle w:val="28"/>
+        <w:pStyle w:val="1"/>
         <w:bidi w:val="0"/>
         <w:rPr>
           <w:rFonts w:hint="default"/>
           <w:lang w:val="en-US" w:eastAsia="zh-CN"/>
         </w:rPr>
       </w:pPr>
-      <w:bookmarkStart w:id="14" w:name="_Toc18049"/>
+      <w:bookmarkStart w:id="15" w:name="_Toc18049"/>
       <w:r>
         <w:rPr>
           <w:rFonts w:hint="default"/>
@@ -4414,18 +4381,18 @@
         </w:rPr>
         <w:t>交付内容与方式</w:t>
       </w:r>
-      <w:bookmarkEnd w:id="14"/>
-    </w:p>
-    <w:p>
-      <w:pPr>
-        <w:pStyle w:val="30"/>
+      <w:bookmarkEnd w:id="15"/>
+    </w:p>
+    <w:p>
+      <w:pPr>
+        <w:pStyle w:val="2"/>
         <w:bidi w:val="0"/>
         <w:rPr>
           <w:rFonts w:hint="default"/>
           <w:lang w:val="en-US" w:eastAsia="zh-CN"/>
         </w:rPr>
       </w:pPr>
-      <w:bookmarkStart w:id="15" w:name="_Toc24913"/>
+      <w:bookmarkStart w:id="16" w:name="_Toc24913"/>
       <w:r>
         <w:rPr>
           <w:rFonts w:hint="default"/>
@@ -4433,11 +4400,11 @@
         </w:rPr>
         <w:t>交付内容</w:t>
       </w:r>
-      <w:bookmarkEnd w:id="15"/>
-    </w:p>
-    <w:p>
-      <w:pPr>
-        <w:pStyle w:val="29"/>
+      <w:bookmarkEnd w:id="16"/>
+    </w:p>
+    <w:p>
+      <w:pPr>
+        <w:pStyle w:val="a1"/>
         <w:bidi w:val="0"/>
         <w:rPr>
           <w:rFonts w:hint="default"/>
@@ -4454,7 +4421,7 @@
     </w:p>
     <w:p>
       <w:pPr>
-        <w:pStyle w:val="29"/>
+        <w:pStyle w:val="a1"/>
         <w:keepNext w:val="0"/>
         <w:keepLines w:val="0"/>
         <w:pageBreakBefore w:val="0"/>
@@ -4472,7 +4439,7 @@
         <w:bidi w:val="0"/>
         <w:adjustRightInd w:val="0"/>
         <w:snapToGrid w:val="0"/>
-        <w:ind w:left="425" w:leftChars="0" w:hanging="425" w:firstLineChars="0"/>
+        <w:ind w:left="425" w:hanging="425" w:leftChars="0" w:firstLineChars="0"/>
         <w:textAlignment w:val="baseline"/>
         <w:rPr>
           <w:rFonts w:hint="default"/>
@@ -4489,7 +4456,7 @@
     </w:p>
     <w:p>
       <w:pPr>
-        <w:pStyle w:val="29"/>
+        <w:pStyle w:val="a1"/>
         <w:keepNext w:val="0"/>
         <w:keepLines w:val="0"/>
         <w:pageBreakBefore w:val="0"/>
@@ -4507,7 +4474,7 @@
         <w:bidi w:val="0"/>
         <w:adjustRightInd w:val="0"/>
         <w:snapToGrid w:val="0"/>
-        <w:ind w:left="425" w:leftChars="0" w:hanging="425" w:firstLineChars="0"/>
+        <w:ind w:left="425" w:hanging="425" w:leftChars="0" w:firstLineChars="0"/>
         <w:textAlignment w:val="baseline"/>
         <w:rPr>
           <w:rFonts w:hint="default"/>
@@ -4524,7 +4491,7 @@
     </w:p>
     <w:p>
       <w:pPr>
-        <w:pStyle w:val="29"/>
+        <w:pStyle w:val="a1"/>
         <w:keepNext w:val="0"/>
         <w:keepLines w:val="0"/>
         <w:pageBreakBefore w:val="0"/>
@@ -4542,7 +4509,7 @@
         <w:bidi w:val="0"/>
         <w:adjustRightInd w:val="0"/>
         <w:snapToGrid w:val="0"/>
-        <w:ind w:left="425" w:leftChars="0" w:hanging="425" w:firstLineChars="0"/>
+        <w:ind w:left="425" w:hanging="425" w:leftChars="0" w:firstLineChars="0"/>
         <w:textAlignment w:val="baseline"/>
         <w:rPr>
           <w:rFonts w:hint="default"/>
@@ -4559,7 +4526,7 @@
     </w:p>
     <w:p>
       <w:pPr>
-        <w:pStyle w:val="29"/>
+        <w:pStyle w:val="a1"/>
         <w:keepNext w:val="0"/>
         <w:keepLines w:val="0"/>
         <w:pageBreakBefore w:val="0"/>
@@ -4577,7 +4544,7 @@
         <w:bidi w:val="0"/>
         <w:adjustRightInd w:val="0"/>
         <w:snapToGrid w:val="0"/>
-        <w:ind w:left="425" w:leftChars="0" w:hanging="425" w:firstLineChars="0"/>
+        <w:ind w:left="425" w:hanging="425" w:leftChars="0" w:firstLineChars="0"/>
         <w:textAlignment w:val="baseline"/>
         <w:rPr>
           <w:rFonts w:hint="default"/>
@@ -4594,7 +4561,7 @@
     </w:p>
     <w:p>
       <w:pPr>
-        <w:pStyle w:val="29"/>
+        <w:pStyle w:val="a1"/>
         <w:keepNext w:val="0"/>
         <w:keepLines w:val="0"/>
         <w:pageBreakBefore w:val="0"/>
@@ -4612,7 +4579,7 @@
         <w:bidi w:val="0"/>
         <w:adjustRightInd w:val="0"/>
         <w:snapToGrid w:val="0"/>
-        <w:ind w:left="425" w:leftChars="0" w:hanging="425" w:firstLineChars="0"/>
+        <w:ind w:left="425" w:hanging="425" w:leftChars="0" w:firstLineChars="0"/>
         <w:textAlignment w:val="baseline"/>
         <w:rPr>
           <w:rFonts w:hint="default"/>
@@ -4629,7 +4596,7 @@
     </w:p>
     <w:p>
       <w:pPr>
-        <w:pStyle w:val="29"/>
+        <w:pStyle w:val="a1"/>
         <w:keepNext w:val="0"/>
         <w:keepLines w:val="0"/>
         <w:pageBreakBefore w:val="0"/>
@@ -4647,7 +4614,7 @@
         <w:bidi w:val="0"/>
         <w:adjustRightInd w:val="0"/>
         <w:snapToGrid w:val="0"/>
-        <w:ind w:left="425" w:leftChars="0" w:hanging="425" w:firstLineChars="0"/>
+        <w:ind w:left="425" w:hanging="425" w:leftChars="0" w:firstLineChars="0"/>
         <w:textAlignment w:val="baseline"/>
         <w:rPr>
           <w:rFonts w:hint="default"/>
@@ -4664,14 +4631,14 @@
     </w:p>
     <w:p>
       <w:pPr>
-        <w:pStyle w:val="30"/>
+        <w:pStyle w:val="2"/>
         <w:bidi w:val="0"/>
         <w:rPr>
           <w:rFonts w:hint="default"/>
           <w:lang w:val="en-US" w:eastAsia="zh-CN"/>
         </w:rPr>
       </w:pPr>
-      <w:bookmarkStart w:id="16" w:name="_Toc18023"/>
+      <w:bookmarkStart w:id="17" w:name="_Toc18023"/>
       <w:r>
         <w:rPr>
           <w:rFonts w:hint="default"/>
@@ -4679,11 +4646,11 @@
         </w:rPr>
         <w:t>交付方式</w:t>
       </w:r>
-      <w:bookmarkEnd w:id="16"/>
-    </w:p>
-    <w:p>
-      <w:pPr>
-        <w:pStyle w:val="29"/>
+      <w:bookmarkEnd w:id="17"/>
+    </w:p>
+    <w:p>
+      <w:pPr>
+        <w:pStyle w:val="a1"/>
         <w:keepNext w:val="0"/>
         <w:keepLines w:val="0"/>
         <w:pageBreakBefore w:val="0"/>
@@ -4718,7 +4685,7 @@
     </w:p>
     <w:p>
       <w:pPr>
-        <w:pStyle w:val="29"/>
+        <w:pStyle w:val="a1"/>
         <w:keepNext w:val="0"/>
         <w:keepLines w:val="0"/>
         <w:pageBreakBefore w:val="0"/>
@@ -4736,7 +4703,7 @@
         <w:bidi w:val="0"/>
         <w:adjustRightInd w:val="0"/>
         <w:snapToGrid w:val="0"/>
-        <w:ind w:left="425" w:leftChars="0" w:hanging="425" w:firstLineChars="0"/>
+        <w:ind w:left="425" w:hanging="425" w:leftChars="0" w:firstLineChars="0"/>
         <w:textAlignment w:val="baseline"/>
         <w:rPr>
           <w:rFonts w:hint="default"/>
@@ -4753,7 +4720,7 @@
     </w:p>
     <w:p>
       <w:pPr>
-        <w:pStyle w:val="29"/>
+        <w:pStyle w:val="a1"/>
         <w:keepNext w:val="0"/>
         <w:keepLines w:val="0"/>
         <w:pageBreakBefore w:val="0"/>
@@ -4771,7 +4738,7 @@
         <w:bidi w:val="0"/>
         <w:adjustRightInd w:val="0"/>
         <w:snapToGrid w:val="0"/>
-        <w:ind w:left="425" w:leftChars="0" w:hanging="425" w:firstLineChars="0"/>
+        <w:ind w:left="425" w:hanging="425" w:leftChars="0" w:firstLineChars="0"/>
         <w:textAlignment w:val="baseline"/>
         <w:rPr>
           <w:rFonts w:hint="default"/>
@@ -4788,7 +4755,7 @@
     </w:p>
     <w:p>
       <w:pPr>
-        <w:pStyle w:val="29"/>
+        <w:pStyle w:val="a1"/>
         <w:keepNext w:val="0"/>
         <w:keepLines w:val="0"/>
         <w:pageBreakBefore w:val="0"/>
@@ -4806,7 +4773,7 @@
         <w:bidi w:val="0"/>
         <w:adjustRightInd w:val="0"/>
         <w:snapToGrid w:val="0"/>
-        <w:ind w:left="425" w:leftChars="0" w:hanging="425" w:firstLineChars="0"/>
+        <w:ind w:left="425" w:hanging="425" w:leftChars="0" w:firstLineChars="0"/>
         <w:textAlignment w:val="baseline"/>
         <w:rPr>
           <w:rFonts w:hint="default"/>
@@ -4823,7 +4790,7 @@
     </w:p>
     <w:p>
       <w:pPr>
-        <w:pStyle w:val="29"/>
+        <w:pStyle w:val="a1"/>
         <w:keepNext w:val="0"/>
         <w:keepLines w:val="0"/>
         <w:pageBreakBefore w:val="0"/>
@@ -4841,7 +4808,7 @@
         <w:bidi w:val="0"/>
         <w:adjustRightInd w:val="0"/>
         <w:snapToGrid w:val="0"/>
-        <w:ind w:left="425" w:leftChars="0" w:hanging="425" w:firstLineChars="0"/>
+        <w:ind w:left="425" w:hanging="425" w:leftChars="0" w:firstLineChars="0"/>
         <w:textAlignment w:val="baseline"/>
         <w:rPr>
           <w:rFonts w:hint="default"/>
@@ -4858,14 +4825,14 @@
     </w:p>
     <w:p>
       <w:pPr>
-        <w:pStyle w:val="28"/>
+        <w:pStyle w:val="1"/>
         <w:bidi w:val="0"/>
         <w:rPr>
           <w:rFonts w:hint="default"/>
           <w:lang w:val="en-US" w:eastAsia="zh-CN"/>
         </w:rPr>
       </w:pPr>
-      <w:bookmarkStart w:id="17" w:name="_Toc31112"/>
+      <w:bookmarkStart w:id="18" w:name="_Toc31112"/>
       <w:r>
         <w:rPr>
           <w:rFonts w:hint="default"/>
@@ -4873,18 +4840,18 @@
         </w:rPr>
         <w:t>服务交付过程管理</w:t>
       </w:r>
-      <w:bookmarkEnd w:id="17"/>
-    </w:p>
-    <w:p>
-      <w:pPr>
-        <w:pStyle w:val="30"/>
+      <w:bookmarkEnd w:id="18"/>
+    </w:p>
+    <w:p>
+      <w:pPr>
+        <w:pStyle w:val="2"/>
         <w:bidi w:val="0"/>
         <w:rPr>
           <w:rFonts w:hint="default"/>
           <w:lang w:val="en-US" w:eastAsia="zh-CN"/>
         </w:rPr>
       </w:pPr>
-      <w:bookmarkStart w:id="18" w:name="_Toc28713"/>
+      <w:bookmarkStart w:id="19" w:name="_Toc28713"/>
       <w:r>
         <w:rPr>
           <w:rFonts w:hint="default"/>
@@ -4892,11 +4859,11 @@
         </w:rPr>
         <w:t>交付策划</w:t>
       </w:r>
-      <w:bookmarkEnd w:id="18"/>
-    </w:p>
-    <w:p>
-      <w:pPr>
-        <w:pStyle w:val="29"/>
+      <w:bookmarkEnd w:id="19"/>
+    </w:p>
+    <w:p>
+      <w:pPr>
+        <w:pStyle w:val="a1"/>
         <w:keepNext w:val="0"/>
         <w:keepLines w:val="0"/>
         <w:pageBreakBefore w:val="0"/>
@@ -4931,7 +4898,7 @@
     </w:p>
     <w:p>
       <w:pPr>
-        <w:pStyle w:val="29"/>
+        <w:pStyle w:val="a1"/>
         <w:keepNext w:val="0"/>
         <w:keepLines w:val="0"/>
         <w:pageBreakBefore w:val="0"/>
@@ -4966,7 +4933,7 @@
     </w:p>
     <w:p>
       <w:pPr>
-        <w:pStyle w:val="29"/>
+        <w:pStyle w:val="a1"/>
         <w:keepNext w:val="0"/>
         <w:keepLines w:val="0"/>
         <w:pageBreakBefore w:val="0"/>
@@ -5001,14 +4968,14 @@
     </w:p>
     <w:p>
       <w:pPr>
-        <w:pStyle w:val="30"/>
+        <w:pStyle w:val="2"/>
         <w:bidi w:val="0"/>
         <w:rPr>
           <w:rFonts w:hint="default"/>
           <w:lang w:val="en-US" w:eastAsia="zh-CN"/>
         </w:rPr>
       </w:pPr>
-      <w:bookmarkStart w:id="19" w:name="_Toc30379"/>
+      <w:bookmarkStart w:id="20" w:name="_Toc30379"/>
       <w:r>
         <w:rPr>
           <w:rFonts w:hint="default"/>
@@ -5016,11 +4983,11 @@
         </w:rPr>
         <w:t>交付实施</w:t>
       </w:r>
-      <w:bookmarkEnd w:id="19"/>
-    </w:p>
-    <w:p>
-      <w:pPr>
-        <w:pStyle w:val="29"/>
+      <w:bookmarkEnd w:id="20"/>
+    </w:p>
+    <w:p>
+      <w:pPr>
+        <w:pStyle w:val="a1"/>
         <w:keepNext w:val="0"/>
         <w:keepLines w:val="0"/>
         <w:pageBreakBefore w:val="0"/>
@@ -5055,7 +5022,7 @@
     </w:p>
     <w:p>
       <w:pPr>
-        <w:pStyle w:val="29"/>
+        <w:pStyle w:val="a1"/>
         <w:keepNext w:val="0"/>
         <w:keepLines w:val="0"/>
         <w:pageBreakBefore w:val="0"/>
@@ -5090,7 +5057,7 @@
     </w:p>
     <w:p>
       <w:pPr>
-        <w:pStyle w:val="29"/>
+        <w:pStyle w:val="a1"/>
         <w:keepNext w:val="0"/>
         <w:keepLines w:val="0"/>
         <w:pageBreakBefore w:val="0"/>
@@ -5125,7 +5092,7 @@
     </w:p>
     <w:p>
       <w:pPr>
-        <w:pStyle w:val="29"/>
+        <w:pStyle w:val="a1"/>
         <w:keepNext w:val="0"/>
         <w:keepLines w:val="0"/>
         <w:pageBreakBefore w:val="0"/>
@@ -5160,14 +5127,14 @@
     </w:p>
     <w:p>
       <w:pPr>
-        <w:pStyle w:val="30"/>
+        <w:pStyle w:val="2"/>
         <w:bidi w:val="0"/>
         <w:rPr>
           <w:rFonts w:hint="default"/>
           <w:lang w:val="en-US" w:eastAsia="zh-CN"/>
         </w:rPr>
       </w:pPr>
-      <w:bookmarkStart w:id="20" w:name="_Toc5286"/>
+      <w:bookmarkStart w:id="21" w:name="_Toc5286"/>
       <w:r>
         <w:rPr>
           <w:rFonts w:hint="default"/>
@@ -5175,11 +5142,11 @@
         </w:rPr>
         <w:t>交付检查</w:t>
       </w:r>
-      <w:bookmarkEnd w:id="20"/>
-    </w:p>
-    <w:p>
-      <w:pPr>
-        <w:pStyle w:val="29"/>
+      <w:bookmarkEnd w:id="21"/>
+    </w:p>
+    <w:p>
+      <w:pPr>
+        <w:pStyle w:val="a1"/>
         <w:keepNext w:val="0"/>
         <w:keepLines w:val="0"/>
         <w:pageBreakBefore w:val="0"/>
@@ -5214,7 +5181,7 @@
     </w:p>
     <w:p>
       <w:pPr>
-        <w:pStyle w:val="29"/>
+        <w:pStyle w:val="a1"/>
         <w:keepNext w:val="0"/>
         <w:keepLines w:val="0"/>
         <w:pageBreakBefore w:val="0"/>
@@ -5232,7 +5199,7 @@
         <w:bidi w:val="0"/>
         <w:adjustRightInd w:val="0"/>
         <w:snapToGrid w:val="0"/>
-        <w:ind w:left="425" w:leftChars="0" w:hanging="425" w:firstLineChars="0"/>
+        <w:ind w:left="425" w:hanging="425" w:leftChars="0" w:firstLineChars="0"/>
         <w:textAlignment w:val="baseline"/>
         <w:rPr>
           <w:rFonts w:hint="default"/>
@@ -5249,7 +5216,7 @@
     </w:p>
     <w:p>
       <w:pPr>
-        <w:pStyle w:val="29"/>
+        <w:pStyle w:val="a1"/>
         <w:keepNext w:val="0"/>
         <w:keepLines w:val="0"/>
         <w:pageBreakBefore w:val="0"/>
@@ -5284,7 +5251,7 @@
     </w:p>
     <w:p>
       <w:pPr>
-        <w:pStyle w:val="29"/>
+        <w:pStyle w:val="a1"/>
         <w:keepNext w:val="0"/>
         <w:keepLines w:val="0"/>
         <w:pageBreakBefore w:val="0"/>
@@ -5302,7 +5269,7 @@
         <w:bidi w:val="0"/>
         <w:adjustRightInd w:val="0"/>
         <w:snapToGrid w:val="0"/>
-        <w:ind w:left="425" w:leftChars="0" w:hanging="425" w:firstLineChars="0"/>
+        <w:ind w:left="425" w:hanging="425" w:leftChars="0" w:firstLineChars="0"/>
         <w:textAlignment w:val="baseline"/>
         <w:rPr>
           <w:rFonts w:hint="default"/>
@@ -5319,7 +5286,7 @@
     </w:p>
     <w:p>
       <w:pPr>
-        <w:pStyle w:val="29"/>
+        <w:pStyle w:val="a1"/>
         <w:keepNext w:val="0"/>
         <w:keepLines w:val="0"/>
         <w:pageBreakBefore w:val="0"/>
@@ -5337,7 +5304,7 @@
         <w:bidi w:val="0"/>
         <w:adjustRightInd w:val="0"/>
         <w:snapToGrid w:val="0"/>
-        <w:ind w:left="845" w:leftChars="0" w:hanging="425" w:firstLineChars="0"/>
+        <w:ind w:left="845" w:hanging="425" w:leftChars="0" w:firstLineChars="0"/>
         <w:textAlignment w:val="baseline"/>
         <w:rPr>
           <w:rFonts w:hint="default"/>
@@ -5354,7 +5321,7 @@
     </w:p>
     <w:p>
       <w:pPr>
-        <w:pStyle w:val="29"/>
+        <w:pStyle w:val="a1"/>
         <w:keepNext w:val="0"/>
         <w:keepLines w:val="0"/>
         <w:pageBreakBefore w:val="0"/>
@@ -5372,7 +5339,7 @@
         <w:bidi w:val="0"/>
         <w:adjustRightInd w:val="0"/>
         <w:snapToGrid w:val="0"/>
-        <w:ind w:left="845" w:leftChars="0" w:hanging="425" w:firstLineChars="0"/>
+        <w:ind w:left="845" w:hanging="425" w:leftChars="0" w:firstLineChars="0"/>
         <w:textAlignment w:val="baseline"/>
         <w:rPr>
           <w:rFonts w:hint="default"/>
@@ -5389,7 +5356,7 @@
     </w:p>
     <w:p>
       <w:pPr>
-        <w:pStyle w:val="29"/>
+        <w:pStyle w:val="a1"/>
         <w:keepNext w:val="0"/>
         <w:keepLines w:val="0"/>
         <w:pageBreakBefore w:val="0"/>
@@ -5407,7 +5374,7 @@
         <w:bidi w:val="0"/>
         <w:adjustRightInd w:val="0"/>
         <w:snapToGrid w:val="0"/>
-        <w:ind w:left="425" w:leftChars="0" w:hanging="425" w:firstLineChars="0"/>
+        <w:ind w:left="425" w:hanging="425" w:leftChars="0" w:firstLineChars="0"/>
         <w:textAlignment w:val="baseline"/>
         <w:rPr>
           <w:rFonts w:hint="default"/>
@@ -5424,7 +5391,7 @@
     </w:p>
     <w:p>
       <w:pPr>
-        <w:pStyle w:val="29"/>
+        <w:pStyle w:val="a1"/>
         <w:keepNext w:val="0"/>
         <w:keepLines w:val="0"/>
         <w:pageBreakBefore w:val="0"/>
@@ -5442,7 +5409,7 @@
         <w:bidi w:val="0"/>
         <w:adjustRightInd w:val="0"/>
         <w:snapToGrid w:val="0"/>
-        <w:ind w:left="845" w:leftChars="0" w:hanging="425" w:firstLineChars="0"/>
+        <w:ind w:left="845" w:hanging="425" w:leftChars="0" w:firstLineChars="0"/>
         <w:textAlignment w:val="baseline"/>
         <w:rPr>
           <w:rFonts w:hint="default"/>
@@ -5459,7 +5426,7 @@
     </w:p>
     <w:p>
       <w:pPr>
-        <w:pStyle w:val="29"/>
+        <w:pStyle w:val="a1"/>
         <w:keepNext w:val="0"/>
         <w:keepLines w:val="0"/>
         <w:pageBreakBefore w:val="0"/>
@@ -5477,7 +5444,7 @@
         <w:bidi w:val="0"/>
         <w:adjustRightInd w:val="0"/>
         <w:snapToGrid w:val="0"/>
-        <w:ind w:left="845" w:leftChars="0" w:hanging="425" w:firstLineChars="0"/>
+        <w:ind w:left="845" w:hanging="425" w:leftChars="0" w:firstLineChars="0"/>
         <w:textAlignment w:val="baseline"/>
         <w:rPr>
           <w:rFonts w:hint="default"/>
@@ -5494,7 +5461,7 @@
     </w:p>
     <w:p>
       <w:pPr>
-        <w:pStyle w:val="29"/>
+        <w:pStyle w:val="a1"/>
         <w:keepNext w:val="0"/>
         <w:keepLines w:val="0"/>
         <w:pageBreakBefore w:val="0"/>
@@ -5512,7 +5479,7 @@
         <w:bidi w:val="0"/>
         <w:adjustRightInd w:val="0"/>
         <w:snapToGrid w:val="0"/>
-        <w:ind w:left="845" w:leftChars="0" w:hanging="425" w:firstLineChars="0"/>
+        <w:ind w:left="845" w:hanging="425" w:leftChars="0" w:firstLineChars="0"/>
         <w:textAlignment w:val="baseline"/>
         <w:rPr>
           <w:rFonts w:hint="default"/>
@@ -5529,14 +5496,14 @@
     </w:p>
     <w:p>
       <w:pPr>
-        <w:pStyle w:val="30"/>
+        <w:pStyle w:val="2"/>
         <w:bidi w:val="0"/>
         <w:rPr>
           <w:rFonts w:hint="default"/>
           <w:lang w:val="en-US" w:eastAsia="zh-CN"/>
         </w:rPr>
       </w:pPr>
-      <w:bookmarkStart w:id="21" w:name="_Toc5150"/>
+      <w:bookmarkStart w:id="22" w:name="_Toc5150"/>
       <w:r>
         <w:rPr>
           <w:rFonts w:hint="default"/>
@@ -5544,11 +5511,11 @@
         </w:rPr>
         <w:t>交付回顾与改进</w:t>
       </w:r>
-      <w:bookmarkEnd w:id="21"/>
-    </w:p>
-    <w:p>
-      <w:pPr>
-        <w:pStyle w:val="29"/>
+      <w:bookmarkEnd w:id="22"/>
+    </w:p>
+    <w:p>
+      <w:pPr>
+        <w:pStyle w:val="a1"/>
         <w:keepNext w:val="0"/>
         <w:keepLines w:val="0"/>
         <w:pageBreakBefore w:val="0"/>
@@ -5566,7 +5533,7 @@
         <w:bidi w:val="0"/>
         <w:adjustRightInd w:val="0"/>
         <w:snapToGrid w:val="0"/>
-        <w:ind w:left="425" w:leftChars="0" w:hanging="425" w:firstLineChars="0"/>
+        <w:ind w:left="425" w:hanging="425" w:leftChars="0" w:firstLineChars="0"/>
         <w:textAlignment w:val="baseline"/>
         <w:rPr>
           <w:rFonts w:hint="default"/>
@@ -5583,7 +5550,7 @@
     </w:p>
     <w:p>
       <w:pPr>
-        <w:pStyle w:val="29"/>
+        <w:pStyle w:val="a1"/>
         <w:keepNext w:val="0"/>
         <w:keepLines w:val="0"/>
         <w:pageBreakBefore w:val="0"/>
@@ -5601,7 +5568,7 @@
         <w:bidi w:val="0"/>
         <w:adjustRightInd w:val="0"/>
         <w:snapToGrid w:val="0"/>
-        <w:ind w:left="425" w:leftChars="0" w:hanging="425" w:firstLineChars="0"/>
+        <w:ind w:left="425" w:hanging="425" w:leftChars="0" w:firstLineChars="0"/>
         <w:textAlignment w:val="baseline"/>
         <w:rPr>
           <w:rFonts w:hint="default"/>
@@ -5618,7 +5585,7 @@
     </w:p>
     <w:p>
       <w:pPr>
-        <w:pStyle w:val="29"/>
+        <w:pStyle w:val="a1"/>
         <w:keepNext w:val="0"/>
         <w:keepLines w:val="0"/>
         <w:pageBreakBefore w:val="0"/>
@@ -5636,7 +5603,7 @@
         <w:bidi w:val="0"/>
         <w:adjustRightInd w:val="0"/>
         <w:snapToGrid w:val="0"/>
-        <w:ind w:left="425" w:leftChars="0" w:hanging="425" w:firstLineChars="0"/>
+        <w:ind w:left="425" w:hanging="425" w:leftChars="0" w:firstLineChars="0"/>
         <w:textAlignment w:val="baseline"/>
         <w:rPr>
           <w:rFonts w:hint="default"/>
@@ -5653,14 +5620,14 @@
     </w:p>
     <w:p>
       <w:pPr>
-        <w:pStyle w:val="28"/>
+        <w:pStyle w:val="1"/>
         <w:bidi w:val="0"/>
         <w:rPr>
           <w:rFonts w:hint="default"/>
           <w:lang w:val="en-US" w:eastAsia="zh-CN"/>
         </w:rPr>
       </w:pPr>
-      <w:bookmarkStart w:id="22" w:name="_Toc32688"/>
+      <w:bookmarkStart w:id="23" w:name="_Toc32688"/>
       <w:r>
         <w:rPr>
           <w:rFonts w:hint="default"/>
@@ -5668,11 +5635,11 @@
         </w:rPr>
         <w:t>交付物管理</w:t>
       </w:r>
-      <w:bookmarkEnd w:id="22"/>
-    </w:p>
-    <w:p>
-      <w:pPr>
-        <w:pStyle w:val="29"/>
+      <w:bookmarkEnd w:id="23"/>
+    </w:p>
+    <w:p>
+      <w:pPr>
+        <w:pStyle w:val="a1"/>
         <w:bidi w:val="0"/>
         <w:rPr>
           <w:rFonts w:hint="default"/>
@@ -5689,14 +5656,14 @@
     </w:p>
     <w:p>
       <w:pPr>
-        <w:pStyle w:val="28"/>
+        <w:pStyle w:val="1"/>
         <w:bidi w:val="0"/>
         <w:rPr>
           <w:rFonts w:hint="default"/>
           <w:lang w:val="en-US" w:eastAsia="zh-CN"/>
         </w:rPr>
       </w:pPr>
-      <w:bookmarkStart w:id="23" w:name="_Toc23680"/>
+      <w:bookmarkStart w:id="24" w:name="_Toc23680"/>
       <w:r>
         <w:rPr>
           <w:rFonts w:hint="eastAsia"/>
@@ -5704,23 +5671,22 @@
         </w:rPr>
         <w:t>考核指标</w:t>
       </w:r>
-      <w:bookmarkEnd w:id="23"/>
+      <w:bookmarkEnd w:id="24"/>
     </w:p>
     <w:tbl>
       <w:tblPr>
-        <w:tblStyle w:val="20"/>
+        <w:tblStyle w:val="TableNormal"/>
         <w:tblW w:w="8504" w:type="dxa"/>
         <w:tblInd w:w="96" w:type="dxa"/>
         <w:tblBorders>
-          <w:top w:val="none" w:color="auto" w:sz="0" w:space="0"/>
-          <w:left w:val="none" w:color="auto" w:sz="0" w:space="0"/>
-          <w:bottom w:val="none" w:color="auto" w:sz="0" w:space="0"/>
-          <w:right w:val="none" w:color="auto" w:sz="0" w:space="0"/>
-          <w:insideH w:val="none" w:color="auto" w:sz="0" w:space="0"/>
-          <w:insideV w:val="none" w:color="auto" w:sz="0" w:space="0"/>
+          <w:top w:val="nil"/>
+          <w:left w:val="nil"/>
+          <w:bottom w:val="nil"/>
+          <w:right w:val="nil"/>
+          <w:insideH w:val="nil"/>
+          <w:insideV w:val="nil"/>
         </w:tblBorders>
         <w:shd w:val="clear" w:color="auto" w:fill="auto"/>
-        <w:tblLayout w:type="autofit"/>
         <w:tblCellMar>
           <w:top w:w="0" w:type="dxa"/>
           <w:left w:w="108" w:type="dxa"/>
@@ -5736,13 +5702,15 @@
       </w:tblGrid>
       <w:tr>
         <w:tblPrEx>
+          <w:tblW w:w="8504" w:type="dxa"/>
+          <w:tblInd w:w="96" w:type="dxa"/>
           <w:tblBorders>
-            <w:top w:val="none" w:color="auto" w:sz="0" w:space="0"/>
-            <w:left w:val="none" w:color="auto" w:sz="0" w:space="0"/>
-            <w:bottom w:val="none" w:color="auto" w:sz="0" w:space="0"/>
-            <w:right w:val="none" w:color="auto" w:sz="0" w:space="0"/>
-            <w:insideH w:val="none" w:color="auto" w:sz="0" w:space="0"/>
-            <w:insideV w:val="none" w:color="auto" w:sz="0" w:space="0"/>
+            <w:top w:val="nil"/>
+            <w:left w:val="nil"/>
+            <w:bottom w:val="nil"/>
+            <w:right w:val="nil"/>
+            <w:insideH w:val="nil"/>
+            <w:insideV w:val="nil"/>
           </w:tblBorders>
           <w:shd w:val="clear" w:color="auto" w:fill="auto"/>
           <w:tblCellMar>
@@ -5753,16 +5721,16 @@
           </w:tblCellMar>
         </w:tblPrEx>
         <w:trPr>
-          <w:trHeight w:val="493" w:hRule="atLeast"/>
+          <w:trHeight w:val="493"/>
         </w:trPr>
         <w:tc>
           <w:tcPr>
             <w:tcW w:w="1711" w:type="dxa"/>
             <w:tcBorders>
-              <w:top w:val="single" w:color="000000" w:sz="4" w:space="0"/>
-              <w:left w:val="single" w:color="000000" w:sz="4" w:space="0"/>
-              <w:bottom w:val="single" w:color="000000" w:sz="4" w:space="0"/>
-              <w:right w:val="single" w:color="000000" w:sz="4" w:space="0"/>
+              <w:top w:val="single" w:sz="4" w:space="0" w:color="000000"/>
+              <w:left w:val="single" w:sz="4" w:space="0" w:color="000000"/>
+              <w:bottom w:val="single" w:sz="4" w:space="0" w:color="000000"/>
+              <w:right w:val="single" w:sz="4" w:space="0" w:color="000000"/>
             </w:tcBorders>
             <w:shd w:val="clear" w:color="auto" w:fill="C0C0C0"/>
             <w:vAlign w:val="center"/>
@@ -5776,7 +5744,7 @@
               <w:jc w:val="center"/>
               <w:textAlignment w:val="center"/>
               <w:rPr>
-                <w:rFonts w:ascii="楷体_GB2312" w:hAnsi="宋体" w:eastAsia="楷体_GB2312" w:cs="楷体_GB2312"/>
+                <w:rFonts w:ascii="楷体_GB2312" w:eastAsia="楷体_GB2312" w:hAnsi="宋体" w:cs="楷体_GB2312"/>
                 <w:b/>
                 <w:bCs/>
                 <w:i w:val="0"/>
@@ -5789,7 +5757,7 @@
             </w:pPr>
             <w:r>
               <w:rPr>
-                <w:rFonts w:hint="default" w:ascii="楷体_GB2312" w:hAnsi="宋体" w:eastAsia="楷体_GB2312" w:cs="楷体_GB2312"/>
+                <w:rFonts w:ascii="楷体_GB2312" w:eastAsia="楷体_GB2312" w:hAnsi="宋体" w:cs="楷体_GB2312" w:hint="default"/>
                 <w:b/>
                 <w:bCs/>
                 <w:i w:val="0"/>
@@ -5810,10 +5778,10 @@
           <w:tcPr>
             <w:tcW w:w="1188" w:type="dxa"/>
             <w:tcBorders>
-              <w:top w:val="single" w:color="000000" w:sz="4" w:space="0"/>
-              <w:left w:val="single" w:color="000000" w:sz="4" w:space="0"/>
-              <w:bottom w:val="single" w:color="000000" w:sz="4" w:space="0"/>
-              <w:right w:val="single" w:color="000000" w:sz="4" w:space="0"/>
+              <w:top w:val="single" w:sz="4" w:space="0" w:color="000000"/>
+              <w:left w:val="single" w:sz="4" w:space="0" w:color="000000"/>
+              <w:bottom w:val="single" w:sz="4" w:space="0" w:color="000000"/>
+              <w:right w:val="single" w:sz="4" w:space="0" w:color="000000"/>
             </w:tcBorders>
             <w:shd w:val="clear" w:color="auto" w:fill="C0C0C0"/>
             <w:vAlign w:val="center"/>
@@ -5827,7 +5795,7 @@
               <w:jc w:val="center"/>
               <w:textAlignment w:val="center"/>
               <w:rPr>
-                <w:rFonts w:hint="default" w:ascii="楷体_GB2312" w:hAnsi="宋体" w:eastAsia="楷体_GB2312" w:cs="楷体_GB2312"/>
+                <w:rFonts w:ascii="楷体_GB2312" w:eastAsia="楷体_GB2312" w:hAnsi="宋体" w:cs="楷体_GB2312" w:hint="default"/>
                 <w:b/>
                 <w:bCs/>
                 <w:i w:val="0"/>
@@ -5840,7 +5808,7 @@
             </w:pPr>
             <w:r>
               <w:rPr>
-                <w:rFonts w:hint="default" w:ascii="楷体_GB2312" w:hAnsi="宋体" w:eastAsia="楷体_GB2312" w:cs="楷体_GB2312"/>
+                <w:rFonts w:ascii="楷体_GB2312" w:eastAsia="楷体_GB2312" w:hAnsi="宋体" w:cs="楷体_GB2312" w:hint="default"/>
                 <w:b/>
                 <w:bCs/>
                 <w:i w:val="0"/>
@@ -5861,10 +5829,10 @@
           <w:tcPr>
             <w:tcW w:w="4679" w:type="dxa"/>
             <w:tcBorders>
-              <w:top w:val="single" w:color="000000" w:sz="4" w:space="0"/>
-              <w:left w:val="single" w:color="000000" w:sz="4" w:space="0"/>
-              <w:bottom w:val="single" w:color="000000" w:sz="4" w:space="0"/>
-              <w:right w:val="single" w:color="000000" w:sz="4" w:space="0"/>
+              <w:top w:val="single" w:sz="4" w:space="0" w:color="000000"/>
+              <w:left w:val="single" w:sz="4" w:space="0" w:color="000000"/>
+              <w:bottom w:val="single" w:sz="4" w:space="0" w:color="000000"/>
+              <w:right w:val="single" w:sz="4" w:space="0" w:color="000000"/>
             </w:tcBorders>
             <w:shd w:val="clear" w:color="auto" w:fill="C0C0C0"/>
             <w:vAlign w:val="center"/>
@@ -5878,7 +5846,7 @@
               <w:jc w:val="center"/>
               <w:textAlignment w:val="center"/>
               <w:rPr>
-                <w:rFonts w:hint="default" w:ascii="楷体_GB2312" w:hAnsi="宋体" w:eastAsia="楷体_GB2312" w:cs="楷体_GB2312"/>
+                <w:rFonts w:ascii="楷体_GB2312" w:eastAsia="楷体_GB2312" w:hAnsi="宋体" w:cs="楷体_GB2312" w:hint="default"/>
                 <w:b/>
                 <w:bCs/>
                 <w:i w:val="0"/>
@@ -5891,7 +5859,7 @@
             </w:pPr>
             <w:r>
               <w:rPr>
-                <w:rFonts w:hint="default" w:ascii="楷体_GB2312" w:hAnsi="宋体" w:eastAsia="楷体_GB2312" w:cs="楷体_GB2312"/>
+                <w:rFonts w:ascii="楷体_GB2312" w:eastAsia="楷体_GB2312" w:hAnsi="宋体" w:cs="楷体_GB2312" w:hint="default"/>
                 <w:b/>
                 <w:bCs/>
                 <w:i w:val="0"/>
@@ -5912,10 +5880,10 @@
           <w:tcPr>
             <w:tcW w:w="926" w:type="dxa"/>
             <w:tcBorders>
-              <w:top w:val="single" w:color="000000" w:sz="4" w:space="0"/>
-              <w:left w:val="single" w:color="000000" w:sz="4" w:space="0"/>
-              <w:bottom w:val="single" w:color="000000" w:sz="4" w:space="0"/>
-              <w:right w:val="single" w:color="000000" w:sz="4" w:space="0"/>
+              <w:top w:val="single" w:sz="4" w:space="0" w:color="000000"/>
+              <w:left w:val="single" w:sz="4" w:space="0" w:color="000000"/>
+              <w:bottom w:val="single" w:sz="4" w:space="0" w:color="000000"/>
+              <w:right w:val="single" w:sz="4" w:space="0" w:color="000000"/>
             </w:tcBorders>
             <w:shd w:val="clear" w:color="auto" w:fill="C0C0C0"/>
             <w:vAlign w:val="center"/>
@@ -5929,7 +5897,7 @@
               <w:jc w:val="center"/>
               <w:textAlignment w:val="center"/>
               <w:rPr>
-                <w:rFonts w:hint="default" w:ascii="楷体_GB2312" w:hAnsi="宋体" w:eastAsia="楷体_GB2312" w:cs="楷体_GB2312"/>
+                <w:rFonts w:ascii="楷体_GB2312" w:eastAsia="楷体_GB2312" w:hAnsi="宋体" w:cs="楷体_GB2312" w:hint="default"/>
                 <w:b/>
                 <w:bCs/>
                 <w:i w:val="0"/>
@@ -5942,7 +5910,7 @@
             </w:pPr>
             <w:r>
               <w:rPr>
-                <w:rFonts w:hint="default" w:ascii="楷体_GB2312" w:hAnsi="宋体" w:eastAsia="楷体_GB2312" w:cs="楷体_GB2312"/>
+                <w:rFonts w:ascii="楷体_GB2312" w:eastAsia="楷体_GB2312" w:hAnsi="宋体" w:cs="楷体_GB2312" w:hint="default"/>
                 <w:b/>
                 <w:bCs/>
                 <w:i w:val="0"/>
@@ -5962,14 +5930,8 @@
       </w:tr>
       <w:tr>
         <w:tblPrEx>
-          <w:tblBorders>
-            <w:top w:val="none" w:color="auto" w:sz="0" w:space="0"/>
-            <w:left w:val="none" w:color="auto" w:sz="0" w:space="0"/>
-            <w:bottom w:val="none" w:color="auto" w:sz="0" w:space="0"/>
-            <w:right w:val="none" w:color="auto" w:sz="0" w:space="0"/>
-            <w:insideH w:val="none" w:color="auto" w:sz="0" w:space="0"/>
-            <w:insideV w:val="none" w:color="auto" w:sz="0" w:space="0"/>
-          </w:tblBorders>
+          <w:tblW w:w="8504" w:type="dxa"/>
+          <w:tblInd w:w="96" w:type="dxa"/>
           <w:shd w:val="clear" w:color="auto" w:fill="auto"/>
           <w:tblCellMar>
             <w:top w:w="0" w:type="dxa"/>
@@ -5979,16 +5941,16 @@
           </w:tblCellMar>
         </w:tblPrEx>
         <w:trPr>
-          <w:trHeight w:val="493" w:hRule="atLeast"/>
+          <w:trHeight w:val="493"/>
         </w:trPr>
         <w:tc>
           <w:tcPr>
             <w:tcW w:w="1711" w:type="dxa"/>
             <w:tcBorders>
-              <w:top w:val="single" w:color="000000" w:sz="4" w:space="0"/>
-              <w:left w:val="single" w:color="000000" w:sz="4" w:space="0"/>
-              <w:bottom w:val="single" w:color="000000" w:sz="4" w:space="0"/>
-              <w:right w:val="single" w:color="000000" w:sz="4" w:space="0"/>
+              <w:top w:val="single" w:sz="4" w:space="0" w:color="000000"/>
+              <w:left w:val="single" w:sz="4" w:space="0" w:color="000000"/>
+              <w:bottom w:val="single" w:sz="4" w:space="0" w:color="000000"/>
+              <w:right w:val="single" w:sz="4" w:space="0" w:color="000000"/>
             </w:tcBorders>
             <w:shd w:val="clear" w:color="auto" w:fill="auto"/>
             <w:vAlign w:val="center"/>
@@ -6002,7 +5964,7 @@
               <w:jc w:val="left"/>
               <w:textAlignment w:val="center"/>
               <w:rPr>
-                <w:rFonts w:hint="default" w:ascii="楷体_GB2312" w:hAnsi="宋体" w:eastAsia="楷体_GB2312" w:cs="楷体_GB2312"/>
+                <w:rFonts w:ascii="楷体_GB2312" w:eastAsia="楷体_GB2312" w:hAnsi="宋体" w:cs="楷体_GB2312" w:hint="default"/>
                 <w:b/>
                 <w:bCs/>
                 <w:i w:val="0"/>
@@ -6018,7 +5980,7 @@
             </w:pPr>
             <w:r>
               <w:rPr>
-                <w:rFonts w:hint="eastAsia" w:ascii="宋体" w:hAnsi="宋体" w:eastAsia="宋体" w:cs="宋体"/>
+                <w:rFonts w:ascii="宋体" w:eastAsia="宋体" w:hAnsi="宋体" w:cs="宋体" w:hint="eastAsia"/>
                 <w:i w:val="0"/>
                 <w:iCs w:val="0"/>
                 <w:snapToGrid w:val="0"/>
@@ -6037,10 +5999,10 @@
           <w:tcPr>
             <w:tcW w:w="1188" w:type="dxa"/>
             <w:tcBorders>
-              <w:top w:val="single" w:color="000000" w:sz="4" w:space="0"/>
-              <w:left w:val="single" w:color="000000" w:sz="4" w:space="0"/>
-              <w:bottom w:val="single" w:color="000000" w:sz="4" w:space="0"/>
-              <w:right w:val="single" w:color="000000" w:sz="4" w:space="0"/>
+              <w:top w:val="single" w:sz="4" w:space="0" w:color="000000"/>
+              <w:left w:val="single" w:sz="4" w:space="0" w:color="000000"/>
+              <w:bottom w:val="single" w:sz="4" w:space="0" w:color="000000"/>
+              <w:right w:val="single" w:sz="4" w:space="0" w:color="000000"/>
             </w:tcBorders>
             <w:shd w:val="clear" w:color="auto" w:fill="auto"/>
             <w:vAlign w:val="center"/>
@@ -6058,7 +6020,7 @@
               <w:jc w:val="left"/>
               <w:textAlignment w:val="center"/>
               <w:rPr>
-                <w:rFonts w:hint="default" w:ascii="楷体_GB2312" w:hAnsi="宋体" w:eastAsia="楷体_GB2312" w:cs="楷体_GB2312"/>
+                <w:rFonts w:ascii="楷体_GB2312" w:eastAsia="楷体_GB2312" w:hAnsi="宋体" w:cs="楷体_GB2312" w:hint="default"/>
                 <w:b/>
                 <w:bCs/>
                 <w:i w:val="0"/>
@@ -6074,7 +6036,7 @@
             </w:pPr>
             <w:r>
               <w:rPr>
-                <w:rFonts w:hint="eastAsia" w:ascii="宋体" w:hAnsi="宋体" w:eastAsia="宋体" w:cs="宋体"/>
+                <w:rFonts w:ascii="宋体" w:eastAsia="宋体" w:hAnsi="宋体" w:cs="宋体" w:hint="eastAsia"/>
                 <w:i w:val="0"/>
                 <w:iCs w:val="0"/>
                 <w:snapToGrid w:val="0"/>
@@ -6089,7 +6051,7 @@
             </w:r>
             <w:r>
               <w:rPr>
-                <w:rFonts w:hint="eastAsia" w:ascii="宋体" w:hAnsi="宋体" w:cs="宋体"/>
+                <w:rFonts w:ascii="宋体" w:hAnsi="宋体" w:cs="宋体" w:hint="eastAsia"/>
                 <w:i w:val="0"/>
                 <w:iCs w:val="0"/>
                 <w:snapToGrid w:val="0"/>
@@ -6108,10 +6070,10 @@
           <w:tcPr>
             <w:tcW w:w="4679" w:type="dxa"/>
             <w:tcBorders>
-              <w:top w:val="single" w:color="000000" w:sz="4" w:space="0"/>
-              <w:left w:val="single" w:color="000000" w:sz="4" w:space="0"/>
-              <w:bottom w:val="single" w:color="000000" w:sz="4" w:space="0"/>
-              <w:right w:val="single" w:color="000000" w:sz="4" w:space="0"/>
+              <w:top w:val="single" w:sz="4" w:space="0" w:color="000000"/>
+              <w:left w:val="single" w:sz="4" w:space="0" w:color="000000"/>
+              <w:bottom w:val="single" w:sz="4" w:space="0" w:color="000000"/>
+              <w:right w:val="single" w:sz="4" w:space="0" w:color="000000"/>
             </w:tcBorders>
             <w:shd w:val="clear" w:color="auto" w:fill="auto"/>
             <w:vAlign w:val="center"/>
@@ -6125,7 +6087,7 @@
               <w:jc w:val="left"/>
               <w:textAlignment w:val="center"/>
               <w:rPr>
-                <w:rFonts w:hint="default" w:ascii="楷体_GB2312" w:hAnsi="宋体" w:eastAsia="楷体_GB2312" w:cs="楷体_GB2312"/>
+                <w:rFonts w:ascii="楷体_GB2312" w:eastAsia="楷体_GB2312" w:hAnsi="宋体" w:cs="楷体_GB2312" w:hint="default"/>
                 <w:b/>
                 <w:bCs/>
                 <w:i w:val="0"/>
@@ -6141,7 +6103,7 @@
             </w:pPr>
             <w:r>
               <w:rPr>
-                <w:rFonts w:hint="eastAsia" w:ascii="宋体" w:hAnsi="宋体" w:eastAsia="宋体" w:cs="宋体"/>
+                <w:rFonts w:ascii="宋体" w:eastAsia="宋体" w:hAnsi="宋体" w:cs="宋体" w:hint="eastAsia"/>
                 <w:i w:val="0"/>
                 <w:iCs w:val="0"/>
                 <w:snapToGrid w:val="0"/>
@@ -6160,10 +6122,10 @@
           <w:tcPr>
             <w:tcW w:w="926" w:type="dxa"/>
             <w:tcBorders>
-              <w:top w:val="single" w:color="000000" w:sz="4" w:space="0"/>
-              <w:left w:val="single" w:color="000000" w:sz="4" w:space="0"/>
-              <w:bottom w:val="single" w:color="000000" w:sz="4" w:space="0"/>
-              <w:right w:val="single" w:color="000000" w:sz="4" w:space="0"/>
+              <w:top w:val="single" w:sz="4" w:space="0" w:color="000000"/>
+              <w:left w:val="single" w:sz="4" w:space="0" w:color="000000"/>
+              <w:bottom w:val="single" w:sz="4" w:space="0" w:color="000000"/>
+              <w:right w:val="single" w:sz="4" w:space="0" w:color="000000"/>
             </w:tcBorders>
             <w:shd w:val="clear" w:color="auto" w:fill="auto"/>
             <w:vAlign w:val="center"/>
@@ -6177,7 +6139,7 @@
               <w:jc w:val="left"/>
               <w:textAlignment w:val="center"/>
               <w:rPr>
-                <w:rFonts w:hint="default" w:ascii="楷体_GB2312" w:hAnsi="宋体" w:eastAsia="楷体_GB2312" w:cs="楷体_GB2312"/>
+                <w:rFonts w:ascii="楷体_GB2312" w:eastAsia="楷体_GB2312" w:hAnsi="宋体" w:cs="楷体_GB2312" w:hint="default"/>
                 <w:b/>
                 <w:bCs/>
                 <w:i w:val="0"/>
@@ -6193,7 +6155,7 @@
             </w:pPr>
             <w:r>
               <w:rPr>
-                <w:rFonts w:hint="eastAsia" w:ascii="宋体" w:hAnsi="宋体" w:eastAsia="宋体" w:cs="宋体"/>
+                <w:rFonts w:ascii="宋体" w:eastAsia="宋体" w:hAnsi="宋体" w:cs="宋体" w:hint="eastAsia"/>
                 <w:i w:val="0"/>
                 <w:iCs w:val="0"/>
                 <w:snapToGrid w:val="0"/>
@@ -6212,14 +6174,14 @@
     </w:tbl>
     <w:p>
       <w:pPr>
-        <w:pStyle w:val="28"/>
+        <w:pStyle w:val="1"/>
         <w:bidi w:val="0"/>
         <w:rPr>
           <w:rFonts w:hint="default"/>
           <w:lang w:val="en-US" w:eastAsia="zh-CN"/>
         </w:rPr>
       </w:pPr>
-      <w:bookmarkStart w:id="24" w:name="_Toc3884"/>
+      <w:bookmarkStart w:id="25" w:name="_Toc3884"/>
       <w:r>
         <w:rPr>
           <w:rFonts w:hint="default"/>
@@ -6227,11 +6189,11 @@
         </w:rPr>
         <w:t>附则</w:t>
       </w:r>
-      <w:bookmarkEnd w:id="24"/>
-    </w:p>
-    <w:p>
-      <w:pPr>
-        <w:pStyle w:val="29"/>
+      <w:bookmarkEnd w:id="25"/>
+    </w:p>
+    <w:p>
+      <w:pPr>
+        <w:pStyle w:val="a1"/>
         <w:bidi w:val="0"/>
         <w:rPr>
           <w:rFonts w:hint="default"/>
@@ -6248,7 +6210,7 @@
     </w:p>
     <w:p>
       <w:pPr>
-        <w:pStyle w:val="29"/>
+        <w:pStyle w:val="a1"/>
         <w:bidi w:val="0"/>
         <w:rPr>
           <w:rFonts w:hint="default"/>
@@ -6264,73 +6226,23 @@
       </w:r>
     </w:p>
     <w:sectPr>
-      <w:headerReference r:id="rId5" w:type="default"/>
+      <w:headerReference w:type="default" r:id="rId7"/>
       <w:pgSz w:w="11906" w:h="16838"/>
       <w:pgMar w:top="1417" w:right="1800" w:bottom="1440" w:left="1800" w:header="1140" w:footer="992" w:gutter="0"/>
-      <w:cols w:space="425" w:num="1"/>
+      <w:cols w:num="1" w:space="425"/>
       <w:docGrid w:type="lines" w:linePitch="312" w:charSpace="0"/>
     </w:sectPr>
   </w:body>
 </w:document>
 </file>
 
-<file path=word/endnotes.xml><?xml version="1.0" encoding="utf-8"?>
-<w:endnotes xmlns:wpc="http://schemas.microsoft.com/office/word/2010/wordprocessingCanvas" xmlns:mc="http://schemas.openxmlformats.org/markup-compatibility/2006" xmlns:o="urn:schemas-microsoft-com:office:office" xmlns:r="http://schemas.openxmlformats.org/officeDocument/2006/relationships" xmlns:m="http://schemas.openxmlformats.org/officeDocument/2006/math" xmlns:v="urn:schemas-microsoft-com:vml" xmlns:wp14="http://schemas.microsoft.com/office/word/2010/wordprocessingDrawing" xmlns:wp="http://schemas.openxmlformats.org/drawingml/2006/wordprocessingDrawing" xmlns:w="http://schemas.openxmlformats.org/wordprocessingml/2006/main" xmlns:w14="http://schemas.microsoft.com/office/word/2010/wordml" xmlns:w15="http://schemas.microsoft.com/office/word/2012/wordml" xmlns:w10="urn:schemas-microsoft-com:office:word" xmlns:wpg="http://schemas.microsoft.com/office/word/2010/wordprocessingGroup" xmlns:wpi="http://schemas.microsoft.com/office/word/2010/wordprocessingInk" xmlns:wne="http://schemas.microsoft.com/office/word/2006/wordml" xmlns:wps="http://schemas.microsoft.com/office/word/2010/wordprocessingShape" xmlns:wpsCustomData="http://www.wps.cn/officeDocument/2013/wpsCustomData" mc:Ignorable="w14 w15 wp14">
-  <w:endnote w:type="separator" w:id="0">
-    <w:p>
-      <w:pPr>
-        <w:spacing w:line="240" w:lineRule="auto"/>
-      </w:pPr>
-      <w:r>
-        <w:separator/>
-      </w:r>
-    </w:p>
-  </w:endnote>
-  <w:endnote w:type="continuationSeparator" w:id="1">
-    <w:p>
-      <w:pPr>
-        <w:spacing w:line="240" w:lineRule="auto"/>
-      </w:pPr>
-      <w:r>
-        <w:continuationSeparator/>
-      </w:r>
-    </w:p>
-  </w:endnote>
-</w:endnotes>
-</file>
-
-<file path=word/footnotes.xml><?xml version="1.0" encoding="utf-8"?>
-<w:footnotes xmlns:wpc="http://schemas.microsoft.com/office/word/2010/wordprocessingCanvas" xmlns:mc="http://schemas.openxmlformats.org/markup-compatibility/2006" xmlns:o="urn:schemas-microsoft-com:office:office" xmlns:r="http://schemas.openxmlformats.org/officeDocument/2006/relationships" xmlns:m="http://schemas.openxmlformats.org/officeDocument/2006/math" xmlns:v="urn:schemas-microsoft-com:vml" xmlns:wp14="http://schemas.microsoft.com/office/word/2010/wordprocessingDrawing" xmlns:wp="http://schemas.openxmlformats.org/drawingml/2006/wordprocessingDrawing" xmlns:w="http://schemas.openxmlformats.org/wordprocessingml/2006/main" xmlns:w14="http://schemas.microsoft.com/office/word/2010/wordml" xmlns:w15="http://schemas.microsoft.com/office/word/2012/wordml" xmlns:w10="urn:schemas-microsoft-com:office:word" xmlns:wpg="http://schemas.microsoft.com/office/word/2010/wordprocessingGroup" xmlns:wpi="http://schemas.microsoft.com/office/word/2010/wordprocessingInk" xmlns:wne="http://schemas.microsoft.com/office/word/2006/wordml" xmlns:wps="http://schemas.microsoft.com/office/word/2010/wordprocessingShape" xmlns:wpsCustomData="http://www.wps.cn/officeDocument/2013/wpsCustomData" mc:Ignorable="w14 w15 wp14">
-  <w:footnote w:type="separator" w:id="0">
-    <w:p>
-      <w:pPr>
-        <w:spacing w:line="360" w:lineRule="auto"/>
-      </w:pPr>
-      <w:r>
-        <w:separator/>
-      </w:r>
-    </w:p>
-  </w:footnote>
-  <w:footnote w:type="continuationSeparator" w:id="1">
-    <w:p>
-      <w:pPr>
-        <w:spacing w:line="360" w:lineRule="auto"/>
-      </w:pPr>
-      <w:r>
-        <w:continuationSeparator/>
-      </w:r>
-    </w:p>
-  </w:footnote>
-</w:footnotes>
-</file>
-
 <file path=word/header1.xml><?xml version="1.0" encoding="utf-8"?>
-<w:hdr xmlns:wpc="http://schemas.microsoft.com/office/word/2010/wordprocessingCanvas" xmlns:mc="http://schemas.openxmlformats.org/markup-compatibility/2006" xmlns:o="urn:schemas-microsoft-com:office:office" xmlns:r="http://schemas.openxmlformats.org/officeDocument/2006/relationships" xmlns:m="http://schemas.openxmlformats.org/officeDocument/2006/math" xmlns:v="urn:schemas-microsoft-com:vml" xmlns:wp14="http://schemas.microsoft.com/office/word/2010/wordprocessingDrawing" xmlns:wp="http://schemas.openxmlformats.org/drawingml/2006/wordprocessingDrawing" xmlns:w10="urn:schemas-microsoft-com:office:word" xmlns:w="http://schemas.openxmlformats.org/wordprocessingml/2006/main" xmlns:w14="http://schemas.microsoft.com/office/word/2010/wordml" xmlns:w15="http://schemas.microsoft.com/office/word/2012/wordml" xmlns:wpg="http://schemas.microsoft.com/office/word/2010/wordprocessingGroup" xmlns:wpi="http://schemas.microsoft.com/office/word/2010/wordprocessingInk" xmlns:wne="http://schemas.microsoft.com/office/word/2006/wordml" xmlns:wps="http://schemas.microsoft.com/office/word/2010/wordprocessingShape" xmlns:wpsCustomData="http://www.wps.cn/officeDocument/2013/wpsCustomData" mc:Ignorable="w14 w15 wp14">
+<w:hdr xmlns:wpc="http://schemas.microsoft.com/office/word/2010/wordprocessingCanvas" xmlns:mc="http://schemas.openxmlformats.org/markup-compatibility/2006" xmlns:o="urn:schemas-microsoft-com:office:office" xmlns:r="http://schemas.openxmlformats.org/officeDocument/2006/relationships" xmlns:m="http://schemas.openxmlformats.org/officeDocument/2006/math" xmlns:v="urn:schemas-microsoft-com:vml" xmlns:wp14="http://schemas.microsoft.com/office/word/2010/wordprocessingDrawing" xmlns:wp="http://schemas.openxmlformats.org/drawingml/2006/wordprocessingDrawing" xmlns:w10="urn:schemas-microsoft-com:office:word" xmlns:w="http://schemas.openxmlformats.org/wordprocessingml/2006/main" xmlns:w14="http://schemas.microsoft.com/office/word/2010/wordml" xmlns:w15="http://schemas.microsoft.com/office/word/2012/wordml" xmlns:wne="http://schemas.microsoft.com/office/word/2006/wordml" xmlns:wpg="http://schemas.microsoft.com/office/word/2010/wordprocessingGroup" xmlns:wpi="http://schemas.microsoft.com/office/word/2010/wordprocessingInk" xmlns:wps="http://schemas.microsoft.com/office/word/2010/wordprocessingShape" mc:Ignorable="w14 w15 wp14">
   <w:p>
     <w:pPr>
-      <w:pStyle w:val="15"/>
+      <w:pStyle w:val="Header"/>
       <w:pBdr>
-        <w:bottom w:val="single" w:color="auto" w:sz="4" w:space="1"/>
+        <w:bottom w:val="single" w:sz="4" w:space="1" w:color="auto"/>
       </w:pBdr>
       <w:tabs>
         <w:tab w:val="left" w:pos="335"/>
@@ -6338,27 +6250,27 @@
       </w:tabs>
       <w:jc w:val="right"/>
       <w:rPr>
-        <w:rFonts w:hint="eastAsia" w:eastAsiaTheme="minorEastAsia"/>
+        <w:rFonts w:eastAsiaTheme="minorEastAsia" w:hint="eastAsia"/>
         <w:lang w:eastAsia="zh-CN"/>
       </w:rPr>
     </w:pPr>
     <w:r>
       <w:rPr>
-        <w:rFonts w:hint="eastAsia" w:eastAsiaTheme="minorEastAsia"/>
+        <w:rFonts w:eastAsiaTheme="minorEastAsia" w:hint="eastAsia"/>
         <w:lang w:val="en-US" w:eastAsia="zh-CN"/>
       </w:rPr>
       <w:tab/>
     </w:r>
     <w:r>
       <w:rPr>
-        <w:rFonts w:hint="eastAsia" w:eastAsiaTheme="minorEastAsia"/>
+        <w:rFonts w:eastAsiaTheme="minorEastAsia" w:hint="eastAsia"/>
         <w:lang w:val="en-US" w:eastAsia="zh-CN"/>
       </w:rPr>
       <w:tab/>
     </w:r>
     <w:r>
       <w:rPr>
-        <w:rFonts w:hint="eastAsia" w:eastAsiaTheme="minorEastAsia"/>
+        <w:rFonts w:eastAsiaTheme="minorEastAsia" w:hint="eastAsia"/>
         <w:lang w:val="en-US" w:eastAsia="zh-CN"/>
       </w:rPr>
       <w:t>桐乡华数广电网络有限公司</w:t>
@@ -6368,12 +6280,12 @@
 </file>
 
 <file path=word/numbering.xml><?xml version="1.0" encoding="utf-8"?>
-<w:numbering xmlns:wpc="http://schemas.microsoft.com/office/word/2010/wordprocessingCanvas" xmlns:mc="http://schemas.openxmlformats.org/markup-compatibility/2006" xmlns:o="urn:schemas-microsoft-com:office:office" xmlns:r="http://schemas.openxmlformats.org/officeDocument/2006/relationships" xmlns:m="http://schemas.openxmlformats.org/officeDocument/2006/math" xmlns:v="urn:schemas-microsoft-com:vml" xmlns:wp14="http://schemas.microsoft.com/office/word/2010/wordprocessingDrawing" xmlns:wp="http://schemas.openxmlformats.org/drawingml/2006/wordprocessingDrawing" xmlns:w10="urn:schemas-microsoft-com:office:word" xmlns:w="http://schemas.openxmlformats.org/wordprocessingml/2006/main" xmlns:w14="http://schemas.microsoft.com/office/word/2010/wordml" xmlns:wpg="http://schemas.microsoft.com/office/word/2010/wordprocessingGroup" xmlns:wpi="http://schemas.microsoft.com/office/word/2010/wordprocessingInk" xmlns:wne="http://schemas.microsoft.com/office/word/2006/wordml" xmlns:wps="http://schemas.microsoft.com/office/word/2010/wordprocessingShape" xmlns:wpsCustomData="http://www.wps.cn/officeDocument/2013/wpsCustomData" mc:Ignorable="w14 wp14">
+<w:numbering xmlns:wpc="http://schemas.microsoft.com/office/word/2010/wordprocessingCanvas" xmlns:mc="http://schemas.openxmlformats.org/markup-compatibility/2006" xmlns:o="urn:schemas-microsoft-com:office:office" xmlns:r="http://schemas.openxmlformats.org/officeDocument/2006/relationships" xmlns:m="http://schemas.openxmlformats.org/officeDocument/2006/math" xmlns:v="urn:schemas-microsoft-com:vml" xmlns:wp14="http://schemas.microsoft.com/office/word/2010/wordprocessingDrawing" xmlns:wp="http://schemas.openxmlformats.org/drawingml/2006/wordprocessingDrawing" xmlns:w10="urn:schemas-microsoft-com:office:word" xmlns:w="http://schemas.openxmlformats.org/wordprocessingml/2006/main" xmlns:w14="http://schemas.microsoft.com/office/word/2010/wordml" xmlns:w15="http://schemas.microsoft.com/office/word/2012/wordml" xmlns:wne="http://schemas.microsoft.com/office/word/2006/wordml" xmlns:wpg="http://schemas.microsoft.com/office/word/2010/wordprocessingGroup" xmlns:wpi="http://schemas.microsoft.com/office/word/2010/wordprocessingInk" xmlns:wps="http://schemas.microsoft.com/office/word/2010/wordprocessingShape" mc:Ignorable="w14 w15 wp14">
   <w:abstractNum w:abstractNumId="0">
     <w:nsid w:val="84AD6CAD"/>
     <w:multiLevelType w:val="singleLevel"/>
     <w:tmpl w:val="84AD6CAD"/>
-    <w:lvl w:ilvl="0" w:tentative="0">
+    <w:lvl w:ilvl="0">
       <w:start w:val="1"/>
       <w:numFmt w:val="decimal"/>
       <w:lvlText w:val="%1."/>
@@ -6390,7 +6302,7 @@
     <w:nsid w:val="8543E92A"/>
     <w:multiLevelType w:val="singleLevel"/>
     <w:tmpl w:val="8543E92A"/>
-    <w:lvl w:ilvl="0" w:tentative="0">
+    <w:lvl w:ilvl="0">
       <w:start w:val="1"/>
       <w:numFmt w:val="decimal"/>
       <w:lvlText w:val="%1."/>
@@ -6407,10 +6319,10 @@
     <w:nsid w:val="8E964DCE"/>
     <w:multiLevelType w:val="multilevel"/>
     <w:tmpl w:val="8E964DCE"/>
-    <w:lvl w:ilvl="0" w:tentative="0">
+    <w:lvl w:ilvl="0">
       <w:start w:val="1"/>
       <w:numFmt w:val="decimal"/>
-      <w:pStyle w:val="2"/>
+      <w:pStyle w:val="Heading1"/>
       <w:lvlText w:val="%1."/>
       <w:lvlJc w:val="left"/>
       <w:pPr>
@@ -6420,10 +6332,10 @@
         <w:rFonts w:hint="default"/>
       </w:rPr>
     </w:lvl>
-    <w:lvl w:ilvl="1" w:tentative="0">
+    <w:lvl w:ilvl="1">
       <w:start w:val="1"/>
       <w:numFmt w:val="decimal"/>
-      <w:pStyle w:val="3"/>
+      <w:pStyle w:val="Heading2"/>
       <w:lvlText w:val="%1.%2."/>
       <w:lvlJc w:val="left"/>
       <w:pPr>
@@ -6433,10 +6345,10 @@
         <w:rFonts w:hint="default"/>
       </w:rPr>
     </w:lvl>
-    <w:lvl w:ilvl="2" w:tentative="0">
+    <w:lvl w:ilvl="2">
       <w:start w:val="1"/>
       <w:numFmt w:val="decimal"/>
-      <w:pStyle w:val="4"/>
+      <w:pStyle w:val="Heading3"/>
       <w:lvlText w:val="%1.%2.%3."/>
       <w:lvlJc w:val="left"/>
       <w:pPr>
@@ -6446,10 +6358,10 @@
         <w:rFonts w:hint="default"/>
       </w:rPr>
     </w:lvl>
-    <w:lvl w:ilvl="3" w:tentative="0">
+    <w:lvl w:ilvl="3">
       <w:start w:val="1"/>
       <w:numFmt w:val="decimal"/>
-      <w:pStyle w:val="5"/>
+      <w:pStyle w:val="Heading4"/>
       <w:lvlText w:val="%1.%2.%3.%4."/>
       <w:lvlJc w:val="left"/>
       <w:pPr>
@@ -6459,10 +6371,10 @@
         <w:rFonts w:hint="default"/>
       </w:rPr>
     </w:lvl>
-    <w:lvl w:ilvl="4" w:tentative="0">
+    <w:lvl w:ilvl="4">
       <w:start w:val="1"/>
       <w:numFmt w:val="decimal"/>
-      <w:pStyle w:val="6"/>
+      <w:pStyle w:val="Heading5"/>
       <w:lvlText w:val="%1.%2.%3.%4.%5."/>
       <w:lvlJc w:val="left"/>
       <w:pPr>
@@ -6472,10 +6384,10 @@
         <w:rFonts w:hint="default"/>
       </w:rPr>
     </w:lvl>
-    <w:lvl w:ilvl="5" w:tentative="0">
+    <w:lvl w:ilvl="5">
       <w:start w:val="1"/>
       <w:numFmt w:val="decimal"/>
-      <w:pStyle w:val="7"/>
+      <w:pStyle w:val="Heading6"/>
       <w:lvlText w:val="%1.%2.%3.%4.%5.%6."/>
       <w:lvlJc w:val="left"/>
       <w:pPr>
@@ -6485,10 +6397,10 @@
         <w:rFonts w:hint="default"/>
       </w:rPr>
     </w:lvl>
-    <w:lvl w:ilvl="6" w:tentative="0">
+    <w:lvl w:ilvl="6">
       <w:start w:val="1"/>
       <w:numFmt w:val="decimal"/>
-      <w:pStyle w:val="8"/>
+      <w:pStyle w:val="Heading7"/>
       <w:lvlText w:val="%1.%2.%3.%4.%5.%6.%7."/>
       <w:lvlJc w:val="left"/>
       <w:pPr>
@@ -6498,10 +6410,10 @@
         <w:rFonts w:hint="default"/>
       </w:rPr>
     </w:lvl>
-    <w:lvl w:ilvl="7" w:tentative="0">
+    <w:lvl w:ilvl="7">
       <w:start w:val="1"/>
       <w:numFmt w:val="decimal"/>
-      <w:pStyle w:val="9"/>
+      <w:pStyle w:val="Heading8"/>
       <w:lvlText w:val="%1.%2.%3.%4.%5.%6.%7.%8."/>
       <w:lvlJc w:val="left"/>
       <w:pPr>
@@ -6511,10 +6423,10 @@
         <w:rFonts w:hint="default"/>
       </w:rPr>
     </w:lvl>
-    <w:lvl w:ilvl="8" w:tentative="0">
+    <w:lvl w:ilvl="8">
       <w:start w:val="1"/>
       <w:numFmt w:val="decimal"/>
-      <w:pStyle w:val="10"/>
+      <w:pStyle w:val="Heading9"/>
       <w:lvlText w:val="%1.%2.%3.%4.%5.%6.%7.%8.%9."/>
       <w:lvlJc w:val="left"/>
       <w:pPr>
@@ -6529,7 +6441,7 @@
     <w:nsid w:val="97A13BAF"/>
     <w:multiLevelType w:val="singleLevel"/>
     <w:tmpl w:val="97A13BAF"/>
-    <w:lvl w:ilvl="0" w:tentative="0">
+    <w:lvl w:ilvl="0">
       <w:start w:val="1"/>
       <w:numFmt w:val="decimal"/>
       <w:lvlText w:val="(%1)"/>
@@ -6549,7 +6461,7 @@
     <w:nsid w:val="982BA49F"/>
     <w:multiLevelType w:val="singleLevel"/>
     <w:tmpl w:val="982BA49F"/>
-    <w:lvl w:ilvl="0" w:tentative="0">
+    <w:lvl w:ilvl="0">
       <w:start w:val="1"/>
       <w:numFmt w:val="decimal"/>
       <w:lvlText w:val="%1."/>
@@ -6566,7 +6478,7 @@
     <w:nsid w:val="CACC2960"/>
     <w:multiLevelType w:val="singleLevel"/>
     <w:tmpl w:val="CACC2960"/>
-    <w:lvl w:ilvl="0" w:tentative="0">
+    <w:lvl w:ilvl="0">
       <w:start w:val="1"/>
       <w:numFmt w:val="decimal"/>
       <w:lvlText w:val="(%1)"/>
@@ -6586,7 +6498,7 @@
     <w:nsid w:val="543818FF"/>
     <w:multiLevelType w:val="singleLevel"/>
     <w:tmpl w:val="543818FF"/>
-    <w:lvl w:ilvl="0" w:tentative="0">
+    <w:lvl w:ilvl="0">
       <w:start w:val="1"/>
       <w:numFmt w:val="decimal"/>
       <w:lvlText w:val="%1."/>
@@ -6624,269 +6536,267 @@
 </file>
 
 <file path=word/styles.xml><?xml version="1.0" encoding="utf-8"?>
-<w:styles xmlns:mc="http://schemas.openxmlformats.org/markup-compatibility/2006" xmlns:o="urn:schemas-microsoft-com:office:office" xmlns:r="http://schemas.openxmlformats.org/officeDocument/2006/relationships" xmlns:m="http://schemas.openxmlformats.org/officeDocument/2006/math" xmlns:v="urn:schemas-microsoft-com:vml" xmlns:w="http://schemas.openxmlformats.org/wordprocessingml/2006/main" xmlns:w14="http://schemas.microsoft.com/office/word/2010/wordml" xmlns:w10="urn:schemas-microsoft-com:office:word" xmlns:sl="http://schemas.openxmlformats.org/schemaLibrary/2006/main" xmlns:wpsCustomData="http://www.wps.cn/officeDocument/2013/wpsCustomData" mc:Ignorable="w14">
+<w:styles xmlns:mc="http://schemas.openxmlformats.org/markup-compatibility/2006" xmlns:r="http://schemas.openxmlformats.org/officeDocument/2006/relationships" xmlns:w="http://schemas.openxmlformats.org/wordprocessingml/2006/main" xmlns:w14="http://schemas.microsoft.com/office/word/2010/wordml" xmlns:w15="http://schemas.microsoft.com/office/word/2012/wordml" mc:Ignorable="w14 w15">
   <w:docDefaults>
     <w:rPrDefault>
       <w:rPr>
-        <w:rFonts w:ascii="Times New Roman" w:hAnsi="Times New Roman" w:eastAsia="宋体" w:cs="Times New Roman"/>
+        <w:rFonts w:ascii="Times New Roman" w:eastAsia="宋体" w:hAnsi="Times New Roman" w:cs="Times New Roman"/>
       </w:rPr>
     </w:rPrDefault>
     <w:pPrDefault/>
   </w:docDefaults>
-  <w:latentStyles w:count="260" w:defQFormat="0" w:defUnhideWhenUsed="1" w:defSemiHidden="1" w:defUIPriority="99" w:defLockedState="0">
-    <w:lsdException w:qFormat="1" w:unhideWhenUsed="0" w:uiPriority="0" w:semiHidden="0" w:name="Normal"/>
-    <w:lsdException w:qFormat="1" w:unhideWhenUsed="0" w:uiPriority="0" w:semiHidden="0" w:name="heading 1"/>
-    <w:lsdException w:qFormat="1" w:uiPriority="0" w:semiHidden="0" w:name="heading 2"/>
-    <w:lsdException w:qFormat="1" w:uiPriority="0" w:name="heading 3"/>
-    <w:lsdException w:qFormat="1" w:uiPriority="0" w:semiHidden="0" w:name="heading 4"/>
-    <w:lsdException w:qFormat="1" w:uiPriority="0" w:name="heading 5"/>
-    <w:lsdException w:qFormat="1" w:uiPriority="0" w:name="heading 6"/>
-    <w:lsdException w:qFormat="1" w:uiPriority="0" w:name="heading 7"/>
-    <w:lsdException w:qFormat="1" w:uiPriority="0" w:name="heading 8"/>
-    <w:lsdException w:qFormat="1" w:uiPriority="0" w:name="heading 9"/>
-    <w:lsdException w:unhideWhenUsed="0" w:uiPriority="0" w:semiHidden="0" w:name="index 1"/>
-    <w:lsdException w:unhideWhenUsed="0" w:uiPriority="0" w:semiHidden="0" w:name="index 2"/>
-    <w:lsdException w:unhideWhenUsed="0" w:uiPriority="0" w:semiHidden="0" w:name="index 3"/>
-    <w:lsdException w:unhideWhenUsed="0" w:uiPriority="0" w:semiHidden="0" w:name="index 4"/>
-    <w:lsdException w:unhideWhenUsed="0" w:uiPriority="0" w:semiHidden="0" w:name="index 5"/>
-    <w:lsdException w:unhideWhenUsed="0" w:uiPriority="0" w:semiHidden="0" w:name="index 6"/>
-    <w:lsdException w:unhideWhenUsed="0" w:uiPriority="0" w:semiHidden="0" w:name="index 7"/>
-    <w:lsdException w:unhideWhenUsed="0" w:uiPriority="0" w:semiHidden="0" w:name="index 8"/>
-    <w:lsdException w:unhideWhenUsed="0" w:uiPriority="0" w:semiHidden="0" w:name="index 9"/>
-    <w:lsdException w:qFormat="1" w:unhideWhenUsed="0" w:uiPriority="0" w:semiHidden="0" w:name="toc 1"/>
-    <w:lsdException w:qFormat="1" w:unhideWhenUsed="0" w:uiPriority="0" w:semiHidden="0" w:name="toc 2"/>
-    <w:lsdException w:qFormat="1" w:unhideWhenUsed="0" w:uiPriority="0" w:semiHidden="0" w:name="toc 3"/>
-    <w:lsdException w:unhideWhenUsed="0" w:uiPriority="0" w:semiHidden="0" w:name="toc 4"/>
-    <w:lsdException w:unhideWhenUsed="0" w:uiPriority="0" w:semiHidden="0" w:name="toc 5"/>
-    <w:lsdException w:unhideWhenUsed="0" w:uiPriority="0" w:semiHidden="0" w:name="toc 6"/>
-    <w:lsdException w:unhideWhenUsed="0" w:uiPriority="0" w:semiHidden="0" w:name="toc 7"/>
-    <w:lsdException w:unhideWhenUsed="0" w:uiPriority="0" w:semiHidden="0" w:name="toc 8"/>
-    <w:lsdException w:unhideWhenUsed="0" w:uiPriority="0" w:semiHidden="0" w:name="toc 9"/>
-    <w:lsdException w:unhideWhenUsed="0" w:uiPriority="0" w:semiHidden="0" w:name="Normal Indent"/>
-    <w:lsdException w:unhideWhenUsed="0" w:uiPriority="0" w:semiHidden="0" w:name="footnote text"/>
-    <w:lsdException w:qFormat="1" w:unhideWhenUsed="0" w:uiPriority="0" w:semiHidden="0" w:name="annotation text"/>
-    <w:lsdException w:qFormat="1" w:unhideWhenUsed="0" w:uiPriority="0" w:semiHidden="0" w:name="header"/>
-    <w:lsdException w:qFormat="1" w:unhideWhenUsed="0" w:uiPriority="0" w:semiHidden="0" w:name="footer"/>
-    <w:lsdException w:unhideWhenUsed="0" w:uiPriority="0" w:semiHidden="0" w:name="index heading"/>
-    <w:lsdException w:qFormat="1" w:uiPriority="0" w:name="caption"/>
-    <w:lsdException w:unhideWhenUsed="0" w:uiPriority="0" w:semiHidden="0" w:name="table of figures"/>
-    <w:lsdException w:unhideWhenUsed="0" w:uiPriority="0" w:semiHidden="0" w:name="envelope address"/>
-    <w:lsdException w:unhideWhenUsed="0" w:uiPriority="0" w:semiHidden="0" w:name="envelope return"/>
-    <w:lsdException w:unhideWhenUsed="0" w:uiPriority="0" w:semiHidden="0" w:name="footnote reference"/>
-    <w:lsdException w:unhideWhenUsed="0" w:uiPriority="0" w:semiHidden="0" w:name="annotation reference"/>
-    <w:lsdException w:unhideWhenUsed="0" w:uiPriority="0" w:semiHidden="0" w:name="line number"/>
-    <w:lsdException w:unhideWhenUsed="0" w:uiPriority="0" w:semiHidden="0" w:name="page number"/>
-    <w:lsdException w:unhideWhenUsed="0" w:uiPriority="0" w:semiHidden="0" w:name="endnote reference"/>
-    <w:lsdException w:unhideWhenUsed="0" w:uiPriority="0" w:semiHidden="0" w:name="endnote text"/>
-    <w:lsdException w:unhideWhenUsed="0" w:uiPriority="0" w:semiHidden="0" w:name="table of authorities"/>
-    <w:lsdException w:unhideWhenUsed="0" w:uiPriority="0" w:semiHidden="0" w:name="macro"/>
-    <w:lsdException w:unhideWhenUsed="0" w:uiPriority="0" w:semiHidden="0" w:name="toa heading"/>
-    <w:lsdException w:unhideWhenUsed="0" w:uiPriority="0" w:semiHidden="0" w:name="List"/>
-    <w:lsdException w:unhideWhenUsed="0" w:uiPriority="0" w:semiHidden="0" w:name="List Bullet"/>
-    <w:lsdException w:unhideWhenUsed="0" w:uiPriority="0" w:semiHidden="0" w:name="List Number"/>
-    <w:lsdException w:unhideWhenUsed="0" w:uiPriority="0" w:semiHidden="0" w:name="List 2"/>
-    <w:lsdException w:unhideWhenUsed="0" w:uiPriority="0" w:semiHidden="0" w:name="List 3"/>
-    <w:lsdException w:unhideWhenUsed="0" w:uiPriority="0" w:semiHidden="0" w:name="List 4"/>
-    <w:lsdException w:unhideWhenUsed="0" w:uiPriority="0" w:semiHidden="0" w:name="List 5"/>
-    <w:lsdException w:unhideWhenUsed="0" w:uiPriority="0" w:semiHidden="0" w:name="List Bullet 2"/>
-    <w:lsdException w:unhideWhenUsed="0" w:uiPriority="0" w:semiHidden="0" w:name="List Bullet 3"/>
-    <w:lsdException w:unhideWhenUsed="0" w:uiPriority="0" w:semiHidden="0" w:name="List Bullet 4"/>
-    <w:lsdException w:unhideWhenUsed="0" w:uiPriority="0" w:semiHidden="0" w:name="List Bullet 5"/>
-    <w:lsdException w:unhideWhenUsed="0" w:uiPriority="0" w:semiHidden="0" w:name="List Number 2"/>
-    <w:lsdException w:unhideWhenUsed="0" w:uiPriority="0" w:semiHidden="0" w:name="List Number 3"/>
-    <w:lsdException w:unhideWhenUsed="0" w:uiPriority="0" w:semiHidden="0" w:name="List Number 4"/>
-    <w:lsdException w:unhideWhenUsed="0" w:uiPriority="0" w:semiHidden="0" w:name="List Number 5"/>
-    <w:lsdException w:qFormat="1" w:unhideWhenUsed="0" w:uiPriority="0" w:semiHidden="0" w:name="Title"/>
-    <w:lsdException w:unhideWhenUsed="0" w:uiPriority="0" w:semiHidden="0" w:name="Closing"/>
-    <w:lsdException w:unhideWhenUsed="0" w:uiPriority="0" w:semiHidden="0" w:name="Signature"/>
-    <w:lsdException w:qFormat="1" w:unhideWhenUsed="0" w:uiPriority="0" w:name="Default Paragraph Font"/>
-    <w:lsdException w:qFormat="1" w:unhideWhenUsed="0" w:uiPriority="0" w:name="Body Text"/>
-    <w:lsdException w:unhideWhenUsed="0" w:uiPriority="0" w:semiHidden="0" w:name="Body Text Indent"/>
-    <w:lsdException w:unhideWhenUsed="0" w:uiPriority="0" w:semiHidden="0" w:name="List Continue"/>
-    <w:lsdException w:unhideWhenUsed="0" w:uiPriority="0" w:semiHidden="0" w:name="List Continue 2"/>
-    <w:lsdException w:unhideWhenUsed="0" w:uiPriority="0" w:semiHidden="0" w:name="List Continue 3"/>
-    <w:lsdException w:unhideWhenUsed="0" w:uiPriority="0" w:semiHidden="0" w:name="List Continue 4"/>
-    <w:lsdException w:unhideWhenUsed="0" w:uiPriority="0" w:semiHidden="0" w:name="List Continue 5"/>
-    <w:lsdException w:unhideWhenUsed="0" w:uiPriority="0" w:semiHidden="0" w:name="Message Header"/>
-    <w:lsdException w:qFormat="1" w:unhideWhenUsed="0" w:uiPriority="0" w:semiHidden="0" w:name="Subtitle"/>
-    <w:lsdException w:unhideWhenUsed="0" w:uiPriority="0" w:semiHidden="0" w:name="Salutation"/>
-    <w:lsdException w:unhideWhenUsed="0" w:uiPriority="0" w:semiHidden="0" w:name="Date"/>
-    <w:lsdException w:unhideWhenUsed="0" w:uiPriority="0" w:semiHidden="0" w:name="Body Text First Indent"/>
-    <w:lsdException w:unhideWhenUsed="0" w:uiPriority="0" w:semiHidden="0" w:name="Body Text First Indent 2"/>
-    <w:lsdException w:uiPriority="99" w:name="Note Heading"/>
-    <w:lsdException w:unhideWhenUsed="0" w:uiPriority="0" w:semiHidden="0" w:name="Body Text 2"/>
-    <w:lsdException w:unhideWhenUsed="0" w:uiPriority="0" w:semiHidden="0" w:name="Body Text 3"/>
-    <w:lsdException w:unhideWhenUsed="0" w:uiPriority="0" w:semiHidden="0" w:name="Body Text Indent 2"/>
-    <w:lsdException w:unhideWhenUsed="0" w:uiPriority="0" w:semiHidden="0" w:name="Body Text Indent 3"/>
-    <w:lsdException w:unhideWhenUsed="0" w:uiPriority="0" w:semiHidden="0" w:name="Block Text"/>
-    <w:lsdException w:unhideWhenUsed="0" w:uiPriority="0" w:semiHidden="0" w:name="Hyperlink"/>
-    <w:lsdException w:unhideWhenUsed="0" w:uiPriority="0" w:semiHidden="0" w:name="FollowedHyperlink"/>
-    <w:lsdException w:qFormat="1" w:unhideWhenUsed="0" w:uiPriority="0" w:semiHidden="0" w:name="Strong"/>
-    <w:lsdException w:qFormat="1" w:unhideWhenUsed="0" w:uiPriority="0" w:semiHidden="0" w:name="Emphasis"/>
-    <w:lsdException w:unhideWhenUsed="0" w:uiPriority="0" w:semiHidden="0" w:name="Document Map"/>
-    <w:lsdException w:unhideWhenUsed="0" w:uiPriority="0" w:semiHidden="0" w:name="Plain Text"/>
-    <w:lsdException w:unhideWhenUsed="0" w:uiPriority="0" w:semiHidden="0" w:name="E-mail Signature"/>
-    <w:lsdException w:qFormat="1" w:unhideWhenUsed="0" w:uiPriority="0" w:semiHidden="0" w:name="Normal (Web)"/>
-    <w:lsdException w:unhideWhenUsed="0" w:uiPriority="0" w:semiHidden="0" w:name="HTML Acronym"/>
-    <w:lsdException w:unhideWhenUsed="0" w:uiPriority="0" w:semiHidden="0" w:name="HTML Address"/>
-    <w:lsdException w:unhideWhenUsed="0" w:uiPriority="0" w:semiHidden="0" w:name="HTML Cite"/>
-    <w:lsdException w:unhideWhenUsed="0" w:uiPriority="0" w:semiHidden="0" w:name="HTML Code"/>
-    <w:lsdException w:unhideWhenUsed="0" w:uiPriority="0" w:semiHidden="0" w:name="HTML Definition"/>
-    <w:lsdException w:unhideWhenUsed="0" w:uiPriority="0" w:semiHidden="0" w:name="HTML Keyboard"/>
-    <w:lsdException w:unhideWhenUsed="0" w:uiPriority="0" w:semiHidden="0" w:name="HTML Preformatted"/>
-    <w:lsdException w:unhideWhenUsed="0" w:uiPriority="0" w:semiHidden="0" w:name="HTML Sample"/>
-    <w:lsdException w:unhideWhenUsed="0" w:uiPriority="0" w:semiHidden="0" w:name="HTML Typewriter"/>
-    <w:lsdException w:unhideWhenUsed="0" w:uiPriority="0" w:semiHidden="0" w:name="HTML Variable"/>
-    <w:lsdException w:qFormat="1" w:unhideWhenUsed="0" w:uiPriority="0" w:name="Normal Table"/>
-    <w:lsdException w:unhideWhenUsed="0" w:uiPriority="0" w:semiHidden="0" w:name="annotation subject"/>
-    <w:lsdException w:unhideWhenUsed="0" w:uiPriority="0" w:semiHidden="0" w:name="Table Simple 1"/>
-    <w:lsdException w:unhideWhenUsed="0" w:uiPriority="0" w:semiHidden="0" w:name="Table Simple 2"/>
-    <w:lsdException w:unhideWhenUsed="0" w:uiPriority="0" w:semiHidden="0" w:name="Table Simple 3"/>
-    <w:lsdException w:unhideWhenUsed="0" w:uiPriority="0" w:semiHidden="0" w:name="Table Classic 1"/>
-    <w:lsdException w:unhideWhenUsed="0" w:uiPriority="0" w:semiHidden="0" w:name="Table Classic 2"/>
-    <w:lsdException w:unhideWhenUsed="0" w:uiPriority="0" w:semiHidden="0" w:name="Table Classic 3"/>
-    <w:lsdException w:unhideWhenUsed="0" w:uiPriority="0" w:semiHidden="0" w:name="Table Classic 4"/>
-    <w:lsdException w:unhideWhenUsed="0" w:uiPriority="0" w:semiHidden="0" w:name="Table Colorful 1"/>
-    <w:lsdException w:unhideWhenUsed="0" w:uiPriority="0" w:semiHidden="0" w:name="Table Colorful 2"/>
-    <w:lsdException w:unhideWhenUsed="0" w:uiPriority="0" w:semiHidden="0" w:name="Table Colorful 3"/>
-    <w:lsdException w:unhideWhenUsed="0" w:uiPriority="0" w:semiHidden="0" w:name="Table Columns 1"/>
-    <w:lsdException w:unhideWhenUsed="0" w:uiPriority="0" w:semiHidden="0" w:name="Table Columns 2"/>
-    <w:lsdException w:unhideWhenUsed="0" w:uiPriority="0" w:semiHidden="0" w:name="Table Columns 3"/>
-    <w:lsdException w:unhideWhenUsed="0" w:uiPriority="0" w:semiHidden="0" w:name="Table Columns 4"/>
-    <w:lsdException w:unhideWhenUsed="0" w:uiPriority="0" w:semiHidden="0" w:name="Table Columns 5"/>
-    <w:lsdException w:unhideWhenUsed="0" w:uiPriority="0" w:semiHidden="0" w:name="Table Grid 1"/>
-    <w:lsdException w:unhideWhenUsed="0" w:uiPriority="0" w:semiHidden="0" w:name="Table Grid 2"/>
-    <w:lsdException w:unhideWhenUsed="0" w:uiPriority="0" w:semiHidden="0" w:name="Table Grid 3"/>
-    <w:lsdException w:unhideWhenUsed="0" w:uiPriority="0" w:semiHidden="0" w:name="Table Grid 4"/>
-    <w:lsdException w:unhideWhenUsed="0" w:uiPriority="0" w:semiHidden="0" w:name="Table Grid 5"/>
-    <w:lsdException w:unhideWhenUsed="0" w:uiPriority="0" w:semiHidden="0" w:name="Table Grid 6"/>
-    <w:lsdException w:unhideWhenUsed="0" w:uiPriority="0" w:semiHidden="0" w:name="Table Grid 7"/>
-    <w:lsdException w:unhideWhenUsed="0" w:uiPriority="0" w:semiHidden="0" w:name="Table Grid 8"/>
-    <w:lsdException w:unhideWhenUsed="0" w:uiPriority="0" w:semiHidden="0" w:name="Table List 1"/>
-    <w:lsdException w:unhideWhenUsed="0" w:uiPriority="0" w:semiHidden="0" w:name="Table List 2"/>
-    <w:lsdException w:unhideWhenUsed="0" w:uiPriority="0" w:semiHidden="0" w:name="Table List 3"/>
-    <w:lsdException w:unhideWhenUsed="0" w:uiPriority="0" w:semiHidden="0" w:name="Table List 4"/>
-    <w:lsdException w:unhideWhenUsed="0" w:uiPriority="0" w:semiHidden="0" w:name="Table List 5"/>
-    <w:lsdException w:unhideWhenUsed="0" w:uiPriority="0" w:semiHidden="0" w:name="Table List 6"/>
-    <w:lsdException w:unhideWhenUsed="0" w:uiPriority="0" w:semiHidden="0" w:name="Table List 7"/>
-    <w:lsdException w:unhideWhenUsed="0" w:uiPriority="0" w:semiHidden="0" w:name="Table List 8"/>
-    <w:lsdException w:unhideWhenUsed="0" w:uiPriority="0" w:semiHidden="0" w:name="Table 3D effects 1"/>
-    <w:lsdException w:unhideWhenUsed="0" w:uiPriority="0" w:semiHidden="0" w:name="Table 3D effects 2"/>
-    <w:lsdException w:unhideWhenUsed="0" w:uiPriority="0" w:semiHidden="0" w:name="Table 3D effects 3"/>
-    <w:lsdException w:unhideWhenUsed="0" w:uiPriority="0" w:semiHidden="0" w:name="Table Contemporary"/>
-    <w:lsdException w:unhideWhenUsed="0" w:uiPriority="0" w:semiHidden="0" w:name="Table Elegant"/>
-    <w:lsdException w:unhideWhenUsed="0" w:uiPriority="0" w:semiHidden="0" w:name="Table Professional"/>
-    <w:lsdException w:unhideWhenUsed="0" w:uiPriority="0" w:semiHidden="0" w:name="Table Subtle 1"/>
-    <w:lsdException w:unhideWhenUsed="0" w:uiPriority="0" w:semiHidden="0" w:name="Table Subtle 2"/>
-    <w:lsdException w:unhideWhenUsed="0" w:uiPriority="0" w:semiHidden="0" w:name="Table Web 1"/>
-    <w:lsdException w:unhideWhenUsed="0" w:uiPriority="0" w:semiHidden="0" w:name="Table Web 2"/>
-    <w:lsdException w:unhideWhenUsed="0" w:uiPriority="0" w:semiHidden="0" w:name="Table Web 3"/>
-    <w:lsdException w:unhideWhenUsed="0" w:uiPriority="0" w:semiHidden="0" w:name="Balloon Text"/>
-    <w:lsdException w:qFormat="1" w:unhideWhenUsed="0" w:uiPriority="0" w:semiHidden="0" w:name="Table Grid"/>
-    <w:lsdException w:unhideWhenUsed="0" w:uiPriority="0" w:semiHidden="0" w:name="Table Theme"/>
-    <w:lsdException w:unhideWhenUsed="0" w:uiPriority="60" w:semiHidden="0" w:name="Light Shading"/>
-    <w:lsdException w:unhideWhenUsed="0" w:uiPriority="61" w:semiHidden="0" w:name="Light List"/>
-    <w:lsdException w:unhideWhenUsed="0" w:uiPriority="62" w:semiHidden="0" w:name="Light Grid"/>
-    <w:lsdException w:unhideWhenUsed="0" w:uiPriority="63" w:semiHidden="0" w:name="Medium Shading 1"/>
-    <w:lsdException w:unhideWhenUsed="0" w:uiPriority="64" w:semiHidden="0" w:name="Medium Shading 2"/>
-    <w:lsdException w:unhideWhenUsed="0" w:uiPriority="65" w:semiHidden="0" w:name="Medium List 1"/>
-    <w:lsdException w:unhideWhenUsed="0" w:uiPriority="66" w:semiHidden="0" w:name="Medium List 2"/>
-    <w:lsdException w:unhideWhenUsed="0" w:uiPriority="67" w:semiHidden="0" w:name="Medium Grid 1"/>
-    <w:lsdException w:unhideWhenUsed="0" w:uiPriority="68" w:semiHidden="0" w:name="Medium Grid 2"/>
-    <w:lsdException w:unhideWhenUsed="0" w:uiPriority="69" w:semiHidden="0" w:name="Medium Grid 3"/>
-    <w:lsdException w:unhideWhenUsed="0" w:uiPriority="70" w:semiHidden="0" w:name="Dark List"/>
-    <w:lsdException w:unhideWhenUsed="0" w:uiPriority="71" w:semiHidden="0" w:name="Colorful Shading"/>
-    <w:lsdException w:unhideWhenUsed="0" w:uiPriority="72" w:semiHidden="0" w:name="Colorful List"/>
-    <w:lsdException w:unhideWhenUsed="0" w:uiPriority="73" w:semiHidden="0" w:name="Colorful Grid"/>
-    <w:lsdException w:unhideWhenUsed="0" w:uiPriority="60" w:semiHidden="0" w:name="Light Shading Accent 1"/>
-    <w:lsdException w:unhideWhenUsed="0" w:uiPriority="61" w:semiHidden="0" w:name="Light List Accent 1"/>
-    <w:lsdException w:unhideWhenUsed="0" w:uiPriority="62" w:semiHidden="0" w:name="Light Grid Accent 1"/>
-    <w:lsdException w:unhideWhenUsed="0" w:uiPriority="63" w:semiHidden="0" w:name="Medium Shading 1 Accent 1"/>
-    <w:lsdException w:unhideWhenUsed="0" w:uiPriority="64" w:semiHidden="0" w:name="Medium Shading 2 Accent 1"/>
-    <w:lsdException w:unhideWhenUsed="0" w:uiPriority="65" w:semiHidden="0" w:name="Medium List 1 Accent 1"/>
-    <w:lsdException w:unhideWhenUsed="0" w:uiPriority="66" w:semiHidden="0" w:name="Medium List 2 Accent 1"/>
-    <w:lsdException w:unhideWhenUsed="0" w:uiPriority="67" w:semiHidden="0" w:name="Medium Grid 1 Accent 1"/>
-    <w:lsdException w:unhideWhenUsed="0" w:uiPriority="68" w:semiHidden="0" w:name="Medium Grid 2 Accent 1"/>
-    <w:lsdException w:unhideWhenUsed="0" w:uiPriority="69" w:semiHidden="0" w:name="Medium Grid 3 Accent 1"/>
-    <w:lsdException w:unhideWhenUsed="0" w:uiPriority="70" w:semiHidden="0" w:name="Dark List Accent 1"/>
-    <w:lsdException w:unhideWhenUsed="0" w:uiPriority="71" w:semiHidden="0" w:name="Colorful Shading Accent 1"/>
-    <w:lsdException w:unhideWhenUsed="0" w:uiPriority="72" w:semiHidden="0" w:name="Colorful List Accent 1"/>
-    <w:lsdException w:unhideWhenUsed="0" w:uiPriority="73" w:semiHidden="0" w:name="Colorful Grid Accent 1"/>
-    <w:lsdException w:unhideWhenUsed="0" w:uiPriority="60" w:semiHidden="0" w:name="Light Shading Accent 2"/>
-    <w:lsdException w:unhideWhenUsed="0" w:uiPriority="61" w:semiHidden="0" w:name="Light List Accent 2"/>
-    <w:lsdException w:unhideWhenUsed="0" w:uiPriority="62" w:semiHidden="0" w:name="Light Grid Accent 2"/>
-    <w:lsdException w:unhideWhenUsed="0" w:uiPriority="63" w:semiHidden="0" w:name="Medium Shading 1 Accent 2"/>
-    <w:lsdException w:unhideWhenUsed="0" w:uiPriority="64" w:semiHidden="0" w:name="Medium Shading 2 Accent 2"/>
-    <w:lsdException w:unhideWhenUsed="0" w:uiPriority="65" w:semiHidden="0" w:name="Medium List 1 Accent 2"/>
-    <w:lsdException w:unhideWhenUsed="0" w:uiPriority="66" w:semiHidden="0" w:name="Medium List 2 Accent 2"/>
-    <w:lsdException w:unhideWhenUsed="0" w:uiPriority="67" w:semiHidden="0" w:name="Medium Grid 1 Accent 2"/>
-    <w:lsdException w:unhideWhenUsed="0" w:uiPriority="68" w:semiHidden="0" w:name="Medium Grid 2 Accent 2"/>
-    <w:lsdException w:unhideWhenUsed="0" w:uiPriority="69" w:semiHidden="0" w:name="Medium Grid 3 Accent 2"/>
-    <w:lsdException w:unhideWhenUsed="0" w:uiPriority="70" w:semiHidden="0" w:name="Dark List Accent 2"/>
-    <w:lsdException w:unhideWhenUsed="0" w:uiPriority="71" w:semiHidden="0" w:name="Colorful Shading Accent 2"/>
-    <w:lsdException w:unhideWhenUsed="0" w:uiPriority="72" w:semiHidden="0" w:name="Colorful List Accent 2"/>
-    <w:lsdException w:unhideWhenUsed="0" w:uiPriority="73" w:semiHidden="0" w:name="Colorful Grid Accent 2"/>
-    <w:lsdException w:unhideWhenUsed="0" w:uiPriority="60" w:semiHidden="0" w:name="Light Shading Accent 3"/>
-    <w:lsdException w:unhideWhenUsed="0" w:uiPriority="61" w:semiHidden="0" w:name="Light List Accent 3"/>
-    <w:lsdException w:unhideWhenUsed="0" w:uiPriority="62" w:semiHidden="0" w:name="Light Grid Accent 3"/>
-    <w:lsdException w:unhideWhenUsed="0" w:uiPriority="63" w:semiHidden="0" w:name="Medium Shading 1 Accent 3"/>
-    <w:lsdException w:unhideWhenUsed="0" w:uiPriority="64" w:semiHidden="0" w:name="Medium Shading 2 Accent 3"/>
-    <w:lsdException w:unhideWhenUsed="0" w:uiPriority="65" w:semiHidden="0" w:name="Medium List 1 Accent 3"/>
-    <w:lsdException w:unhideWhenUsed="0" w:uiPriority="66" w:semiHidden="0" w:name="Medium List 2 Accent 3"/>
-    <w:lsdException w:unhideWhenUsed="0" w:uiPriority="67" w:semiHidden="0" w:name="Medium Grid 1 Accent 3"/>
-    <w:lsdException w:unhideWhenUsed="0" w:uiPriority="68" w:semiHidden="0" w:name="Medium Grid 2 Accent 3"/>
-    <w:lsdException w:unhideWhenUsed="0" w:uiPriority="69" w:semiHidden="0" w:name="Medium Grid 3 Accent 3"/>
-    <w:lsdException w:unhideWhenUsed="0" w:uiPriority="70" w:semiHidden="0" w:name="Dark List Accent 3"/>
-    <w:lsdException w:unhideWhenUsed="0" w:uiPriority="71" w:semiHidden="0" w:name="Colorful Shading Accent 3"/>
-    <w:lsdException w:unhideWhenUsed="0" w:uiPriority="72" w:semiHidden="0" w:name="Colorful List Accent 3"/>
-    <w:lsdException w:unhideWhenUsed="0" w:uiPriority="73" w:semiHidden="0" w:name="Colorful Grid Accent 3"/>
-    <w:lsdException w:unhideWhenUsed="0" w:uiPriority="60" w:semiHidden="0" w:name="Light Shading Accent 4"/>
-    <w:lsdException w:unhideWhenUsed="0" w:uiPriority="61" w:semiHidden="0" w:name="Light List Accent 4"/>
-    <w:lsdException w:unhideWhenUsed="0" w:uiPriority="62" w:semiHidden="0" w:name="Light Grid Accent 4"/>
-    <w:lsdException w:unhideWhenUsed="0" w:uiPriority="63" w:semiHidden="0" w:name="Medium Shading 1 Accent 4"/>
-    <w:lsdException w:unhideWhenUsed="0" w:uiPriority="64" w:semiHidden="0" w:name="Medium Shading 2 Accent 4"/>
-    <w:lsdException w:unhideWhenUsed="0" w:uiPriority="65" w:semiHidden="0" w:name="Medium List 1 Accent 4"/>
-    <w:lsdException w:unhideWhenUsed="0" w:uiPriority="66" w:semiHidden="0" w:name="Medium List 2 Accent 4"/>
-    <w:lsdException w:unhideWhenUsed="0" w:uiPriority="67" w:semiHidden="0" w:name="Medium Grid 1 Accent 4"/>
-    <w:lsdException w:unhideWhenUsed="0" w:uiPriority="68" w:semiHidden="0" w:name="Medium Grid 2 Accent 4"/>
-    <w:lsdException w:unhideWhenUsed="0" w:uiPriority="69" w:semiHidden="0" w:name="Medium Grid 3 Accent 4"/>
-    <w:lsdException w:unhideWhenUsed="0" w:uiPriority="70" w:semiHidden="0" w:name="Dark List Accent 4"/>
-    <w:lsdException w:unhideWhenUsed="0" w:uiPriority="71" w:semiHidden="0" w:name="Colorful Shading Accent 4"/>
-    <w:lsdException w:unhideWhenUsed="0" w:uiPriority="72" w:semiHidden="0" w:name="Colorful List Accent 4"/>
-    <w:lsdException w:unhideWhenUsed="0" w:uiPriority="73" w:semiHidden="0" w:name="Colorful Grid Accent 4"/>
-    <w:lsdException w:unhideWhenUsed="0" w:uiPriority="60" w:semiHidden="0" w:name="Light Shading Accent 5"/>
-    <w:lsdException w:unhideWhenUsed="0" w:uiPriority="61" w:semiHidden="0" w:name="Light List Accent 5"/>
-    <w:lsdException w:unhideWhenUsed="0" w:uiPriority="62" w:semiHidden="0" w:name="Light Grid Accent 5"/>
-    <w:lsdException w:unhideWhenUsed="0" w:uiPriority="63" w:semiHidden="0" w:name="Medium Shading 1 Accent 5"/>
-    <w:lsdException w:unhideWhenUsed="0" w:uiPriority="64" w:semiHidden="0" w:name="Medium Shading 2 Accent 5"/>
-    <w:lsdException w:unhideWhenUsed="0" w:uiPriority="65" w:semiHidden="0" w:name="Medium List 1 Accent 5"/>
-    <w:lsdException w:unhideWhenUsed="0" w:uiPriority="66" w:semiHidden="0" w:name="Medium List 2 Accent 5"/>
-    <w:lsdException w:unhideWhenUsed="0" w:uiPriority="67" w:semiHidden="0" w:name="Medium Grid 1 Accent 5"/>
-    <w:lsdException w:unhideWhenUsed="0" w:uiPriority="68" w:semiHidden="0" w:name="Medium Grid 2 Accent 5"/>
-    <w:lsdException w:unhideWhenUsed="0" w:uiPriority="69" w:semiHidden="0" w:name="Medium Grid 3 Accent 5"/>
-    <w:lsdException w:unhideWhenUsed="0" w:uiPriority="70" w:semiHidden="0" w:name="Dark List Accent 5"/>
-    <w:lsdException w:unhideWhenUsed="0" w:uiPriority="71" w:semiHidden="0" w:name="Colorful Shading Accent 5"/>
-    <w:lsdException w:unhideWhenUsed="0" w:uiPriority="72" w:semiHidden="0" w:name="Colorful List Accent 5"/>
-    <w:lsdException w:unhideWhenUsed="0" w:uiPriority="73" w:semiHidden="0" w:name="Colorful Grid Accent 5"/>
-    <w:lsdException w:unhideWhenUsed="0" w:uiPriority="60" w:semiHidden="0" w:name="Light Shading Accent 6"/>
-    <w:lsdException w:unhideWhenUsed="0" w:uiPriority="61" w:semiHidden="0" w:name="Light List Accent 6"/>
-    <w:lsdException w:unhideWhenUsed="0" w:uiPriority="62" w:semiHidden="0" w:name="Light Grid Accent 6"/>
-    <w:lsdException w:unhideWhenUsed="0" w:uiPriority="63" w:semiHidden="0" w:name="Medium Shading 1 Accent 6"/>
-    <w:lsdException w:unhideWhenUsed="0" w:uiPriority="64" w:semiHidden="0" w:name="Medium Shading 2 Accent 6"/>
-    <w:lsdException w:unhideWhenUsed="0" w:uiPriority="65" w:semiHidden="0" w:name="Medium List 1 Accent 6"/>
-    <w:lsdException w:unhideWhenUsed="0" w:uiPriority="66" w:semiHidden="0" w:name="Medium List 2 Accent 6"/>
-    <w:lsdException w:unhideWhenUsed="0" w:uiPriority="67" w:semiHidden="0" w:name="Medium Grid 1 Accent 6"/>
-    <w:lsdException w:unhideWhenUsed="0" w:uiPriority="68" w:semiHidden="0" w:name="Medium Grid 2 Accent 6"/>
-    <w:lsdException w:unhideWhenUsed="0" w:uiPriority="69" w:semiHidden="0" w:name="Medium Grid 3 Accent 6"/>
-    <w:lsdException w:unhideWhenUsed="0" w:uiPriority="70" w:semiHidden="0" w:name="Dark List Accent 6"/>
-    <w:lsdException w:unhideWhenUsed="0" w:uiPriority="71" w:semiHidden="0" w:name="Colorful Shading Accent 6"/>
-    <w:lsdException w:unhideWhenUsed="0" w:uiPriority="72" w:semiHidden="0" w:name="Colorful List Accent 6"/>
-    <w:lsdException w:unhideWhenUsed="0" w:uiPriority="73" w:semiHidden="0" w:name="Colorful Grid Accent 6"/>
+  <w:latentStyles w:defLockedState="0" w:defUIPriority="99" w:defSemiHidden="1" w:defUnhideWhenUsed="1" w:defQFormat="0" w:count="260">
+    <w:lsdException w:name="Normal" w:semiHidden="0" w:uiPriority="0" w:unhideWhenUsed="0" w:qFormat="1"/>
+    <w:lsdException w:name="heading 1" w:semiHidden="0" w:uiPriority="0" w:unhideWhenUsed="0" w:qFormat="1"/>
+    <w:lsdException w:name="heading 2" w:semiHidden="0" w:uiPriority="0" w:qFormat="1"/>
+    <w:lsdException w:name="heading 3" w:uiPriority="0" w:qFormat="1"/>
+    <w:lsdException w:name="heading 4" w:semiHidden="0" w:uiPriority="0" w:qFormat="1"/>
+    <w:lsdException w:name="heading 5" w:uiPriority="0" w:qFormat="1"/>
+    <w:lsdException w:name="heading 6" w:uiPriority="0" w:qFormat="1"/>
+    <w:lsdException w:name="heading 7" w:uiPriority="0" w:qFormat="1"/>
+    <w:lsdException w:name="heading 8" w:uiPriority="0" w:qFormat="1"/>
+    <w:lsdException w:name="heading 9" w:uiPriority="0" w:qFormat="1"/>
+    <w:lsdException w:name="index 1" w:semiHidden="0" w:uiPriority="0" w:unhideWhenUsed="0"/>
+    <w:lsdException w:name="index 2" w:semiHidden="0" w:uiPriority="0" w:unhideWhenUsed="0"/>
+    <w:lsdException w:name="index 3" w:semiHidden="0" w:uiPriority="0" w:unhideWhenUsed="0"/>
+    <w:lsdException w:name="index 4" w:semiHidden="0" w:uiPriority="0" w:unhideWhenUsed="0"/>
+    <w:lsdException w:name="index 5" w:semiHidden="0" w:uiPriority="0" w:unhideWhenUsed="0"/>
+    <w:lsdException w:name="index 6" w:semiHidden="0" w:uiPriority="0" w:unhideWhenUsed="0"/>
+    <w:lsdException w:name="index 7" w:semiHidden="0" w:uiPriority="0" w:unhideWhenUsed="0"/>
+    <w:lsdException w:name="index 8" w:semiHidden="0" w:uiPriority="0" w:unhideWhenUsed="0"/>
+    <w:lsdException w:name="index 9" w:semiHidden="0" w:uiPriority="0" w:unhideWhenUsed="0"/>
+    <w:lsdException w:name="toc 1" w:semiHidden="0" w:uiPriority="0" w:unhideWhenUsed="0" w:qFormat="1"/>
+    <w:lsdException w:name="toc 2" w:semiHidden="0" w:uiPriority="0" w:unhideWhenUsed="0" w:qFormat="1"/>
+    <w:lsdException w:name="toc 3" w:semiHidden="0" w:uiPriority="0" w:unhideWhenUsed="0" w:qFormat="1"/>
+    <w:lsdException w:name="toc 4" w:semiHidden="0" w:uiPriority="0" w:unhideWhenUsed="0"/>
+    <w:lsdException w:name="toc 5" w:semiHidden="0" w:uiPriority="0" w:unhideWhenUsed="0"/>
+    <w:lsdException w:name="toc 6" w:semiHidden="0" w:uiPriority="0" w:unhideWhenUsed="0"/>
+    <w:lsdException w:name="toc 7" w:semiHidden="0" w:uiPriority="0" w:unhideWhenUsed="0"/>
+    <w:lsdException w:name="toc 8" w:semiHidden="0" w:uiPriority="0" w:unhideWhenUsed="0"/>
+    <w:lsdException w:name="toc 9" w:semiHidden="0" w:uiPriority="0" w:unhideWhenUsed="0"/>
+    <w:lsdException w:name="Normal Indent" w:semiHidden="0" w:uiPriority="0" w:unhideWhenUsed="0"/>
+    <w:lsdException w:name="footnote text" w:semiHidden="0" w:uiPriority="0" w:unhideWhenUsed="0"/>
+    <w:lsdException w:name="annotation text" w:semiHidden="0" w:uiPriority="0" w:unhideWhenUsed="0" w:qFormat="1"/>
+    <w:lsdException w:name="header" w:semiHidden="0" w:uiPriority="0" w:unhideWhenUsed="0" w:qFormat="1"/>
+    <w:lsdException w:name="footer" w:semiHidden="0" w:uiPriority="0" w:unhideWhenUsed="0" w:qFormat="1"/>
+    <w:lsdException w:name="index heading" w:semiHidden="0" w:uiPriority="0" w:unhideWhenUsed="0"/>
+    <w:lsdException w:name="caption" w:uiPriority="0" w:qFormat="1"/>
+    <w:lsdException w:name="table of figures" w:semiHidden="0" w:uiPriority="0" w:unhideWhenUsed="0"/>
+    <w:lsdException w:name="envelope address" w:semiHidden="0" w:uiPriority="0" w:unhideWhenUsed="0"/>
+    <w:lsdException w:name="envelope return" w:semiHidden="0" w:uiPriority="0" w:unhideWhenUsed="0"/>
+    <w:lsdException w:name="footnote reference" w:semiHidden="0" w:uiPriority="0" w:unhideWhenUsed="0"/>
+    <w:lsdException w:name="annotation reference" w:semiHidden="0" w:uiPriority="0" w:unhideWhenUsed="0"/>
+    <w:lsdException w:name="line number" w:semiHidden="0" w:uiPriority="0" w:unhideWhenUsed="0"/>
+    <w:lsdException w:name="page number" w:semiHidden="0" w:uiPriority="0" w:unhideWhenUsed="0"/>
+    <w:lsdException w:name="endnote reference" w:semiHidden="0" w:uiPriority="0" w:unhideWhenUsed="0"/>
+    <w:lsdException w:name="endnote text" w:semiHidden="0" w:uiPriority="0" w:unhideWhenUsed="0"/>
+    <w:lsdException w:name="table of authorities" w:semiHidden="0" w:uiPriority="0" w:unhideWhenUsed="0"/>
+    <w:lsdException w:name="macro" w:semiHidden="0" w:uiPriority="0" w:unhideWhenUsed="0"/>
+    <w:lsdException w:name="toa heading" w:semiHidden="0" w:uiPriority="0" w:unhideWhenUsed="0"/>
+    <w:lsdException w:name="List" w:semiHidden="0" w:uiPriority="0" w:unhideWhenUsed="0"/>
+    <w:lsdException w:name="List Bullet" w:semiHidden="0" w:uiPriority="0" w:unhideWhenUsed="0"/>
+    <w:lsdException w:name="List Number" w:semiHidden="0" w:uiPriority="0" w:unhideWhenUsed="0"/>
+    <w:lsdException w:name="List 2" w:semiHidden="0" w:uiPriority="0" w:unhideWhenUsed="0"/>
+    <w:lsdException w:name="List 3" w:semiHidden="0" w:uiPriority="0" w:unhideWhenUsed="0"/>
+    <w:lsdException w:name="List 4" w:semiHidden="0" w:uiPriority="0" w:unhideWhenUsed="0"/>
+    <w:lsdException w:name="List 5" w:semiHidden="0" w:uiPriority="0" w:unhideWhenUsed="0"/>
+    <w:lsdException w:name="List Bullet 2" w:semiHidden="0" w:uiPriority="0" w:unhideWhenUsed="0"/>
+    <w:lsdException w:name="List Bullet 3" w:semiHidden="0" w:uiPriority="0" w:unhideWhenUsed="0"/>
+    <w:lsdException w:name="List Bullet 4" w:semiHidden="0" w:uiPriority="0" w:unhideWhenUsed="0"/>
+    <w:lsdException w:name="List Bullet 5" w:semiHidden="0" w:uiPriority="0" w:unhideWhenUsed="0"/>
+    <w:lsdException w:name="List Number 2" w:semiHidden="0" w:uiPriority="0" w:unhideWhenUsed="0"/>
+    <w:lsdException w:name="List Number 3" w:semiHidden="0" w:uiPriority="0" w:unhideWhenUsed="0"/>
+    <w:lsdException w:name="List Number 4" w:semiHidden="0" w:uiPriority="0" w:unhideWhenUsed="0"/>
+    <w:lsdException w:name="List Number 5" w:semiHidden="0" w:uiPriority="0" w:unhideWhenUsed="0"/>
+    <w:lsdException w:name="Title" w:semiHidden="0" w:uiPriority="0" w:unhideWhenUsed="0" w:qFormat="1"/>
+    <w:lsdException w:name="Closing" w:semiHidden="0" w:uiPriority="0" w:unhideWhenUsed="0"/>
+    <w:lsdException w:name="Signature" w:semiHidden="0" w:uiPriority="0" w:unhideWhenUsed="0"/>
+    <w:lsdException w:name="Default Paragraph Font" w:uiPriority="0" w:unhideWhenUsed="0" w:qFormat="1"/>
+    <w:lsdException w:name="Body Text" w:uiPriority="0" w:unhideWhenUsed="0" w:qFormat="1"/>
+    <w:lsdException w:name="Body Text Indent" w:semiHidden="0" w:uiPriority="0" w:unhideWhenUsed="0"/>
+    <w:lsdException w:name="List Continue" w:semiHidden="0" w:uiPriority="0" w:unhideWhenUsed="0"/>
+    <w:lsdException w:name="List Continue 2" w:semiHidden="0" w:uiPriority="0" w:unhideWhenUsed="0"/>
+    <w:lsdException w:name="List Continue 3" w:semiHidden="0" w:uiPriority="0" w:unhideWhenUsed="0"/>
+    <w:lsdException w:name="List Continue 4" w:semiHidden="0" w:uiPriority="0" w:unhideWhenUsed="0"/>
+    <w:lsdException w:name="List Continue 5" w:semiHidden="0" w:uiPriority="0" w:unhideWhenUsed="0"/>
+    <w:lsdException w:name="Message Header" w:semiHidden="0" w:uiPriority="0" w:unhideWhenUsed="0"/>
+    <w:lsdException w:name="Subtitle" w:semiHidden="0" w:uiPriority="0" w:unhideWhenUsed="0" w:qFormat="1"/>
+    <w:lsdException w:name="Salutation" w:semiHidden="0" w:uiPriority="0" w:unhideWhenUsed="0"/>
+    <w:lsdException w:name="Date" w:semiHidden="0" w:uiPriority="0" w:unhideWhenUsed="0"/>
+    <w:lsdException w:name="Body Text First Indent" w:semiHidden="0" w:uiPriority="0" w:unhideWhenUsed="0"/>
+    <w:lsdException w:name="Body Text First Indent 2" w:semiHidden="0" w:uiPriority="0" w:unhideWhenUsed="0"/>
+    <w:lsdException w:name="Body Text 2" w:semiHidden="0" w:uiPriority="0" w:unhideWhenUsed="0"/>
+    <w:lsdException w:name="Body Text 3" w:semiHidden="0" w:uiPriority="0" w:unhideWhenUsed="0"/>
+    <w:lsdException w:name="Body Text Indent 2" w:semiHidden="0" w:uiPriority="0" w:unhideWhenUsed="0"/>
+    <w:lsdException w:name="Body Text Indent 3" w:semiHidden="0" w:uiPriority="0" w:unhideWhenUsed="0"/>
+    <w:lsdException w:name="Block Text" w:semiHidden="0" w:uiPriority="0" w:unhideWhenUsed="0"/>
+    <w:lsdException w:name="Hyperlink" w:semiHidden="0" w:uiPriority="0" w:unhideWhenUsed="0"/>
+    <w:lsdException w:name="FollowedHyperlink" w:semiHidden="0" w:uiPriority="0" w:unhideWhenUsed="0"/>
+    <w:lsdException w:name="Strong" w:semiHidden="0" w:uiPriority="0" w:unhideWhenUsed="0" w:qFormat="1"/>
+    <w:lsdException w:name="Emphasis" w:semiHidden="0" w:uiPriority="0" w:unhideWhenUsed="0" w:qFormat="1"/>
+    <w:lsdException w:name="Document Map" w:semiHidden="0" w:uiPriority="0" w:unhideWhenUsed="0"/>
+    <w:lsdException w:name="Plain Text" w:semiHidden="0" w:uiPriority="0" w:unhideWhenUsed="0"/>
+    <w:lsdException w:name="E-mail Signature" w:semiHidden="0" w:uiPriority="0" w:unhideWhenUsed="0"/>
+    <w:lsdException w:name="Normal (Web)" w:semiHidden="0" w:uiPriority="0" w:unhideWhenUsed="0" w:qFormat="1"/>
+    <w:lsdException w:name="HTML Acronym" w:semiHidden="0" w:uiPriority="0" w:unhideWhenUsed="0"/>
+    <w:lsdException w:name="HTML Address" w:semiHidden="0" w:uiPriority="0" w:unhideWhenUsed="0"/>
+    <w:lsdException w:name="HTML Cite" w:semiHidden="0" w:uiPriority="0" w:unhideWhenUsed="0"/>
+    <w:lsdException w:name="HTML Code" w:semiHidden="0" w:uiPriority="0" w:unhideWhenUsed="0"/>
+    <w:lsdException w:name="HTML Definition" w:semiHidden="0" w:uiPriority="0" w:unhideWhenUsed="0"/>
+    <w:lsdException w:name="HTML Keyboard" w:semiHidden="0" w:uiPriority="0" w:unhideWhenUsed="0"/>
+    <w:lsdException w:name="HTML Preformatted" w:semiHidden="0" w:uiPriority="0" w:unhideWhenUsed="0"/>
+    <w:lsdException w:name="HTML Sample" w:semiHidden="0" w:uiPriority="0" w:unhideWhenUsed="0"/>
+    <w:lsdException w:name="HTML Typewriter" w:semiHidden="0" w:uiPriority="0" w:unhideWhenUsed="0"/>
+    <w:lsdException w:name="HTML Variable" w:semiHidden="0" w:uiPriority="0" w:unhideWhenUsed="0"/>
+    <w:lsdException w:name="Normal Table" w:uiPriority="0" w:unhideWhenUsed="0" w:qFormat="1"/>
+    <w:lsdException w:name="annotation subject" w:semiHidden="0" w:uiPriority="0" w:unhideWhenUsed="0"/>
+    <w:lsdException w:name="Table Simple 1" w:semiHidden="0" w:uiPriority="0" w:unhideWhenUsed="0"/>
+    <w:lsdException w:name="Table Simple 2" w:semiHidden="0" w:uiPriority="0" w:unhideWhenUsed="0"/>
+    <w:lsdException w:name="Table Simple 3" w:semiHidden="0" w:uiPriority="0" w:unhideWhenUsed="0"/>
+    <w:lsdException w:name="Table Classic 1" w:semiHidden="0" w:uiPriority="0" w:unhideWhenUsed="0"/>
+    <w:lsdException w:name="Table Classic 2" w:semiHidden="0" w:uiPriority="0" w:unhideWhenUsed="0"/>
+    <w:lsdException w:name="Table Classic 3" w:semiHidden="0" w:uiPriority="0" w:unhideWhenUsed="0"/>
+    <w:lsdException w:name="Table Classic 4" w:semiHidden="0" w:uiPriority="0" w:unhideWhenUsed="0"/>
+    <w:lsdException w:name="Table Colorful 1" w:semiHidden="0" w:uiPriority="0" w:unhideWhenUsed="0"/>
+    <w:lsdException w:name="Table Colorful 2" w:semiHidden="0" w:uiPriority="0" w:unhideWhenUsed="0"/>
+    <w:lsdException w:name="Table Colorful 3" w:semiHidden="0" w:uiPriority="0" w:unhideWhenUsed="0"/>
+    <w:lsdException w:name="Table Columns 1" w:semiHidden="0" w:uiPriority="0" w:unhideWhenUsed="0"/>
+    <w:lsdException w:name="Table Columns 2" w:semiHidden="0" w:uiPriority="0" w:unhideWhenUsed="0"/>
+    <w:lsdException w:name="Table Columns 3" w:semiHidden="0" w:uiPriority="0" w:unhideWhenUsed="0"/>
+    <w:lsdException w:name="Table Columns 4" w:semiHidden="0" w:uiPriority="0" w:unhideWhenUsed="0"/>
+    <w:lsdException w:name="Table Columns 5" w:semiHidden="0" w:uiPriority="0" w:unhideWhenUsed="0"/>
+    <w:lsdException w:name="Table Grid 1" w:semiHidden="0" w:uiPriority="0" w:unhideWhenUsed="0"/>
+    <w:lsdException w:name="Table Grid 2" w:semiHidden="0" w:uiPriority="0" w:unhideWhenUsed="0"/>
+    <w:lsdException w:name="Table Grid 3" w:semiHidden="0" w:uiPriority="0" w:unhideWhenUsed="0"/>
+    <w:lsdException w:name="Table Grid 4" w:semiHidden="0" w:uiPriority="0" w:unhideWhenUsed="0"/>
+    <w:lsdException w:name="Table Grid 5" w:semiHidden="0" w:uiPriority="0" w:unhideWhenUsed="0"/>
+    <w:lsdException w:name="Table Grid 6" w:semiHidden="0" w:uiPriority="0" w:unhideWhenUsed="0"/>
+    <w:lsdException w:name="Table Grid 7" w:semiHidden="0" w:uiPriority="0" w:unhideWhenUsed="0"/>
+    <w:lsdException w:name="Table Grid 8" w:semiHidden="0" w:uiPriority="0" w:unhideWhenUsed="0"/>
+    <w:lsdException w:name="Table List 1" w:semiHidden="0" w:uiPriority="0" w:unhideWhenUsed="0"/>
+    <w:lsdException w:name="Table List 2" w:semiHidden="0" w:uiPriority="0" w:unhideWhenUsed="0"/>
+    <w:lsdException w:name="Table List 3" w:semiHidden="0" w:uiPriority="0" w:unhideWhenUsed="0"/>
+    <w:lsdException w:name="Table List 4" w:semiHidden="0" w:uiPriority="0" w:unhideWhenUsed="0"/>
+    <w:lsdException w:name="Table List 5" w:semiHidden="0" w:uiPriority="0" w:unhideWhenUsed="0"/>
+    <w:lsdException w:name="Table List 6" w:semiHidden="0" w:uiPriority="0" w:unhideWhenUsed="0"/>
+    <w:lsdException w:name="Table List 7" w:semiHidden="0" w:uiPriority="0" w:unhideWhenUsed="0"/>
+    <w:lsdException w:name="Table List 8" w:semiHidden="0" w:uiPriority="0" w:unhideWhenUsed="0"/>
+    <w:lsdException w:name="Table 3D effects 1" w:semiHidden="0" w:uiPriority="0" w:unhideWhenUsed="0"/>
+    <w:lsdException w:name="Table 3D effects 2" w:semiHidden="0" w:uiPriority="0" w:unhideWhenUsed="0"/>
+    <w:lsdException w:name="Table 3D effects 3" w:semiHidden="0" w:uiPriority="0" w:unhideWhenUsed="0"/>
+    <w:lsdException w:name="Table Contemporary" w:semiHidden="0" w:uiPriority="0" w:unhideWhenUsed="0"/>
+    <w:lsdException w:name="Table Elegant" w:semiHidden="0" w:uiPriority="0" w:unhideWhenUsed="0"/>
+    <w:lsdException w:name="Table Professional" w:semiHidden="0" w:uiPriority="0" w:unhideWhenUsed="0"/>
+    <w:lsdException w:name="Table Subtle 1" w:semiHidden="0" w:uiPriority="0" w:unhideWhenUsed="0"/>
+    <w:lsdException w:name="Table Subtle 2" w:semiHidden="0" w:uiPriority="0" w:unhideWhenUsed="0"/>
+    <w:lsdException w:name="Table Web 1" w:semiHidden="0" w:uiPriority="0" w:unhideWhenUsed="0"/>
+    <w:lsdException w:name="Table Web 2" w:semiHidden="0" w:uiPriority="0" w:unhideWhenUsed="0"/>
+    <w:lsdException w:name="Table Web 3" w:semiHidden="0" w:uiPriority="0" w:unhideWhenUsed="0"/>
+    <w:lsdException w:name="Balloon Text" w:semiHidden="0" w:uiPriority="0" w:unhideWhenUsed="0"/>
+    <w:lsdException w:name="Table Grid" w:semiHidden="0" w:uiPriority="0" w:unhideWhenUsed="0" w:qFormat="1"/>
+    <w:lsdException w:name="Table Theme" w:semiHidden="0" w:uiPriority="0" w:unhideWhenUsed="0"/>
+    <w:lsdException w:name="Light Shading" w:semiHidden="0" w:uiPriority="60" w:unhideWhenUsed="0"/>
+    <w:lsdException w:name="Light List" w:semiHidden="0" w:uiPriority="61" w:unhideWhenUsed="0"/>
+    <w:lsdException w:name="Light Grid" w:semiHidden="0" w:uiPriority="62" w:unhideWhenUsed="0"/>
+    <w:lsdException w:name="Medium Shading 1" w:semiHidden="0" w:uiPriority="63" w:unhideWhenUsed="0"/>
+    <w:lsdException w:name="Medium Shading 2" w:semiHidden="0" w:uiPriority="64" w:unhideWhenUsed="0"/>
+    <w:lsdException w:name="Medium List 1" w:semiHidden="0" w:uiPriority="65" w:unhideWhenUsed="0"/>
+    <w:lsdException w:name="Medium List 2" w:semiHidden="0" w:uiPriority="66" w:unhideWhenUsed="0"/>
+    <w:lsdException w:name="Medium Grid 1" w:semiHidden="0" w:uiPriority="67" w:unhideWhenUsed="0"/>
+    <w:lsdException w:name="Medium Grid 2" w:semiHidden="0" w:uiPriority="68" w:unhideWhenUsed="0"/>
+    <w:lsdException w:name="Medium Grid 3" w:semiHidden="0" w:uiPriority="69" w:unhideWhenUsed="0"/>
+    <w:lsdException w:name="Dark List" w:semiHidden="0" w:uiPriority="70" w:unhideWhenUsed="0"/>
+    <w:lsdException w:name="Colorful Shading" w:semiHidden="0" w:uiPriority="71" w:unhideWhenUsed="0"/>
+    <w:lsdException w:name="Colorful List" w:semiHidden="0" w:uiPriority="72" w:unhideWhenUsed="0"/>
+    <w:lsdException w:name="Colorful Grid" w:semiHidden="0" w:uiPriority="73" w:unhideWhenUsed="0"/>
+    <w:lsdException w:name="Light Shading Accent 1" w:semiHidden="0" w:uiPriority="60" w:unhideWhenUsed="0"/>
+    <w:lsdException w:name="Light List Accent 1" w:semiHidden="0" w:uiPriority="61" w:unhideWhenUsed="0"/>
+    <w:lsdException w:name="Light Grid Accent 1" w:semiHidden="0" w:uiPriority="62" w:unhideWhenUsed="0"/>
+    <w:lsdException w:name="Medium Shading 1 Accent 1" w:semiHidden="0" w:uiPriority="63" w:unhideWhenUsed="0"/>
+    <w:lsdException w:name="Medium Shading 2 Accent 1" w:semiHidden="0" w:uiPriority="64" w:unhideWhenUsed="0"/>
+    <w:lsdException w:name="Medium List 1 Accent 1" w:semiHidden="0" w:uiPriority="65" w:unhideWhenUsed="0"/>
+    <w:lsdException w:name="Medium List 2 Accent 1" w:semiHidden="0" w:uiPriority="66" w:unhideWhenUsed="0"/>
+    <w:lsdException w:name="Medium Grid 1 Accent 1" w:semiHidden="0" w:uiPriority="67" w:unhideWhenUsed="0"/>
+    <w:lsdException w:name="Medium Grid 2 Accent 1" w:semiHidden="0" w:uiPriority="68" w:unhideWhenUsed="0"/>
+    <w:lsdException w:name="Medium Grid 3 Accent 1" w:semiHidden="0" w:uiPriority="69" w:unhideWhenUsed="0"/>
+    <w:lsdException w:name="Dark List Accent 1" w:semiHidden="0" w:uiPriority="70" w:unhideWhenUsed="0"/>
+    <w:lsdException w:name="Colorful Shading Accent 1" w:semiHidden="0" w:uiPriority="71" w:unhideWhenUsed="0"/>
+    <w:lsdException w:name="Colorful List Accent 1" w:semiHidden="0" w:uiPriority="72" w:unhideWhenUsed="0"/>
+    <w:lsdException w:name="Colorful Grid Accent 1" w:semiHidden="0" w:uiPriority="73" w:unhideWhenUsed="0"/>
+    <w:lsdException w:name="Light Shading Accent 2" w:semiHidden="0" w:uiPriority="60" w:unhideWhenUsed="0"/>
+    <w:lsdException w:name="Light List Accent 2" w:semiHidden="0" w:uiPriority="61" w:unhideWhenUsed="0"/>
+    <w:lsdException w:name="Light Grid Accent 2" w:semiHidden="0" w:uiPriority="62" w:unhideWhenUsed="0"/>
+    <w:lsdException w:name="Medium Shading 1 Accent 2" w:semiHidden="0" w:uiPriority="63" w:unhideWhenUsed="0"/>
+    <w:lsdException w:name="Medium Shading 2 Accent 2" w:semiHidden="0" w:uiPriority="64" w:unhideWhenUsed="0"/>
+    <w:lsdException w:name="Medium List 1 Accent 2" w:semiHidden="0" w:uiPriority="65" w:unhideWhenUsed="0"/>
+    <w:lsdException w:name="Medium List 2 Accent 2" w:semiHidden="0" w:uiPriority="66" w:unhideWhenUsed="0"/>
+    <w:lsdException w:name="Medium Grid 1 Accent 2" w:semiHidden="0" w:uiPriority="67" w:unhideWhenUsed="0"/>
+    <w:lsdException w:name="Medium Grid 2 Accent 2" w:semiHidden="0" w:uiPriority="68" w:unhideWhenUsed="0"/>
+    <w:lsdException w:name="Medium Grid 3 Accent 2" w:semiHidden="0" w:uiPriority="69" w:unhideWhenUsed="0"/>
+    <w:lsdException w:name="Dark List Accent 2" w:semiHidden="0" w:uiPriority="70" w:unhideWhenUsed="0"/>
+    <w:lsdException w:name="Colorful Shading Accent 2" w:semiHidden="0" w:uiPriority="71" w:unhideWhenUsed="0"/>
+    <w:lsdException w:name="Colorful List Accent 2" w:semiHidden="0" w:uiPriority="72" w:unhideWhenUsed="0"/>
+    <w:lsdException w:name="Colorful Grid Accent 2" w:semiHidden="0" w:uiPriority="73" w:unhideWhenUsed="0"/>
+    <w:lsdException w:name="Light Shading Accent 3" w:semiHidden="0" w:uiPriority="60" w:unhideWhenUsed="0"/>
+    <w:lsdException w:name="Light List Accent 3" w:semiHidden="0" w:uiPriority="61" w:unhideWhenUsed="0"/>
+    <w:lsdException w:name="Light Grid Accent 3" w:semiHidden="0" w:uiPriority="62" w:unhideWhenUsed="0"/>
+    <w:lsdException w:name="Medium Shading 1 Accent 3" w:semiHidden="0" w:uiPriority="63" w:unhideWhenUsed="0"/>
+    <w:lsdException w:name="Medium Shading 2 Accent 3" w:semiHidden="0" w:uiPriority="64" w:unhideWhenUsed="0"/>
+    <w:lsdException w:name="Medium List 1 Accent 3" w:semiHidden="0" w:uiPriority="65" w:unhideWhenUsed="0"/>
+    <w:lsdException w:name="Medium List 2 Accent 3" w:semiHidden="0" w:uiPriority="66" w:unhideWhenUsed="0"/>
+    <w:lsdException w:name="Medium Grid 1 Accent 3" w:semiHidden="0" w:uiPriority="67" w:unhideWhenUsed="0"/>
+    <w:lsdException w:name="Medium Grid 2 Accent 3" w:semiHidden="0" w:uiPriority="68" w:unhideWhenUsed="0"/>
+    <w:lsdException w:name="Medium Grid 3 Accent 3" w:semiHidden="0" w:uiPriority="69" w:unhideWhenUsed="0"/>
+    <w:lsdException w:name="Dark List Accent 3" w:semiHidden="0" w:uiPriority="70" w:unhideWhenUsed="0"/>
+    <w:lsdException w:name="Colorful Shading Accent 3" w:semiHidden="0" w:uiPriority="71" w:unhideWhenUsed="0"/>
+    <w:lsdException w:name="Colorful List Accent 3" w:semiHidden="0" w:uiPriority="72" w:unhideWhenUsed="0"/>
+    <w:lsdException w:name="Colorful Grid Accent 3" w:semiHidden="0" w:uiPriority="73" w:unhideWhenUsed="0"/>
+    <w:lsdException w:name="Light Shading Accent 4" w:semiHidden="0" w:uiPriority="60" w:unhideWhenUsed="0"/>
+    <w:lsdException w:name="Light List Accent 4" w:semiHidden="0" w:uiPriority="61" w:unhideWhenUsed="0"/>
+    <w:lsdException w:name="Light Grid Accent 4" w:semiHidden="0" w:uiPriority="62" w:unhideWhenUsed="0"/>
+    <w:lsdException w:name="Medium Shading 1 Accent 4" w:semiHidden="0" w:uiPriority="63" w:unhideWhenUsed="0"/>
+    <w:lsdException w:name="Medium Shading 2 Accent 4" w:semiHidden="0" w:uiPriority="64" w:unhideWhenUsed="0"/>
+    <w:lsdException w:name="Medium List 1 Accent 4" w:semiHidden="0" w:uiPriority="65" w:unhideWhenUsed="0"/>
+    <w:lsdException w:name="Medium List 2 Accent 4" w:semiHidden="0" w:uiPriority="66" w:unhideWhenUsed="0"/>
+    <w:lsdException w:name="Medium Grid 1 Accent 4" w:semiHidden="0" w:uiPriority="67" w:unhideWhenUsed="0"/>
+    <w:lsdException w:name="Medium Grid 2 Accent 4" w:semiHidden="0" w:uiPriority="68" w:unhideWhenUsed="0"/>
+    <w:lsdException w:name="Medium Grid 3 Accent 4" w:semiHidden="0" w:uiPriority="69" w:unhideWhenUsed="0"/>
+    <w:lsdException w:name="Dark List Accent 4" w:semiHidden="0" w:uiPriority="70" w:unhideWhenUsed="0"/>
+    <w:lsdException w:name="Colorful Shading Accent 4" w:semiHidden="0" w:uiPriority="71" w:unhideWhenUsed="0"/>
+    <w:lsdException w:name="Colorful List Accent 4" w:semiHidden="0" w:uiPriority="72" w:unhideWhenUsed="0"/>
+    <w:lsdException w:name="Colorful Grid Accent 4" w:semiHidden="0" w:uiPriority="73" w:unhideWhenUsed="0"/>
+    <w:lsdException w:name="Light Shading Accent 5" w:semiHidden="0" w:uiPriority="60" w:unhideWhenUsed="0"/>
+    <w:lsdException w:name="Light List Accent 5" w:semiHidden="0" w:uiPriority="61" w:unhideWhenUsed="0"/>
+    <w:lsdException w:name="Light Grid Accent 5" w:semiHidden="0" w:uiPriority="62" w:unhideWhenUsed="0"/>
+    <w:lsdException w:name="Medium Shading 1 Accent 5" w:semiHidden="0" w:uiPriority="63" w:unhideWhenUsed="0"/>
+    <w:lsdException w:name="Medium Shading 2 Accent 5" w:semiHidden="0" w:uiPriority="64" w:unhideWhenUsed="0"/>
+    <w:lsdException w:name="Medium List 1 Accent 5" w:semiHidden="0" w:uiPriority="65" w:unhideWhenUsed="0"/>
+    <w:lsdException w:name="Medium List 2 Accent 5" w:semiHidden="0" w:uiPriority="66" w:unhideWhenUsed="0"/>
+    <w:lsdException w:name="Medium Grid 1 Accent 5" w:semiHidden="0" w:uiPriority="67" w:unhideWhenUsed="0"/>
+    <w:lsdException w:name="Medium Grid 2 Accent 5" w:semiHidden="0" w:uiPriority="68" w:unhideWhenUsed="0"/>
+    <w:lsdException w:name="Medium Grid 3 Accent 5" w:semiHidden="0" w:uiPriority="69" w:unhideWhenUsed="0"/>
+    <w:lsdException w:name="Dark List Accent 5" w:semiHidden="0" w:uiPriority="70" w:unhideWhenUsed="0"/>
+    <w:lsdException w:name="Colorful Shading Accent 5" w:semiHidden="0" w:uiPriority="71" w:unhideWhenUsed="0"/>
+    <w:lsdException w:name="Colorful List Accent 5" w:semiHidden="0" w:uiPriority="72" w:unhideWhenUsed="0"/>
+    <w:lsdException w:name="Colorful Grid Accent 5" w:semiHidden="0" w:uiPriority="73" w:unhideWhenUsed="0"/>
+    <w:lsdException w:name="Light Shading Accent 6" w:semiHidden="0" w:uiPriority="60" w:unhideWhenUsed="0"/>
+    <w:lsdException w:name="Light List Accent 6" w:semiHidden="0" w:uiPriority="61" w:unhideWhenUsed="0"/>
+    <w:lsdException w:name="Light Grid Accent 6" w:semiHidden="0" w:uiPriority="62" w:unhideWhenUsed="0"/>
+    <w:lsdException w:name="Medium Shading 1 Accent 6" w:semiHidden="0" w:uiPriority="63" w:unhideWhenUsed="0"/>
+    <w:lsdException w:name="Medium Shading 2 Accent 6" w:semiHidden="0" w:uiPriority="64" w:unhideWhenUsed="0"/>
+    <w:lsdException w:name="Medium List 1 Accent 6" w:semiHidden="0" w:uiPriority="65" w:unhideWhenUsed="0"/>
+    <w:lsdException w:name="Medium List 2 Accent 6" w:semiHidden="0" w:uiPriority="66" w:unhideWhenUsed="0"/>
+    <w:lsdException w:name="Medium Grid 1 Accent 6" w:semiHidden="0" w:uiPriority="67" w:unhideWhenUsed="0"/>
+    <w:lsdException w:name="Medium Grid 2 Accent 6" w:semiHidden="0" w:uiPriority="68" w:unhideWhenUsed="0"/>
+    <w:lsdException w:name="Medium Grid 3 Accent 6" w:semiHidden="0" w:uiPriority="69" w:unhideWhenUsed="0"/>
+    <w:lsdException w:name="Dark List Accent 6" w:semiHidden="0" w:uiPriority="70" w:unhideWhenUsed="0"/>
+    <w:lsdException w:name="Colorful Shading Accent 6" w:semiHidden="0" w:uiPriority="71" w:unhideWhenUsed="0"/>
+    <w:lsdException w:name="Colorful List Accent 6" w:semiHidden="0" w:uiPriority="72" w:unhideWhenUsed="0"/>
+    <w:lsdException w:name="Colorful Grid Accent 6" w:semiHidden="0" w:uiPriority="73" w:unhideWhenUsed="0"/>
   </w:latentStyles>
-  <w:style w:type="paragraph" w:default="1" w:styleId="1">
+  <w:style w:type="paragraph" w:default="1" w:styleId="Normal">
     <w:name w:val="Normal"/>
     <w:qFormat/>
-    <w:uiPriority w:val="0"/>
     <w:pPr>
       <w:kinsoku w:val="0"/>
       <w:autoSpaceDE w:val="0"/>
@@ -6898,7 +6808,7 @@
       <w:textAlignment w:val="baseline"/>
     </w:pPr>
     <w:rPr>
-      <w:rFonts w:ascii="Arial" w:hAnsi="Arial" w:eastAsia="宋体" w:cs="Arial"/>
+      <w:rFonts w:ascii="Arial" w:eastAsia="宋体" w:hAnsi="Arial" w:cs="Arial"/>
       <w:snapToGrid w:val="0"/>
       <w:color w:val="000000"/>
       <w:kern w:val="0"/>
@@ -6907,12 +6817,11 @@
       <w:lang w:val="en-US" w:eastAsia="en-US" w:bidi="ar-SA"/>
     </w:rPr>
   </w:style>
-  <w:style w:type="paragraph" w:styleId="2">
+  <w:style w:type="paragraph" w:styleId="Heading1">
     <w:name w:val="heading 1"/>
-    <w:basedOn w:val="1"/>
-    <w:next w:val="1"/>
+    <w:basedOn w:val="Normal"/>
+    <w:next w:val="Normal"/>
     <w:qFormat/>
-    <w:uiPriority w:val="0"/>
     <w:pPr>
       <w:keepNext/>
       <w:keepLines/>
@@ -6930,13 +6839,12 @@
       <w:sz w:val="44"/>
     </w:rPr>
   </w:style>
-  <w:style w:type="paragraph" w:styleId="3">
+  <w:style w:type="paragraph" w:styleId="Heading2">
     <w:name w:val="heading 2"/>
-    <w:basedOn w:val="1"/>
-    <w:next w:val="1"/>
+    <w:basedOn w:val="Normal"/>
+    <w:next w:val="Normal"/>
     <w:unhideWhenUsed/>
     <w:qFormat/>
-    <w:uiPriority w:val="0"/>
     <w:pPr>
       <w:keepNext/>
       <w:keepLines/>
@@ -6949,19 +6857,18 @@
       <w:outlineLvl w:val="1"/>
     </w:pPr>
     <w:rPr>
-      <w:rFonts w:ascii="Arial" w:hAnsi="Arial" w:eastAsia="黑体"/>
+      <w:rFonts w:ascii="Arial" w:eastAsia="黑体" w:hAnsi="Arial"/>
       <w:b/>
       <w:sz w:val="32"/>
     </w:rPr>
   </w:style>
-  <w:style w:type="paragraph" w:styleId="4">
+  <w:style w:type="paragraph" w:styleId="Heading3">
     <w:name w:val="heading 3"/>
-    <w:basedOn w:val="1"/>
-    <w:next w:val="1"/>
+    <w:basedOn w:val="Normal"/>
+    <w:next w:val="Normal"/>
     <w:semiHidden/>
     <w:unhideWhenUsed/>
     <w:qFormat/>
-    <w:uiPriority w:val="0"/>
     <w:pPr>
       <w:keepNext/>
       <w:keepLines/>
@@ -6978,13 +6885,12 @@
       <w:sz w:val="32"/>
     </w:rPr>
   </w:style>
-  <w:style w:type="paragraph" w:styleId="5">
+  <w:style w:type="paragraph" w:styleId="Heading4">
     <w:name w:val="heading 4"/>
-    <w:basedOn w:val="1"/>
-    <w:next w:val="1"/>
+    <w:basedOn w:val="Normal"/>
+    <w:next w:val="Normal"/>
     <w:unhideWhenUsed/>
     <w:qFormat/>
-    <w:uiPriority w:val="0"/>
     <w:pPr>
       <w:keepNext/>
       <w:keepLines/>
@@ -6997,19 +6903,18 @@
       <w:outlineLvl w:val="3"/>
     </w:pPr>
     <w:rPr>
-      <w:rFonts w:ascii="Arial" w:hAnsi="Arial" w:eastAsia="黑体"/>
+      <w:rFonts w:ascii="Arial" w:eastAsia="黑体" w:hAnsi="Arial"/>
       <w:b/>
       <w:sz w:val="28"/>
     </w:rPr>
   </w:style>
-  <w:style w:type="paragraph" w:styleId="6">
+  <w:style w:type="paragraph" w:styleId="Heading5">
     <w:name w:val="heading 5"/>
-    <w:basedOn w:val="1"/>
-    <w:next w:val="1"/>
+    <w:basedOn w:val="Normal"/>
+    <w:next w:val="Normal"/>
     <w:semiHidden/>
     <w:unhideWhenUsed/>
     <w:qFormat/>
-    <w:uiPriority w:val="0"/>
     <w:pPr>
       <w:keepNext/>
       <w:keepLines/>
@@ -7026,14 +6931,13 @@
       <w:sz w:val="28"/>
     </w:rPr>
   </w:style>
-  <w:style w:type="paragraph" w:styleId="7">
+  <w:style w:type="paragraph" w:styleId="Heading6">
     <w:name w:val="heading 6"/>
-    <w:basedOn w:val="1"/>
-    <w:next w:val="1"/>
+    <w:basedOn w:val="Normal"/>
+    <w:next w:val="Normal"/>
     <w:semiHidden/>
     <w:unhideWhenUsed/>
     <w:qFormat/>
-    <w:uiPriority w:val="0"/>
     <w:pPr>
       <w:keepNext/>
       <w:keepLines/>
@@ -7046,19 +6950,18 @@
       <w:outlineLvl w:val="5"/>
     </w:pPr>
     <w:rPr>
-      <w:rFonts w:ascii="Arial" w:hAnsi="Arial" w:eastAsia="黑体"/>
+      <w:rFonts w:ascii="Arial" w:eastAsia="黑体" w:hAnsi="Arial"/>
       <w:b/>
       <w:sz w:val="24"/>
     </w:rPr>
   </w:style>
-  <w:style w:type="paragraph" w:styleId="8">
+  <w:style w:type="paragraph" w:styleId="Heading7">
     <w:name w:val="heading 7"/>
-    <w:basedOn w:val="1"/>
-    <w:next w:val="1"/>
+    <w:basedOn w:val="Normal"/>
+    <w:next w:val="Normal"/>
     <w:semiHidden/>
     <w:unhideWhenUsed/>
     <w:qFormat/>
-    <w:uiPriority w:val="0"/>
     <w:pPr>
       <w:keepNext/>
       <w:keepLines/>
@@ -7075,14 +6978,13 @@
       <w:sz w:val="24"/>
     </w:rPr>
   </w:style>
-  <w:style w:type="paragraph" w:styleId="9">
+  <w:style w:type="paragraph" w:styleId="Heading8">
     <w:name w:val="heading 8"/>
-    <w:basedOn w:val="1"/>
-    <w:next w:val="1"/>
+    <w:basedOn w:val="Normal"/>
+    <w:next w:val="Normal"/>
     <w:semiHidden/>
     <w:unhideWhenUsed/>
     <w:qFormat/>
-    <w:uiPriority w:val="0"/>
     <w:pPr>
       <w:keepNext/>
       <w:keepLines/>
@@ -7095,18 +6997,17 @@
       <w:outlineLvl w:val="7"/>
     </w:pPr>
     <w:rPr>
-      <w:rFonts w:ascii="Arial" w:hAnsi="Arial" w:eastAsia="黑体"/>
+      <w:rFonts w:ascii="Arial" w:eastAsia="黑体" w:hAnsi="Arial"/>
       <w:sz w:val="24"/>
     </w:rPr>
   </w:style>
-  <w:style w:type="paragraph" w:styleId="10">
+  <w:style w:type="paragraph" w:styleId="Heading9">
     <w:name w:val="heading 9"/>
-    <w:basedOn w:val="1"/>
-    <w:next w:val="1"/>
+    <w:basedOn w:val="Normal"/>
+    <w:next w:val="Normal"/>
     <w:semiHidden/>
     <w:unhideWhenUsed/>
     <w:qFormat/>
-    <w:uiPriority w:val="0"/>
     <w:pPr>
       <w:keepNext/>
       <w:keepLines/>
@@ -7119,21 +7020,19 @@
       <w:outlineLvl w:val="8"/>
     </w:pPr>
     <w:rPr>
-      <w:rFonts w:ascii="Arial" w:hAnsi="Arial" w:eastAsia="黑体"/>
+      <w:rFonts w:ascii="Arial" w:eastAsia="黑体" w:hAnsi="Arial"/>
       <w:sz w:val="21"/>
     </w:rPr>
   </w:style>
-  <w:style w:type="character" w:default="1" w:styleId="22">
+  <w:style w:type="character" w:default="1" w:styleId="DefaultParagraphFont">
     <w:name w:val="Default Paragraph Font"/>
     <w:semiHidden/>
     <w:qFormat/>
-    <w:uiPriority w:val="0"/>
   </w:style>
-  <w:style w:type="table" w:default="1" w:styleId="20">
+  <w:style w:type="table" w:default="1" w:styleId="TableNormal">
     <w:name w:val="Normal Table"/>
     <w:semiHidden/>
     <w:qFormat/>
-    <w:uiPriority w:val="0"/>
     <w:tblPr>
       <w:tblCellMar>
         <w:top w:w="0" w:type="dxa"/>
@@ -7143,43 +7042,39 @@
       </w:tblCellMar>
     </w:tblPr>
   </w:style>
-  <w:style w:type="paragraph" w:styleId="11">
+  <w:style w:type="paragraph" w:styleId="CommentText">
     <w:name w:val="annotation text"/>
-    <w:basedOn w:val="1"/>
+    <w:basedOn w:val="Normal"/>
     <w:qFormat/>
-    <w:uiPriority w:val="0"/>
     <w:pPr>
       <w:jc w:val="left"/>
     </w:pPr>
   </w:style>
-  <w:style w:type="paragraph" w:styleId="12">
+  <w:style w:type="paragraph" w:styleId="BodyText">
     <w:name w:val="Body Text"/>
-    <w:basedOn w:val="1"/>
+    <w:basedOn w:val="Normal"/>
     <w:semiHidden/>
     <w:qFormat/>
-    <w:uiPriority w:val="0"/>
     <w:rPr>
-      <w:rFonts w:ascii="Arial" w:hAnsi="Arial" w:eastAsia="Arial" w:cs="Arial"/>
+      <w:rFonts w:ascii="Arial" w:eastAsia="Arial" w:hAnsi="Arial" w:cs="Arial"/>
       <w:sz w:val="21"/>
       <w:szCs w:val="21"/>
       <w:lang w:val="en-US" w:eastAsia="en-US" w:bidi="ar-SA"/>
     </w:rPr>
   </w:style>
-  <w:style w:type="paragraph" w:styleId="13">
+  <w:style w:type="paragraph" w:styleId="TOC3">
     <w:name w:val="toc 3"/>
-    <w:basedOn w:val="1"/>
-    <w:next w:val="1"/>
+    <w:basedOn w:val="Normal"/>
+    <w:next w:val="Normal"/>
     <w:qFormat/>
-    <w:uiPriority w:val="0"/>
     <w:pPr>
       <w:ind w:left="840" w:leftChars="400"/>
     </w:pPr>
   </w:style>
-  <w:style w:type="paragraph" w:styleId="14">
+  <w:style w:type="paragraph" w:styleId="Footer">
     <w:name w:val="footer"/>
-    <w:basedOn w:val="1"/>
+    <w:basedOn w:val="Normal"/>
     <w:qFormat/>
-    <w:uiPriority w:val="0"/>
     <w:pPr>
       <w:tabs>
         <w:tab w:val="center" w:pos="4153"/>
@@ -7192,17 +7087,16 @@
       <w:sz w:val="18"/>
     </w:rPr>
   </w:style>
-  <w:style w:type="paragraph" w:styleId="15">
+  <w:style w:type="paragraph" w:styleId="Header">
     <w:name w:val="header"/>
-    <w:basedOn w:val="1"/>
+    <w:basedOn w:val="Normal"/>
     <w:qFormat/>
-    <w:uiPriority w:val="0"/>
     <w:pPr>
       <w:pBdr>
-        <w:top w:val="none" w:color="auto" w:sz="0" w:space="0"/>
-        <w:left w:val="none" w:color="auto" w:sz="0" w:space="0"/>
-        <w:bottom w:val="none" w:color="auto" w:sz="0" w:space="0"/>
-        <w:right w:val="none" w:color="auto" w:sz="0" w:space="0"/>
+        <w:top w:val="nil"/>
+        <w:left w:val="nil"/>
+        <w:bottom w:val="nil"/>
+        <w:right w:val="nil"/>
       </w:pBdr>
       <w:tabs>
         <w:tab w:val="center" w:pos="4153"/>
@@ -7217,41 +7111,37 @@
       <w:sz w:val="18"/>
     </w:rPr>
   </w:style>
-  <w:style w:type="paragraph" w:styleId="16">
+  <w:style w:type="paragraph" w:styleId="TOC1">
     <w:name w:val="toc 1"/>
-    <w:basedOn w:val="1"/>
-    <w:next w:val="1"/>
+    <w:basedOn w:val="Normal"/>
+    <w:next w:val="Normal"/>
     <w:qFormat/>
-    <w:uiPriority w:val="0"/>
     <w:rPr>
-      <w:rFonts w:ascii="Arial" w:hAnsi="Arial" w:eastAsia="Microsoft JhengHei"/>
+      <w:rFonts w:ascii="Arial" w:eastAsia="Microsoft JhengHei" w:hAnsi="Arial"/>
       <w:sz w:val="24"/>
     </w:rPr>
   </w:style>
-  <w:style w:type="paragraph" w:styleId="17">
+  <w:style w:type="paragraph" w:styleId="TOC2">
     <w:name w:val="toc 2"/>
-    <w:basedOn w:val="1"/>
-    <w:next w:val="1"/>
+    <w:basedOn w:val="Normal"/>
+    <w:next w:val="Normal"/>
     <w:qFormat/>
-    <w:uiPriority w:val="0"/>
     <w:pPr>
       <w:ind w:left="420" w:leftChars="200"/>
     </w:pPr>
   </w:style>
-  <w:style w:type="paragraph" w:styleId="18">
+  <w:style w:type="paragraph" w:styleId="NormalWeb">
     <w:name w:val="Normal (Web)"/>
-    <w:basedOn w:val="1"/>
+    <w:basedOn w:val="Normal"/>
     <w:qFormat/>
-    <w:uiPriority w:val="0"/>
     <w:rPr>
       <w:sz w:val="24"/>
     </w:rPr>
   </w:style>
-  <w:style w:type="paragraph" w:styleId="19">
+  <w:style w:type="paragraph" w:styleId="Title">
     <w:name w:val="Title"/>
-    <w:basedOn w:val="1"/>
+    <w:basedOn w:val="Normal"/>
     <w:qFormat/>
-    <w:uiPriority w:val="0"/>
     <w:pPr>
       <w:spacing w:before="240" w:beforeLines="0" w:beforeAutospacing="0" w:after="60" w:afterLines="0" w:afterAutospacing="0"/>
       <w:jc w:val="center"/>
@@ -7263,73 +7153,68 @@
       <w:sz w:val="32"/>
     </w:rPr>
   </w:style>
-  <w:style w:type="table" w:styleId="21">
+  <w:style w:type="table" w:styleId="TableGrid">
     <w:name w:val="Table Grid"/>
-    <w:basedOn w:val="20"/>
+    <w:basedOn w:val="TableNormal"/>
     <w:qFormat/>
-    <w:uiPriority w:val="0"/>
     <w:pPr>
       <w:widowControl w:val="0"/>
       <w:jc w:val="both"/>
     </w:pPr>
     <w:tblPr>
       <w:tblBorders>
-        <w:top w:val="single" w:color="auto" w:sz="4" w:space="0"/>
-        <w:left w:val="single" w:color="auto" w:sz="4" w:space="0"/>
-        <w:bottom w:val="single" w:color="auto" w:sz="4" w:space="0"/>
-        <w:right w:val="single" w:color="auto" w:sz="4" w:space="0"/>
-        <w:insideH w:val="single" w:color="auto" w:sz="4" w:space="0"/>
-        <w:insideV w:val="single" w:color="auto" w:sz="4" w:space="0"/>
+        <w:top w:val="single" w:sz="4" w:space="0" w:color="auto"/>
+        <w:left w:val="single" w:sz="4" w:space="0" w:color="auto"/>
+        <w:bottom w:val="single" w:sz="4" w:space="0" w:color="auto"/>
+        <w:right w:val="single" w:sz="4" w:space="0" w:color="auto"/>
+        <w:insideH w:val="single" w:sz="4" w:space="0" w:color="auto"/>
+        <w:insideV w:val="single" w:sz="4" w:space="0" w:color="auto"/>
       </w:tblBorders>
     </w:tblPr>
   </w:style>
-  <w:style w:type="character" w:styleId="23">
+  <w:style w:type="character" w:styleId="Strong">
     <w:name w:val="Strong"/>
-    <w:basedOn w:val="22"/>
+    <w:basedOn w:val="DefaultParagraphFont"/>
     <w:qFormat/>
-    <w:uiPriority w:val="0"/>
     <w:rPr>
       <w:b/>
     </w:rPr>
   </w:style>
-  <w:style w:type="paragraph" w:customStyle="1" w:styleId="24">
+  <w:style w:type="paragraph" w:customStyle="1" w:styleId="a">
     <w:name w:val="柴_公司名"/>
-    <w:basedOn w:val="19"/>
+    <w:basedOn w:val="Title"/>
     <w:qFormat/>
-    <w:uiPriority w:val="0"/>
     <w:pPr>
       <w:spacing w:after="600" w:afterLines="600"/>
     </w:pPr>
     <w:rPr>
-      <w:rFonts w:hint="eastAsia" w:ascii="宋体" w:hAnsi="宋体" w:eastAsia="宋体" w:cs="宋体"/>
+      <w:rFonts w:ascii="宋体" w:eastAsia="宋体" w:hAnsi="宋体" w:cs="宋体" w:hint="eastAsia"/>
       <w:bCs/>
       <w:spacing w:val="-6"/>
       <w:sz w:val="52"/>
       <w:szCs w:val="52"/>
     </w:rPr>
   </w:style>
-  <w:style w:type="paragraph" w:customStyle="1" w:styleId="25">
+  <w:style w:type="paragraph" w:customStyle="1" w:styleId="a0">
     <w:name w:val="柴_文档名"/>
-    <w:basedOn w:val="19"/>
+    <w:basedOn w:val="Title"/>
     <w:qFormat/>
-    <w:uiPriority w:val="0"/>
     <w:pPr>
       <w:spacing w:after="900" w:afterLines="900"/>
     </w:pPr>
     <w:rPr>
-      <w:rFonts w:ascii="黑体" w:hAnsi="黑体" w:eastAsia="黑体" w:cs="黑体"/>
+      <w:rFonts w:ascii="黑体" w:eastAsia="黑体" w:hAnsi="黑体" w:cs="黑体"/>
       <w:bCs/>
       <w:spacing w:val="-7"/>
       <w:sz w:val="52"/>
       <w:szCs w:val="52"/>
     </w:rPr>
   </w:style>
-  <w:style w:type="table" w:customStyle="1" w:styleId="26">
+  <w:style w:type="table" w:customStyle="1" w:styleId="TableNormal0">
     <w:name w:val="Table Normal_0"/>
     <w:semiHidden/>
     <w:unhideWhenUsed/>
     <w:qFormat/>
-    <w:uiPriority w:val="0"/>
     <w:tblPr>
       <w:tblCellMar>
         <w:top w:w="0" w:type="dxa"/>
@@ -7339,87 +7224,81 @@
       </w:tblCellMar>
     </w:tblPr>
   </w:style>
-  <w:style w:type="paragraph" w:customStyle="1" w:styleId="27">
+  <w:style w:type="paragraph" w:customStyle="1" w:styleId="TableText">
     <w:name w:val="Table Text"/>
-    <w:basedOn w:val="1"/>
+    <w:basedOn w:val="Normal"/>
     <w:semiHidden/>
     <w:qFormat/>
-    <w:uiPriority w:val="0"/>
     <w:rPr>
-      <w:rFonts w:ascii="宋体" w:hAnsi="宋体" w:eastAsia="宋体" w:cs="宋体"/>
+      <w:rFonts w:ascii="宋体" w:eastAsia="宋体" w:hAnsi="宋体" w:cs="宋体"/>
       <w:sz w:val="21"/>
       <w:szCs w:val="21"/>
       <w:lang w:val="en-US" w:eastAsia="en-US" w:bidi="ar-SA"/>
     </w:rPr>
   </w:style>
-  <w:style w:type="paragraph" w:customStyle="1" w:styleId="28">
+  <w:style w:type="paragraph" w:customStyle="1" w:styleId="1">
     <w:name w:val="柴_标题1"/>
-    <w:basedOn w:val="2"/>
-    <w:next w:val="29"/>
-    <w:link w:val="38"/>
+    <w:basedOn w:val="Heading1"/>
+    <w:next w:val="a1"/>
+    <w:link w:val="1Char"/>
     <w:qFormat/>
-    <w:uiPriority w:val="0"/>
     <w:pPr>
       <w:spacing w:before="100" w:after="90" w:line="360" w:lineRule="auto"/>
     </w:pPr>
     <w:rPr>
-      <w:rFonts w:ascii="Arial" w:hAnsi="Arial" w:eastAsia="宋体"/>
+      <w:rFonts w:ascii="Arial" w:eastAsia="宋体" w:hAnsi="Arial"/>
       <w:sz w:val="32"/>
     </w:rPr>
   </w:style>
-  <w:style w:type="paragraph" w:customStyle="1" w:styleId="29">
+  <w:style w:type="paragraph" w:customStyle="1" w:styleId="a1">
     <w:name w:val="柴_正文"/>
-    <w:basedOn w:val="12"/>
-    <w:link w:val="42"/>
+    <w:basedOn w:val="BodyText"/>
+    <w:link w:val="Char"/>
     <w:qFormat/>
-    <w:uiPriority w:val="0"/>
     <w:pPr>
       <w:spacing w:line="360" w:lineRule="auto"/>
       <w:ind w:firstLine="470" w:firstLineChars="200"/>
     </w:pPr>
     <w:rPr>
-      <w:rFonts w:ascii="Arial" w:hAnsi="Arial" w:eastAsia="宋体"/>
+      <w:rFonts w:ascii="Arial" w:eastAsia="宋体" w:hAnsi="Arial"/>
       <w:sz w:val="24"/>
       <w:lang w:eastAsia="zh-CN"/>
     </w:rPr>
   </w:style>
-  <w:style w:type="paragraph" w:customStyle="1" w:styleId="30">
+  <w:style w:type="paragraph" w:customStyle="1" w:styleId="2">
     <w:name w:val="柴_标题2"/>
-    <w:basedOn w:val="3"/>
-    <w:next w:val="29"/>
+    <w:basedOn w:val="Heading2"/>
+    <w:next w:val="a1"/>
     <w:qFormat/>
-    <w:uiPriority w:val="0"/>
     <w:pPr>
       <w:spacing w:line="360" w:lineRule="auto"/>
     </w:pPr>
     <w:rPr>
-      <w:rFonts w:ascii="Arial" w:hAnsi="Arial" w:eastAsia="宋体"/>
+      <w:rFonts w:ascii="Arial" w:eastAsia="宋体" w:hAnsi="Arial"/>
       <w:sz w:val="28"/>
     </w:rPr>
   </w:style>
-  <w:style w:type="paragraph" w:customStyle="1" w:styleId="31">
+  <w:style w:type="paragraph" w:customStyle="1" w:styleId="3">
     <w:name w:val="柴_标题3"/>
-    <w:basedOn w:val="4"/>
-    <w:next w:val="29"/>
+    <w:basedOn w:val="Heading3"/>
+    <w:next w:val="a1"/>
     <w:qFormat/>
-    <w:uiPriority w:val="0"/>
     <w:pPr>
       <w:spacing w:line="360" w:lineRule="auto"/>
       <w:ind w:left="0" w:firstLine="472" w:firstLineChars="200"/>
     </w:pPr>
     <w:rPr>
-      <w:rFonts w:ascii="宋体" w:hAnsi="宋体" w:eastAsia="宋体" w:cs="宋体"/>
+      <w:rFonts w:ascii="宋体" w:eastAsia="宋体" w:hAnsi="宋体" w:cs="宋体"/>
       <w:spacing w:val="-2"/>
       <w:sz w:val="24"/>
       <w:szCs w:val="24"/>
     </w:rPr>
   </w:style>
-  <w:style w:type="paragraph" w:customStyle="1" w:styleId="32">
+  <w:style w:type="paragraph" w:customStyle="1" w:styleId="a2">
     <w:name w:val="柴_目录"/>
-    <w:basedOn w:val="1"/>
-    <w:next w:val="12"/>
+    <w:basedOn w:val="Normal"/>
+    <w:next w:val="BodyText"/>
     <w:qFormat/>
-    <w:uiPriority w:val="0"/>
     <w:pPr>
       <w:tabs>
         <w:tab w:val="right" w:leader="dot" w:pos="8442"/>
@@ -7427,64 +7306,59 @@
       <w:ind w:left="0" w:leftChars="0"/>
     </w:pPr>
     <w:rPr>
-      <w:rFonts w:ascii="Arial" w:hAnsi="Arial" w:eastAsia="Microsoft JhengHei"/>
+      <w:rFonts w:ascii="Arial" w:eastAsia="Microsoft JhengHei" w:hAnsi="Arial"/>
       <w:sz w:val="24"/>
     </w:rPr>
   </w:style>
-  <w:style w:type="paragraph" w:customStyle="1" w:styleId="33">
+  <w:style w:type="paragraph" w:customStyle="1" w:styleId="WPSOffice1">
     <w:name w:val="WPSOffice手动目录 1"/>
     <w:qFormat/>
-    <w:uiPriority w:val="0"/>
     <w:pPr>
       <w:ind w:leftChars="0"/>
     </w:pPr>
     <w:rPr>
-      <w:rFonts w:ascii="Times New Roman" w:hAnsi="Times New Roman" w:eastAsia="宋体" w:cs="Times New Roman"/>
+      <w:rFonts w:ascii="Times New Roman" w:eastAsia="宋体" w:hAnsi="Times New Roman" w:cs="Times New Roman"/>
       <w:sz w:val="20"/>
       <w:szCs w:val="20"/>
     </w:rPr>
   </w:style>
-  <w:style w:type="paragraph" w:customStyle="1" w:styleId="34">
+  <w:style w:type="paragraph" w:customStyle="1" w:styleId="WPSOffice2">
     <w:name w:val="WPSOffice手动目录 2"/>
     <w:qFormat/>
-    <w:uiPriority w:val="0"/>
     <w:pPr>
       <w:ind w:leftChars="200"/>
     </w:pPr>
     <w:rPr>
-      <w:rFonts w:ascii="Times New Roman" w:hAnsi="Times New Roman" w:eastAsia="宋体" w:cs="Times New Roman"/>
+      <w:rFonts w:ascii="Times New Roman" w:eastAsia="宋体" w:hAnsi="Times New Roman" w:cs="Times New Roman"/>
       <w:sz w:val="20"/>
       <w:szCs w:val="20"/>
     </w:rPr>
   </w:style>
-  <w:style w:type="paragraph" w:customStyle="1" w:styleId="35">
+  <w:style w:type="paragraph" w:customStyle="1" w:styleId="WPSOffice3">
     <w:name w:val="WPSOffice手动目录 3"/>
     <w:qFormat/>
-    <w:uiPriority w:val="0"/>
     <w:pPr>
       <w:ind w:leftChars="400"/>
     </w:pPr>
     <w:rPr>
-      <w:rFonts w:ascii="Times New Roman" w:hAnsi="Times New Roman" w:eastAsia="宋体" w:cs="Times New Roman"/>
+      <w:rFonts w:ascii="Times New Roman" w:eastAsia="宋体" w:hAnsi="Times New Roman" w:cs="Times New Roman"/>
       <w:sz w:val="20"/>
       <w:szCs w:val="20"/>
     </w:rPr>
   </w:style>
-  <w:style w:type="paragraph" w:customStyle="1" w:styleId="36">
+  <w:style w:type="paragraph" w:customStyle="1" w:styleId="Compact">
     <w:name w:val="Compact"/>
-    <w:basedOn w:val="12"/>
+    <w:basedOn w:val="BodyText"/>
     <w:qFormat/>
-    <w:uiPriority w:val="0"/>
     <w:pPr>
       <w:spacing w:before="36" w:after="36"/>
     </w:pPr>
   </w:style>
-  <w:style w:type="table" w:customStyle="1" w:styleId="37">
+  <w:style w:type="table" w:customStyle="1" w:styleId="Table">
     <w:name w:val="Table"/>
     <w:semiHidden/>
     <w:unhideWhenUsed/>
     <w:qFormat/>
-    <w:uiPriority w:val="0"/>
     <w:tblPr>
       <w:tblCellMar>
         <w:top w:w="0" w:type="dxa"/>
@@ -7496,28 +7370,26 @@
     <w:tblStylePr w:type="firstRow">
       <w:tcPr>
         <w:tcBorders>
-          <w:bottom w:val="single" w:color="auto" w:sz="0" w:space="0"/>
+          <w:bottom w:val="single" w:sz="0" w:space="0" w:color="auto"/>
         </w:tcBorders>
         <w:vAlign w:val="bottom"/>
       </w:tcPr>
     </w:tblStylePr>
   </w:style>
-  <w:style w:type="character" w:customStyle="1" w:styleId="38">
+  <w:style w:type="character" w:customStyle="1" w:styleId="1Char">
     <w:name w:val="柴_标题1 Char"/>
-    <w:link w:val="28"/>
+    <w:link w:val="1"/>
     <w:qFormat/>
-    <w:uiPriority w:val="0"/>
     <w:rPr>
-      <w:rFonts w:ascii="Arial" w:hAnsi="Arial" w:eastAsia="宋体"/>
+      <w:rFonts w:ascii="Arial" w:eastAsia="宋体" w:hAnsi="Arial"/>
       <w:sz w:val="32"/>
     </w:rPr>
   </w:style>
-  <w:style w:type="table" w:customStyle="1" w:styleId="39">
+  <w:style w:type="table" w:customStyle="1" w:styleId="TableNormal1">
     <w:name w:val="Table Normal_1"/>
     <w:semiHidden/>
     <w:unhideWhenUsed/>
     <w:qFormat/>
-    <w:uiPriority w:val="0"/>
     <w:tblPr>
       <w:tblCellMar>
         <w:top w:w="0" w:type="dxa"/>
@@ -7527,11 +7399,10 @@
       </w:tblCellMar>
     </w:tblPr>
   </w:style>
-  <w:style w:type="paragraph" w:customStyle="1" w:styleId="40">
+  <w:style w:type="paragraph" w:customStyle="1" w:styleId="a3">
     <w:name w:val="柴_正文_无缩进"/>
-    <w:basedOn w:val="1"/>
+    <w:basedOn w:val="Normal"/>
     <w:qFormat/>
-    <w:uiPriority w:val="0"/>
     <w:pPr>
       <w:ind w:firstLine="0" w:firstLineChars="0"/>
     </w:pPr>
@@ -7541,31 +7412,29 @@
       <w:lang w:eastAsia="zh-CN"/>
     </w:rPr>
   </w:style>
-  <w:style w:type="paragraph" w:customStyle="1" w:styleId="41">
+  <w:style w:type="paragraph" w:customStyle="1" w:styleId="4">
     <w:name w:val="柴_标题4"/>
-    <w:basedOn w:val="5"/>
-    <w:next w:val="1"/>
+    <w:basedOn w:val="Heading4"/>
+    <w:next w:val="Normal"/>
     <w:qFormat/>
-    <w:uiPriority w:val="0"/>
     <w:pPr>
       <w:widowControl w:val="0"/>
       <w:spacing w:before="160" w:line="360" w:lineRule="auto"/>
-      <w:ind w:left="981" w:leftChars="300" w:hanging="862"/>
+      <w:ind w:left="981" w:hanging="862" w:leftChars="300"/>
     </w:pPr>
     <w:rPr>
-      <w:rFonts w:hint="eastAsia" w:ascii="Calibri" w:hAnsi="Calibri" w:eastAsia="宋体" w:cs="宋体"/>
+      <w:rFonts w:ascii="Calibri" w:eastAsia="宋体" w:hAnsi="Calibri" w:cs="宋体" w:hint="eastAsia"/>
       <w:sz w:val="24"/>
       <w:szCs w:val="24"/>
       <w:lang w:eastAsia="zh-CN" w:bidi="zh-CN"/>
     </w:rPr>
   </w:style>
-  <w:style w:type="character" w:customStyle="1" w:styleId="42">
+  <w:style w:type="character" w:customStyle="1" w:styleId="Char">
     <w:name w:val="柴_正文 Char"/>
-    <w:link w:val="29"/>
+    <w:link w:val="a1"/>
     <w:qFormat/>
-    <w:uiPriority w:val="0"/>
     <w:rPr>
-      <w:rFonts w:ascii="Arial" w:hAnsi="Arial" w:eastAsia="宋体"/>
+      <w:rFonts w:ascii="Arial" w:eastAsia="宋体" w:hAnsi="Arial"/>
       <w:sz w:val="24"/>
       <w:lang w:eastAsia="zh-CN"/>
     </w:rPr>

--- a/9-交付管理/流程制度规范类文件/TXHS-09-01-运维交付管理制度.docx
+++ b/9-交付管理/流程制度规范类文件/TXHS-09-01-运维交付管理制度.docx
@@ -1333,7 +1333,7 @@
                 <w:vertAlign w:val="baseline"/>
                 <w:lang w:val="en-US" w:eastAsia="zh-CN"/>
               </w:rPr>
-              <w:t>强宇涛</w:t>
+              <w:t>程方</w:t>
             </w:r>
           </w:p>
         </w:tc>
@@ -1377,7 +1377,7 @@
                 <w:vertAlign w:val="baseline"/>
                 <w:lang w:val="en-US" w:eastAsia="zh-CN"/>
               </w:rPr>
-              <w:t>陈凯</w:t>
+              <w:t>茅建根</w:t>
             </w:r>
           </w:p>
         </w:tc>
